--- a/02_Article/DisasterAware_IEEE.docx
+++ b/02_Article/DisasterAware_IEEE.docx
@@ -1285,7 +1285,7 @@
         <mc:AlternateContent>
           <mc:Choice Requires="wpg">
             <w:drawing>
-              <wp:anchor distT="0" distB="0" distL="114300" distR="114300" simplePos="0" relativeHeight="251656192" behindDoc="0" locked="0" layoutInCell="1" allowOverlap="1" wp14:anchorId="582B8107" wp14:editId="4444523B">
+              <wp:anchor distT="0" distB="0" distL="114300" distR="114300" simplePos="0" relativeHeight="251658240" behindDoc="0" locked="0" layoutInCell="1" allowOverlap="1" wp14:anchorId="582B8107" wp14:editId="4444523B">
                 <wp:simplePos x="0" y="0"/>
                 <wp:positionH relativeFrom="column">
                   <wp:posOffset>3374390</wp:posOffset>
@@ -1334,7 +1334,6 @@
                               <w:pPr>
                                 <w:pStyle w:val="Caption"/>
                               </w:pPr>
-                              <w:bookmarkStart w:id="2" w:name="_Ref232977215"/>
                               <w:r>
                                 <w:rPr>
                                   <w:b/>
@@ -1379,7 +1378,6 @@
                                 </w:rPr>
                                 <w:fldChar w:fldCharType="end"/>
                               </w:r>
-                              <w:bookmarkEnd w:id="2"/>
                               <w:r>
                                 <w:rPr>
                                   <w:b/>
@@ -1435,7 +1433,7 @@
           </mc:Choice>
           <mc:Fallback>
             <w:pict>
-              <v:group w14:anchorId="582B8107" id="Group 4" o:spid="_x0000_s1026" style="position:absolute;left:0;text-align:left;margin-left:265.7pt;margin-top:-.1pt;width:254.45pt;height:140.1pt;z-index:251656192;mso-height-relative:margin" coordsize="32315,17792" o:gfxdata="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">
+              <v:group w14:anchorId="582B8107" id="Group 4" o:spid="_x0000_s1026" style="position:absolute;left:0;text-align:left;margin-left:265.7pt;margin-top:-.1pt;width:254.45pt;height:140.1pt;z-index:251658240;mso-height-relative:margin" coordsize="32315,17792" o:gfxdata="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">
                 <v:shapetype id="_x0000_t202" coordsize="21600,21600" o:spt="202" path="m,l,21600r21600,l21600,xe">
                   <v:stroke joinstyle="miter"/>
                   <v:path gradientshapeok="t" o:connecttype="rect"/>
@@ -1447,7 +1445,6 @@
                         <w:pPr>
                           <w:pStyle w:val="Caption"/>
                         </w:pPr>
-                        <w:bookmarkStart w:id="3" w:name="_Ref232977215"/>
                         <w:r>
                           <w:rPr>
                             <w:b/>
@@ -1492,7 +1489,6 @@
                           </w:rPr>
                           <w:fldChar w:fldCharType="end"/>
                         </w:r>
-                        <w:bookmarkEnd w:id="3"/>
                         <w:r>
                           <w:rPr>
                             <w:b/>
@@ -2427,7 +2423,7 @@
               <w:pStyle w:val="Caption"/>
               <w:jc w:val="right"/>
             </w:pPr>
-            <w:bookmarkStart w:id="4" w:name="_Ref232971950"/>
+            <w:bookmarkStart w:id="2" w:name="_Ref232971950"/>
             <w:r>
               <w:t xml:space="preserve">( </w:t>
             </w:r>
@@ -2442,7 +2438,7 @@
             <w:r>
               <w:t xml:space="preserve"> )</w:t>
             </w:r>
-            <w:bookmarkEnd w:id="4"/>
+            <w:bookmarkEnd w:id="2"/>
           </w:p>
         </w:tc>
       </w:tr>
@@ -2785,7 +2781,7 @@
               <w:pStyle w:val="Caption"/>
               <w:jc w:val="right"/>
             </w:pPr>
-            <w:bookmarkStart w:id="5" w:name="_Ref232971942"/>
+            <w:bookmarkStart w:id="3" w:name="_Ref232971942"/>
             <w:r>
               <w:t xml:space="preserve">( </w:t>
             </w:r>
@@ -2800,7 +2796,7 @@
             <w:r>
               <w:t xml:space="preserve"> )</w:t>
             </w:r>
-            <w:bookmarkEnd w:id="5"/>
+            <w:bookmarkEnd w:id="3"/>
           </w:p>
         </w:tc>
       </w:tr>
@@ -3136,7 +3132,7 @@
               <w:pStyle w:val="Caption"/>
               <w:jc w:val="right"/>
             </w:pPr>
-            <w:bookmarkStart w:id="6" w:name="_Ref232971958"/>
+            <w:bookmarkStart w:id="4" w:name="_Ref232971958"/>
             <w:r>
               <w:t xml:space="preserve">( </w:t>
             </w:r>
@@ -3151,7 +3147,7 @@
             <w:r>
               <w:t xml:space="preserve"> )</w:t>
             </w:r>
-            <w:bookmarkEnd w:id="6"/>
+            <w:bookmarkEnd w:id="4"/>
           </w:p>
         </w:tc>
       </w:tr>
@@ -3277,7 +3273,7 @@
               <w:pStyle w:val="Caption"/>
               <w:jc w:val="right"/>
             </w:pPr>
-            <w:bookmarkStart w:id="7" w:name="_Ref232971995"/>
+            <w:bookmarkStart w:id="5" w:name="_Ref232971995"/>
             <w:r>
               <w:t xml:space="preserve">( </w:t>
             </w:r>
@@ -3292,7 +3288,7 @@
             <w:r>
               <w:t xml:space="preserve"> )</w:t>
             </w:r>
-            <w:bookmarkEnd w:id="7"/>
+            <w:bookmarkEnd w:id="5"/>
           </w:p>
         </w:tc>
       </w:tr>
@@ -3439,8 +3435,8 @@
                               <w:pPr>
                                 <w:pStyle w:val="Caption"/>
                               </w:pPr>
-                              <w:bookmarkStart w:id="8" w:name="_Ref232978231"/>
-                              <w:bookmarkStart w:id="9" w:name="_Ref232978221"/>
+                              <w:bookmarkStart w:id="6" w:name="_Ref232978231"/>
+                              <w:bookmarkStart w:id="7" w:name="_Ref232978221"/>
                               <w:r>
                                 <w:rPr>
                                   <w:b/>
@@ -3484,7 +3480,7 @@
                                 </w:rPr>
                                 <w:fldChar w:fldCharType="end"/>
                               </w:r>
-                              <w:bookmarkEnd w:id="8"/>
+                              <w:bookmarkEnd w:id="6"/>
                               <w:r>
                                 <w:rPr>
                                   <w:b/>
@@ -3495,7 +3491,7 @@
                               <w:r>
                                 <w:t xml:space="preserve"> Decision making under partial observability (top), the first candidate decision (bottom).</w:t>
                               </w:r>
-                              <w:bookmarkEnd w:id="9"/>
+                              <w:bookmarkEnd w:id="7"/>
                             </w:p>
                           </w:txbxContent>
                         </wps:txbx>
@@ -3528,8 +3524,8 @@
                         <w:pPr>
                           <w:pStyle w:val="Caption"/>
                         </w:pPr>
-                        <w:bookmarkStart w:id="10" w:name="_Ref232978231"/>
-                        <w:bookmarkStart w:id="11" w:name="_Ref232978221"/>
+                        <w:bookmarkStart w:id="8" w:name="_Ref232978231"/>
+                        <w:bookmarkStart w:id="9" w:name="_Ref232978221"/>
                         <w:r>
                           <w:rPr>
                             <w:b/>
@@ -3573,7 +3569,7 @@
                           </w:rPr>
                           <w:fldChar w:fldCharType="end"/>
                         </w:r>
-                        <w:bookmarkEnd w:id="10"/>
+                        <w:bookmarkEnd w:id="8"/>
                         <w:r>
                           <w:rPr>
                             <w:b/>
@@ -3584,7 +3580,7 @@
                         <w:r>
                           <w:t xml:space="preserve"> Decision making under partial observability (top), the first candidate decision (bottom).</w:t>
                         </w:r>
-                        <w:bookmarkEnd w:id="11"/>
+                        <w:bookmarkEnd w:id="9"/>
                       </w:p>
                     </w:txbxContent>
                   </v:textbox>
@@ -3807,7 +3803,7 @@
               <w:pStyle w:val="Caption"/>
               <w:jc w:val="right"/>
             </w:pPr>
-            <w:bookmarkStart w:id="12" w:name="_Ref232971847"/>
+            <w:bookmarkStart w:id="10" w:name="_Ref232971847"/>
             <w:r>
               <w:t xml:space="preserve">( </w:t>
             </w:r>
@@ -3822,7 +3818,7 @@
             <w:r>
               <w:t xml:space="preserve"> )</w:t>
             </w:r>
-            <w:bookmarkEnd w:id="12"/>
+            <w:bookmarkEnd w:id="10"/>
           </w:p>
         </w:tc>
       </w:tr>
@@ -4256,7 +4252,7 @@
             <w:pPr>
               <w:pStyle w:val="Caption"/>
             </w:pPr>
-            <w:bookmarkStart w:id="13" w:name="_Ref232971874"/>
+            <w:bookmarkStart w:id="11" w:name="_Ref232971874"/>
             <w:r>
               <w:t xml:space="preserve">( </w:t>
             </w:r>
@@ -4271,7 +4267,7 @@
             <w:r>
               <w:t xml:space="preserve"> )</w:t>
             </w:r>
-            <w:bookmarkEnd w:id="13"/>
+            <w:bookmarkEnd w:id="11"/>
           </w:p>
         </w:tc>
       </w:tr>
@@ -4588,7 +4584,7 @@
             <w:pPr>
               <w:pStyle w:val="Caption"/>
             </w:pPr>
-            <w:bookmarkStart w:id="14" w:name="_Ref232971864"/>
+            <w:bookmarkStart w:id="12" w:name="_Ref232971864"/>
             <w:r>
               <w:t xml:space="preserve">( </w:t>
             </w:r>
@@ -4603,7 +4599,7 @@
             <w:r>
               <w:t xml:space="preserve"> )</w:t>
             </w:r>
-            <w:bookmarkEnd w:id="14"/>
+            <w:bookmarkEnd w:id="12"/>
           </w:p>
         </w:tc>
       </w:tr>
@@ -4722,7 +4718,7 @@
                               <w:pPr>
                                 <w:pStyle w:val="Caption"/>
                               </w:pPr>
-                              <w:bookmarkStart w:id="15" w:name="_Ref232966552"/>
+                              <w:bookmarkStart w:id="13" w:name="_Ref232966552"/>
                               <w:r>
                                 <w:rPr>
                                   <w:b/>
@@ -4766,7 +4762,7 @@
                                 </w:rPr>
                                 <w:fldChar w:fldCharType="end"/>
                               </w:r>
-                              <w:bookmarkEnd w:id="15"/>
+                              <w:bookmarkEnd w:id="13"/>
                               <w:r>
                                 <w:rPr>
                                   <w:b/>
@@ -4813,7 +4809,7 @@
                         <w:pPr>
                           <w:pStyle w:val="Caption"/>
                         </w:pPr>
-                        <w:bookmarkStart w:id="16" w:name="_Ref232966552"/>
+                        <w:bookmarkStart w:id="14" w:name="_Ref232966552"/>
                         <w:r>
                           <w:rPr>
                             <w:b/>
@@ -4857,7 +4853,7 @@
                           </w:rPr>
                           <w:fldChar w:fldCharType="end"/>
                         </w:r>
-                        <w:bookmarkEnd w:id="16"/>
+                        <w:bookmarkEnd w:id="14"/>
                         <w:r>
                           <w:rPr>
                             <w:b/>
@@ -5106,7 +5102,7 @@
               <w:pStyle w:val="Caption"/>
               <w:jc w:val="right"/>
             </w:pPr>
-            <w:bookmarkStart w:id="17" w:name="_Ref232972268"/>
+            <w:bookmarkStart w:id="15" w:name="_Ref232972268"/>
             <w:r>
               <w:t xml:space="preserve">( </w:t>
             </w:r>
@@ -5121,7 +5117,7 @@
             <w:r>
               <w:t xml:space="preserve"> )</w:t>
             </w:r>
-            <w:bookmarkEnd w:id="17"/>
+            <w:bookmarkEnd w:id="15"/>
           </w:p>
         </w:tc>
       </w:tr>
@@ -5290,7 +5286,7 @@
               <w:pStyle w:val="Caption"/>
               <w:jc w:val="right"/>
             </w:pPr>
-            <w:bookmarkStart w:id="18" w:name="_Ref232972296"/>
+            <w:bookmarkStart w:id="16" w:name="_Ref232972296"/>
             <w:r>
               <w:t xml:space="preserve">( </w:t>
             </w:r>
@@ -5305,7 +5301,7 @@
             <w:r>
               <w:t xml:space="preserve"> )</w:t>
             </w:r>
-            <w:bookmarkEnd w:id="18"/>
+            <w:bookmarkEnd w:id="16"/>
           </w:p>
         </w:tc>
       </w:tr>
@@ -5406,7 +5402,7 @@
               <w:pStyle w:val="Caption"/>
               <w:jc w:val="right"/>
             </w:pPr>
-            <w:bookmarkStart w:id="19" w:name="_Ref232972322"/>
+            <w:bookmarkStart w:id="17" w:name="_Ref232972322"/>
             <w:r>
               <w:t xml:space="preserve">( </w:t>
             </w:r>
@@ -5421,7 +5417,7 @@
             <w:r>
               <w:t xml:space="preserve"> )</w:t>
             </w:r>
-            <w:bookmarkEnd w:id="19"/>
+            <w:bookmarkEnd w:id="17"/>
           </w:p>
         </w:tc>
       </w:tr>
@@ -5468,7 +5464,7 @@
           <w:b/>
           <w:bCs/>
         </w:rPr>
-        <w:t>Error! Reference source not found.</w:t>
+        <w:t>4</w:t>
       </w:r>
       <w:r>
         <w:fldChar w:fldCharType="end"/>
@@ -5561,7 +5557,6 @@
                   <w:rPr>
                     <w:rFonts w:ascii="Cambria Math" w:hAnsi="Cambria Math"/>
                   </w:rPr>
-                  <w:lastRenderedPageBreak/>
                   <m:t>τ=</m:t>
                 </m:r>
                 <m:sSub>
@@ -5695,11 +5690,11 @@
             <w:pPr>
               <w:pStyle w:val="Caption"/>
             </w:pPr>
-            <w:bookmarkStart w:id="20" w:name="eq9"/>
+            <w:bookmarkStart w:id="18" w:name="eq9"/>
             <w:r>
               <w:t>( 11 )</w:t>
             </w:r>
-            <w:bookmarkEnd w:id="20"/>
+            <w:bookmarkEnd w:id="18"/>
           </w:p>
         </w:tc>
       </w:tr>
@@ -5708,12 +5703,8 @@
       <w:pPr>
         <w:pStyle w:val="PARAIndent"/>
       </w:pPr>
-    </w:p>
-    <w:p>
-      <w:pPr>
-        <w:pStyle w:val="PARAIndent"/>
-      </w:pPr>
-      <w:r>
+      <w:r>
+        <w:lastRenderedPageBreak/>
         <w:t xml:space="preserve">A hierarchical organization </w:t>
       </w:r>
       <w:sdt>
@@ -5901,6 +5892,248 @@
       <w:pPr>
         <w:pStyle w:val="Heading1"/>
       </w:pPr>
+      <w:r>
+        <w:rPr>
+          <w:noProof/>
+        </w:rPr>
+        <mc:AlternateContent>
+          <mc:Choice Requires="wpg">
+            <w:drawing>
+              <wp:anchor distT="0" distB="0" distL="114300" distR="114300" simplePos="0" relativeHeight="251658240" behindDoc="0" locked="0" layoutInCell="1" allowOverlap="1" wp14:anchorId="582B8107" wp14:editId="4206BC50">
+                <wp:simplePos x="0" y="0"/>
+                <wp:positionH relativeFrom="column">
+                  <wp:posOffset>144145</wp:posOffset>
+                </wp:positionH>
+                <wp:positionV relativeFrom="margin">
+                  <wp:posOffset>102235</wp:posOffset>
+                </wp:positionV>
+                <wp:extent cx="3029585" cy="1752600"/>
+                <wp:effectExtent l="0" t="0" r="0" b="0"/>
+                <wp:wrapTopAndBottom/>
+                <wp:docPr id="1404038173" name="ArchFig"/>
+                <wp:cNvGraphicFramePr/>
+                <a:graphic xmlns:a="http://schemas.openxmlformats.org/drawingml/2006/main">
+                  <a:graphicData uri="http://schemas.microsoft.com/office/word/2010/wordprocessingGroup">
+                    <wpg:wgp>
+                      <wpg:cNvGrpSpPr/>
+                      <wpg:grpSpPr>
+                        <a:xfrm>
+                          <a:off x="0" y="0"/>
+                          <a:ext cx="3029585" cy="1752600"/>
+                          <a:chOff x="0" y="-76211"/>
+                          <a:chExt cx="3030339" cy="2201867"/>
+                        </a:xfrm>
+                      </wpg:grpSpPr>
+                      <wps:wsp>
+                        <wps:cNvPr id="247370723" name="Text Box 1"/>
+                        <wps:cNvSpPr txBox="1"/>
+                        <wps:spPr>
+                          <a:xfrm>
+                            <a:off x="0" y="1208596"/>
+                            <a:ext cx="3030126" cy="917060"/>
+                          </a:xfrm>
+                          <a:prstGeom prst="rect">
+                            <a:avLst/>
+                          </a:prstGeom>
+                          <a:solidFill>
+                            <a:prstClr val="white"/>
+                          </a:solidFill>
+                          <a:ln>
+                            <a:noFill/>
+                          </a:ln>
+                        </wps:spPr>
+                        <wps:txbx>
+                          <w:txbxContent>
+                            <w:p>
+                              <w:pPr>
+                                <w:pStyle w:val="Caption"/>
+                              </w:pPr>
+                              <w:bookmarkStart w:id="19" w:name="_Ref232977215"/>
+                              <w:r>
+                                <w:rPr>
+                                  <w:b/>
+                                  <w:bCs/>
+                                </w:rPr>
+                                <w:t xml:space="preserve">Fig. </w:t>
+                              </w:r>
+                              <w:bookmarkStart w:id="20" w:name="fig3"/>
+                              <w:r>
+                                <w:rPr>
+                                  <w:b/>
+                                  <w:bCs/>
+                                </w:rPr>
+                                <w:fldChar w:fldCharType="begin"/>
+                              </w:r>
+                              <w:r>
+                                <w:rPr>
+                                  <w:b/>
+                                  <w:bCs/>
+                                </w:rPr>
+                                <w:instrText xml:space="preserve"> SEQ Fig. \* ARABIC </w:instrText>
+                              </w:r>
+                              <w:r>
+                                <w:rPr>
+                                  <w:b/>
+                                  <w:bCs/>
+                                </w:rPr>
+                                <w:fldChar w:fldCharType="separate"/>
+                              </w:r>
+                              <w:r>
+                                <w:rPr>
+                                  <w:b/>
+                                  <w:bCs/>
+                                  <w:noProof/>
+                                </w:rPr>
+                                <w:t>4</w:t>
+                              </w:r>
+                              <w:r>
+                                <w:rPr>
+                                  <w:b/>
+                                  <w:bCs/>
+                                  <w:noProof/>
+                                </w:rPr>
+                                <w:fldChar w:fldCharType="end"/>
+                              </w:r>
+                              <w:bookmarkEnd w:id="19"/>
+                              <w:bookmarkEnd w:id="20"/>
+                              <w:r>
+                                <w:rPr>
+                                  <w:b/>
+                                  <w:bCs/>
+                                </w:rPr>
+                                <w:t>.</w:t>
+                              </w:r>
+                              <w:r>
+                                <w:t xml:space="preserve"> Three coordination architectures: a centralized reasoner, a peer-to-peer distributed design, and a hierarchical organization of local reasoners coordinated by a higher level.</w:t>
+                              </w:r>
+                            </w:p>
+                            <w:p/>
+                          </w:txbxContent>
+                        </wps:txbx>
+                        <wps:bodyPr rot="0" spcFirstLastPara="0" vertOverflow="overflow" horzOverflow="overflow" vert="horz" wrap="square" lIns="0" tIns="0" rIns="0" bIns="0" numCol="1" spcCol="0" rtlCol="0" fromWordArt="0" anchor="t" anchorCtr="0" forceAA="0" compatLnSpc="1">
+                          <a:prstTxWarp prst="textNoShape">
+                            <a:avLst/>
+                          </a:prstTxWarp>
+                          <a:spAutoFit/>
+                        </wps:bodyPr>
+                      </wps:wsp>
+                      <pic:pic xmlns:pic="http://schemas.openxmlformats.org/drawingml/2006/picture">
+                        <pic:nvPicPr>
+                          <pic:cNvPr id="1764623967" name="Picture 3"/>
+                          <pic:cNvPicPr>
+                            <a:picLocks noChangeAspect="1"/>
+                          </pic:cNvPicPr>
+                        </pic:nvPicPr>
+                        <pic:blipFill>
+                          <a:blip r:embed="rId17"/>
+                          <a:stretch>
+                            <a:fillRect/>
+                          </a:stretch>
+                        </pic:blipFill>
+                        <pic:spPr>
+                          <a:xfrm>
+                            <a:off x="58154" y="-76211"/>
+                            <a:ext cx="2972185" cy="1295685"/>
+                          </a:xfrm>
+                          <a:prstGeom prst="rect">
+                            <a:avLst/>
+                          </a:prstGeom>
+                        </pic:spPr>
+                      </pic:pic>
+                    </wpg:wgp>
+                  </a:graphicData>
+                </a:graphic>
+                <wp14:sizeRelH relativeFrom="margin">
+                  <wp14:pctWidth>0</wp14:pctWidth>
+                </wp14:sizeRelH>
+                <wp14:sizeRelV relativeFrom="margin">
+                  <wp14:pctHeight>0</wp14:pctHeight>
+                </wp14:sizeRelV>
+              </wp:anchor>
+            </w:drawing>
+          </mc:Choice>
+          <mc:Fallback>
+            <w:pict>
+              <v:group w14:anchorId="582B8107" id="ArchFig" o:spid="_x0000_s1035" style="position:absolute;left:0;text-align:left;margin-left:11.35pt;margin-top:8.05pt;width:238.55pt;height:138pt;z-index:251658240;mso-position-vertical-relative:margin;mso-width-relative:margin;mso-height-relative:margin" coordorigin=",-762" coordsize="30303,22018" o:gfxdata="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">
+                <v:shape id="Text Box 1" o:spid="_x0000_s1036" type="#_x0000_t202" style="position:absolute;top:12085;width:30301;height:9171;visibility:visible;mso-wrap-style:square;v-text-anchor:top" o:gfxdata="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" stroked="f">
+                  <v:textbox style="mso-fit-shape-to-text:t" inset="0,0,0,0">
+                    <w:txbxContent>
+                      <w:p>
+                        <w:pPr>
+                          <w:pStyle w:val="Caption"/>
+                        </w:pPr>
+                        <w:bookmarkStart w:id="21" w:name="_Ref232977215"/>
+                        <w:r>
+                          <w:rPr>
+                            <w:b/>
+                            <w:bCs/>
+                          </w:rPr>
+                          <w:t xml:space="preserve">Fig. </w:t>
+                        </w:r>
+                        <w:bookmarkStart w:id="22" w:name="fig3"/>
+                        <w:r>
+                          <w:rPr>
+                            <w:b/>
+                            <w:bCs/>
+                          </w:rPr>
+                          <w:fldChar w:fldCharType="begin"/>
+                        </w:r>
+                        <w:r>
+                          <w:rPr>
+                            <w:b/>
+                            <w:bCs/>
+                          </w:rPr>
+                          <w:instrText xml:space="preserve"> SEQ Fig. \* ARABIC </w:instrText>
+                        </w:r>
+                        <w:r>
+                          <w:rPr>
+                            <w:b/>
+                            <w:bCs/>
+                          </w:rPr>
+                          <w:fldChar w:fldCharType="separate"/>
+                        </w:r>
+                        <w:r>
+                          <w:rPr>
+                            <w:b/>
+                            <w:bCs/>
+                            <w:noProof/>
+                          </w:rPr>
+                          <w:t>4</w:t>
+                        </w:r>
+                        <w:r>
+                          <w:rPr>
+                            <w:b/>
+                            <w:bCs/>
+                            <w:noProof/>
+                          </w:rPr>
+                          <w:fldChar w:fldCharType="end"/>
+                        </w:r>
+                        <w:bookmarkEnd w:id="21"/>
+                        <w:bookmarkEnd w:id="22"/>
+                        <w:r>
+                          <w:rPr>
+                            <w:b/>
+                            <w:bCs/>
+                          </w:rPr>
+                          <w:t>.</w:t>
+                        </w:r>
+                        <w:r>
+                          <w:t xml:space="preserve"> Three coordination architectures: a centralized reasoner, a peer-to-peer distributed design, and a hierarchical organization of local reasoners coordinated by a higher level.</w:t>
+                        </w:r>
+                      </w:p>
+                      <w:p/>
+                    </w:txbxContent>
+                  </v:textbox>
+                </v:shape>
+                <v:shape id="Picture 3" o:spid="_x0000_s1037" type="#_x0000_t75" style="position:absolute;left:581;top:-762;width:29722;height:12956;visibility:visible;mso-wrap-style:square" o:gfxdata="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">
+                  <v:imagedata r:id="rId18" o:title=""/>
+                </v:shape>
+                <w10:wrap type="topAndBottom" anchory="margin"/>
+              </v:group>
+            </w:pict>
+          </mc:Fallback>
+        </mc:AlternateContent>
+      </w:r>
       <w:r>
         <w:t>References</w:t>
       </w:r>
@@ -6162,15 +6395,7 @@
                 <w:iCs/>
                 <w:noProof/>
               </w:rPr>
-              <w:t xml:space="preserve">Journal of </w:t>
-            </w:r>
-            <w:r>
-              <w:rPr>
-                <w:i/>
-                <w:iCs/>
-                <w:noProof/>
-              </w:rPr>
-              <w:t xml:space="preserve">Combustion, </w:t>
+              <w:t xml:space="preserve">Journal of Combustion, </w:t>
             </w:r>
             <w:r>
               <w:rPr>
@@ -6894,6 +7119,7 @@
               <w:rPr>
                 <w:noProof/>
               </w:rPr>
+              <w:lastRenderedPageBreak/>
               <w:t xml:space="preserve">[17] </w:t>
             </w:r>
           </w:p>
@@ -7094,7 +7320,6 @@
               <w:rPr>
                 <w:noProof/>
               </w:rPr>
-              <w:lastRenderedPageBreak/>
               <w:t xml:space="preserve">vol. 8, no. 3, pp. 338-353, 1965. </w:t>
             </w:r>
           </w:p>
@@ -7121,7 +7346,6 @@
               <w:rPr>
                 <w:noProof/>
               </w:rPr>
-              <w:lastRenderedPageBreak/>
               <w:t xml:space="preserve">[21] </w:t>
             </w:r>
           </w:p>
@@ -7680,7 +7904,7 @@
           <w:szCs w:val="20"/>
         </w:rPr>
         <w:drawing>
-          <wp:anchor distT="0" distB="0" distL="114300" distR="114300" simplePos="0" relativeHeight="251655680" behindDoc="0" locked="0" layoutInCell="1" allowOverlap="1" wp14:anchorId="1535A905" wp14:editId="14263AD6">
+          <wp:anchor distT="0" distB="0" distL="114300" distR="114300" simplePos="0" relativeHeight="251656192" behindDoc="0" locked="0" layoutInCell="1" allowOverlap="1" wp14:anchorId="1535A905" wp14:editId="14263AD6">
             <wp:simplePos x="0" y="0"/>
             <wp:positionH relativeFrom="column">
               <wp:align>left</wp:align>
@@ -7701,7 +7925,7 @@
                     <pic:cNvPicPr/>
                   </pic:nvPicPr>
                   <pic:blipFill>
-                    <a:blip r:embed="rId17"/>
+                    <a:blip r:embed="rId19"/>
                     <a:stretch>
                       <a:fillRect/>
                     </a:stretch>
@@ -7785,23 +8009,15 @@
         <w:t xml:space="preserve">. </w:t>
       </w:r>
       <w:r>
-        <w:t>Over the past 10 years, he has acquired extensive experience in leading multidisciplinary R&amp;D initiatives, managing national and international research collaborations, and coordinating complex technical projects across multiple organizations and consortia.</w:t>
+        <w:t xml:space="preserve">Over the past 10 years, he has acquired extensive experience in leading multidisciplinary R&amp;D initiatives, managing national and international research </w:t>
+      </w:r>
+      <w:r>
+        <w:t>collaborations, and coordinating complex technical projects across multiple organizations and consortia.</w:t>
       </w:r>
     </w:p>
     <w:p>
       <w:r>
-        <w:t xml:space="preserve">He serves as a Industrial Reviewer for TÜBİTAK (Turkish Scientific and Technical Research Council), evaluating research proposals across multiple research domains. He also performs peer review for IEEE Transactions and related journals, contributing to the quality assurance of peer-reviewed literature. Additionally, he has been a part-time lecturer at </w:t>
-      </w:r>
-      <w:proofErr w:type="spellStart"/>
-      <w:r>
-        <w:t>Atılım</w:t>
-      </w:r>
-      <w:proofErr w:type="spellEnd"/>
-      <w:r>
-        <w:t xml:space="preserve"> University. His research interests, expertise, and professional recognition reflect a strong commitment to </w:t>
-      </w:r>
-      <w:r>
-        <w:t>advancing the fields of artificial intelligence, autonomous systems, decision support technologies, and sensor fusion in both civilian and defense applications.</w:t>
+        <w:t>He serves as a Industrial Reviewer for TÜBİTAK (Turkish Scientific and Technical Research Council), evaluating research proposals across multiple research domains. He also performs peer review for IEEE Transactions and related journals, contributing to the quality assurance of peer-reviewed literature. Additionally, he has been a part-time lecturer at Atılım University. His research interests, expertise, and professional recognition reflect a strong commitment to advancing the fields of artificial intelligence, autonomous systems, decision support technologies, and sensor fusion in both civilian and defense applications.</w:t>
       </w:r>
     </w:p>
     <w:p/>
@@ -7811,7 +8027,7 @@
           <w:noProof/>
         </w:rPr>
         <w:drawing>
-          <wp:anchor distT="0" distB="0" distL="114300" distR="114300" simplePos="0" relativeHeight="251657728" behindDoc="0" locked="0" layoutInCell="1" allowOverlap="1" wp14:anchorId="493E6F11" wp14:editId="748598D0">
+          <wp:anchor distT="0" distB="0" distL="114300" distR="114300" simplePos="0" relativeHeight="251659264" behindDoc="0" locked="0" layoutInCell="1" allowOverlap="1" wp14:anchorId="493E6F11" wp14:editId="748598D0">
             <wp:simplePos x="0" y="0"/>
             <wp:positionH relativeFrom="column">
               <wp:posOffset>31377</wp:posOffset>
@@ -7832,7 +8048,7 @@
                     <pic:cNvPicPr/>
                   </pic:nvPicPr>
                   <pic:blipFill>
-                    <a:blip r:embed="rId18"/>
+                    <a:blip r:embed="rId20"/>
                     <a:stretch>
                       <a:fillRect/>
                     </a:stretch>
@@ -7874,15 +8090,7 @@
     </w:p>
     <w:p>
       <w:r>
-        <w:t>He conducted several R&amp;D projects as project leader and researcher and gave consultancy to BİLTEN (TÜBİTAK’s Research Center on Electronics and Information Technologies), 3rd Supply and Maintenance Center of Turkish Air Forces (Ankara), TÜBİTAK-</w:t>
-      </w:r>
-      <w:proofErr w:type="spellStart"/>
-      <w:r>
-        <w:t>İltaren</w:t>
-      </w:r>
-      <w:proofErr w:type="spellEnd"/>
-      <w:r>
-        <w:t xml:space="preserve">, and to ASELSAN on the topic of “real time automatic visual tracking of targets.” Now he is studying unmanned vehicles, in particular, unmanned air and underwater vehicles. </w:t>
+        <w:t xml:space="preserve">He conducted several R&amp;D projects as project leader and researcher and gave consultancy to BİLTEN (TÜBİTAK’s Research Center on Electronics and Information Technologies), 3rd Supply and Maintenance Center of Turkish Air Forces (Ankara), TÜBİTAK-İltaren, and to ASELSAN on the topic of “real time automatic visual tracking of targets.” Now he is studying unmanned vehicles, in particular, unmanned air and underwater vehicles. </w:t>
       </w:r>
     </w:p>
     <w:p>
@@ -12958,7 +13166,7 @@
 </file>
 
 <file path=customXml/itemProps1.xml><?xml version="1.0" encoding="utf-8"?>
-<ds:datastoreItem xmlns:ds="http://schemas.openxmlformats.org/officeDocument/2006/customXml" ds:itemID="{CEAA7F9F-263B-4533-B5CF-6CD147B69412}">
+<ds:datastoreItem xmlns:ds="http://schemas.openxmlformats.org/officeDocument/2006/customXml" ds:itemID="{4B165DDB-BB4C-4DAF-8EBD-2CE2ECB1931D}">
   <ds:schemaRefs>
     <ds:schemaRef ds:uri="http://schemas.openxmlformats.org/officeDocument/2006/bibliography"/>
   </ds:schemaRefs>
@@ -12974,7 +13182,7 @@
 </file>
 
 <file path=customXml/itemProps3.xml><?xml version="1.0" encoding="utf-8"?>
-<ds:datastoreItem xmlns:ds="http://schemas.openxmlformats.org/officeDocument/2006/customXml" ds:itemID="{4B165DDB-BB4C-4DAF-8EBD-2CE2ECB1931D}">
+<ds:datastoreItem xmlns:ds="http://schemas.openxmlformats.org/officeDocument/2006/customXml" ds:itemID="{CEAA7F9F-263B-4533-B5CF-6CD147B69412}">
   <ds:schemaRefs>
     <ds:schemaRef ds:uri="http://schemas.openxmlformats.org/officeDocument/2006/bibliography"/>
   </ds:schemaRefs>

--- a/02_Article/DisasterAware_IEEE.docx
+++ b/02_Article/DisasterAware_IEEE.docx
@@ -1285,7 +1285,7 @@
         <mc:AlternateContent>
           <mc:Choice Requires="wpg">
             <w:drawing>
-              <wp:anchor distT="0" distB="0" distL="114300" distR="114300" simplePos="0" relativeHeight="251658240" behindDoc="0" locked="0" layoutInCell="1" allowOverlap="1" wp14:anchorId="582B8107" wp14:editId="4444523B">
+              <wp:anchor distT="0" distB="0" distL="114300" distR="114300" simplePos="0" relativeHeight="251653632" behindDoc="0" locked="0" layoutInCell="1" allowOverlap="1" wp14:anchorId="582B8107" wp14:editId="4444523B">
                 <wp:simplePos x="0" y="0"/>
                 <wp:positionH relativeFrom="column">
                   <wp:posOffset>3374390</wp:posOffset>
@@ -1433,12 +1433,12 @@
           </mc:Choice>
           <mc:Fallback>
             <w:pict>
-              <v:group w14:anchorId="582B8107" id="Group 4" o:spid="_x0000_s1026" style="position:absolute;left:0;text-align:left;margin-left:265.7pt;margin-top:-.1pt;width:254.45pt;height:140.1pt;z-index:251658240;mso-height-relative:margin" coordsize="32315,17792" o:gfxdata="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">
+              <v:group w14:anchorId="582B8107" id="Group 4" o:spid="_x0000_s1026" style="position:absolute;left:0;text-align:left;margin-left:265.7pt;margin-top:-.1pt;width:254.45pt;height:140.1pt;z-index:251653632;mso-height-relative:margin" coordsize="32315,17792" o:gfxdata="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">
                 <v:shapetype id="_x0000_t202" coordsize="21600,21600" o:spt="202" path="m,l,21600r21600,l21600,xe">
                   <v:stroke joinstyle="miter"/>
                   <v:path gradientshapeok="t" o:connecttype="rect"/>
                 </v:shapetype>
-                <v:shape id="Text Box 1" o:spid="_x0000_s1027" type="#_x0000_t202" style="position:absolute;top:13411;width:32315;height:4381;visibility:visible;mso-wrap-style:square;v-text-anchor:top" o:gfxdata="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" stroked="f">
+                <v:shape id="_x0000_s1027" type="#_x0000_t202" style="position:absolute;top:13411;width:32315;height:4381;visibility:visible;mso-wrap-style:square;v-text-anchor:top" o:gfxdata="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" stroked="f">
                   <v:textbox style="mso-fit-shape-to-text:t" inset="0,0,0,0">
                     <w:txbxContent>
                       <w:p>
@@ -1758,7 +1758,15 @@
         </w:numPr>
       </w:pPr>
       <w:r>
-        <w:t>Hierarchically distributed inference (G2). Local fuzzy agents reason independently for their own regions, while a global coordinator assembles their outputs without performing any inference of its own.</w:t>
+        <w:t xml:space="preserve">Hierarchically distributed inference (G2). Local fuzzy agents reason independently for their own regions, while a global coordinator assembles their outputs without performing any inference of </w:t>
+      </w:r>
+      <w:proofErr w:type="gramStart"/>
+      <w:r>
+        <w:t>its</w:t>
+      </w:r>
+      <w:proofErr w:type="gramEnd"/>
+      <w:r>
+        <w:t xml:space="preserve"> own.</w:t>
       </w:r>
     </w:p>
     <w:p>
@@ -1846,7 +1854,15 @@
         <w:t>T</w:t>
       </w:r>
       <w:r>
-        <w:t>hese contributions turn wildfire decision support from a predefined and centralized toolkit into an open, distributed, and uncertainty-aware reasoning system whose key properties are established analytically rather than assumed. A further benefit of the concept-based organization is a substantial reduction in rule-base size, which keeps the system scalable as more intervention types are added.</w:t>
+        <w:t>hese contributions turn wildfire decision support from a predefined and centralized toolkit into an open, distributed, and uncertainty-aware reasoning system whose key properties are established analytically rather than assumed. A further benefit of the concept-based organization is a substantial reduction in rule-</w:t>
+      </w:r>
+      <w:proofErr w:type="gramStart"/>
+      <w:r>
+        <w:t>base</w:t>
+      </w:r>
+      <w:proofErr w:type="gramEnd"/>
+      <w:r>
+        <w:t xml:space="preserve"> size, which keeps the system scalable as more intervention types are added.</w:t>
       </w:r>
     </w:p>
     <w:p>
@@ -1895,7 +1911,15 @@
         <w:pStyle w:val="PARAIndent"/>
       </w:pPr>
       <w:r>
-        <w:t xml:space="preserve">Wildfire data are noisy, incomplete, and frequently reported in the linguistic terms used by incident commanders, such as a fire threat that is moderate to high. Fuzzy set theory </w:t>
+        <w:t xml:space="preserve">Wildfire data are noisy, incomplete, and frequently reported in the linguistic terms used by incident commanders, such as a fire threat that is moderate </w:t>
+      </w:r>
+      <w:proofErr w:type="gramStart"/>
+      <w:r>
+        <w:t>to</w:t>
+      </w:r>
+      <w:proofErr w:type="gramEnd"/>
+      <w:r>
+        <w:t xml:space="preserve"> high. Fuzzy set theory </w:t>
       </w:r>
       <w:sdt>
         <w:sdtPr>
@@ -1985,7 +2009,15 @@
         </w:sdtContent>
       </w:sdt>
       <w:r>
-        <w:t xml:space="preserve">. In a fuzzy inference system the </w:t>
+        <w:t xml:space="preserve">. In a fuzzy inference </w:t>
+      </w:r>
+      <w:proofErr w:type="gramStart"/>
+      <w:r>
+        <w:t>system</w:t>
+      </w:r>
+      <w:proofErr w:type="gramEnd"/>
+      <w:r>
+        <w:t xml:space="preserve"> the </w:t>
       </w:r>
       <m:oMath>
         <m:sSup>
@@ -2251,7 +2283,7 @@
         <w:rPr>
           <w:noProof/>
         </w:rPr>
-        <w:t>1</w:t>
+        <w:t>5</w:t>
       </w:r>
       <w:r>
         <w:fldChar w:fldCharType="end"/>
@@ -3356,7 +3388,7 @@
         <mc:AlternateContent>
           <mc:Choice Requires="wpg">
             <w:drawing>
-              <wp:anchor distT="0" distB="0" distL="114300" distR="114300" simplePos="0" relativeHeight="251660288" behindDoc="0" locked="0" layoutInCell="1" allowOverlap="1" wp14:anchorId="5473CF6E" wp14:editId="0C138637">
+              <wp:anchor distT="0" distB="0" distL="114300" distR="114300" simplePos="0" relativeHeight="251671040" behindDoc="0" locked="0" layoutInCell="1" allowOverlap="1" wp14:anchorId="5473CF6E" wp14:editId="0C138637">
                 <wp:simplePos x="0" y="0"/>
                 <wp:positionH relativeFrom="column">
                   <wp:posOffset>3373755</wp:posOffset>
@@ -3471,7 +3503,7 @@
                                   <w:bCs/>
                                   <w:noProof/>
                                 </w:rPr>
-                                <w:t>3</w:t>
+                                <w:t>2</w:t>
                               </w:r>
                               <w:r>
                                 <w:rPr>
@@ -3513,11 +3545,11 @@
           </mc:Choice>
           <mc:Fallback>
             <w:pict>
-              <v:group w14:anchorId="5473CF6E" id="_x0000_s1029" style="position:absolute;left:0;text-align:left;margin-left:265.65pt;margin-top:.2pt;width:253.35pt;height:180.35pt;z-index:251660288;mso-height-relative:margin" coordorigin="" coordsize="32175,22904" o:gfxdata="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">
+              <v:group w14:anchorId="5473CF6E" id="_x0000_s1029" style="position:absolute;left:0;text-align:left;margin-left:265.65pt;margin-top:.2pt;width:253.35pt;height:180.35pt;z-index:251671040;mso-height-relative:margin" coordorigin="" coordsize="32175,22904" o:gfxdata="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">
                 <v:shape id="Picture 3" o:spid="_x0000_s1030" type="#_x0000_t75" style="position:absolute;left:2783;width:26809;height:20163;visibility:visible;mso-wrap-style:square" o:gfxdata="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">
                   <v:imagedata r:id="rId14" o:title=""/>
                 </v:shape>
-                <v:shape id="Text Box 1" o:spid="_x0000_s1031" type="#_x0000_t202" style="position:absolute;top:19983;width:32175;height:2921;visibility:visible;mso-wrap-style:square;v-text-anchor:top" o:gfxdata="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" stroked="f">
+                <v:shape id="_x0000_s1031" type="#_x0000_t202" style="position:absolute;top:19983;width:32175;height:2921;visibility:visible;mso-wrap-style:square;v-text-anchor:top" o:gfxdata="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" stroked="f">
                   <v:textbox style="mso-fit-shape-to-text:t" inset="0,0,0,0">
                     <w:txbxContent>
                       <w:p>
@@ -3560,7 +3592,7 @@
                             <w:bCs/>
                             <w:noProof/>
                           </w:rPr>
-                          <w:t>3</w:t>
+                          <w:t>2</w:t>
                         </w:r>
                         <w:r>
                           <w:rPr>
@@ -3592,7 +3624,15 @@
         </mc:AlternateContent>
       </w:r>
       <w:r>
-        <w:t>dimensional rule blocks, but the intermediate variables they introduce are often abstract and weaken the interpretability that motivates fuzzy reasoning in the first place. Reducing rule-base size while preserving the auditable, expert-readable structure of the rules therefore remains an open problem for fuzzy decision support.</w:t>
+        <w:t>dimensional rule blocks, but the intermediate variables they introduce are often abstract and weaken the interpretability that motivates fuzzy reasoning in the first place. Reducing rule-</w:t>
+      </w:r>
+      <w:proofErr w:type="gramStart"/>
+      <w:r>
+        <w:t>base</w:t>
+      </w:r>
+      <w:proofErr w:type="gramEnd"/>
+      <w:r>
+        <w:t xml:space="preserve"> size while preserving the auditable, expert-readable structure of the rules therefore remains an open problem for fuzzy decision support.</w:t>
       </w:r>
     </w:p>
     <w:p>
@@ -3946,7 +3986,7 @@
         <w:rPr>
           <w:noProof/>
         </w:rPr>
-        <w:t>2</w:t>
+        <w:t>3</w:t>
       </w:r>
       <w:r>
         <w:fldChar w:fldCharType="end"/>
@@ -4092,7 +4132,7 @@
         <w:rPr>
           <w:noProof/>
         </w:rPr>
-        <w:t>2</w:t>
+        <w:t>3</w:t>
       </w:r>
       <w:r>
         <w:fldChar w:fldCharType="end"/>
@@ -4645,7 +4685,7 @@
         <mc:AlternateContent>
           <mc:Choice Requires="wpg">
             <w:drawing>
-              <wp:anchor distT="0" distB="0" distL="114300" distR="114300" simplePos="0" relativeHeight="251655168" behindDoc="0" locked="0" layoutInCell="1" allowOverlap="1" wp14:anchorId="3B4251C2" wp14:editId="19ABF292">
+              <wp:anchor distT="0" distB="0" distL="114300" distR="114300" simplePos="0" relativeHeight="251625984" behindDoc="0" locked="0" layoutInCell="1" allowOverlap="1" wp14:anchorId="3B4251C2" wp14:editId="19ABF292">
                 <wp:simplePos x="0" y="0"/>
                 <wp:positionH relativeFrom="column">
                   <wp:posOffset>36195</wp:posOffset>
@@ -4753,7 +4793,7 @@
                                   <w:bCs/>
                                   <w:noProof/>
                                 </w:rPr>
-                                <w:t>2</w:t>
+                                <w:t>3</w:t>
                               </w:r>
                               <w:r>
                                 <w:rPr>
@@ -4798,11 +4838,11 @@
           </mc:Choice>
           <mc:Fallback>
             <w:pict>
-              <v:group w14:anchorId="3B4251C2" id="Group 3" o:spid="_x0000_s1032" style="position:absolute;left:0;text-align:left;margin-left:2.85pt;margin-top:-535.05pt;width:245.7pt;height:139.9pt;z-index:251655168;mso-width-relative:margin;mso-height-relative:margin" coordorigin="-571,457" coordsize="31203,17767" o:gfxdata="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">
+              <v:group w14:anchorId="3B4251C2" id="Group 3" o:spid="_x0000_s1032" style="position:absolute;left:0;text-align:left;margin-left:2.85pt;margin-top:-535.05pt;width:245.7pt;height:139.9pt;z-index:251625984;mso-width-relative:margin;mso-height-relative:margin" coordorigin="-571,457" coordsize="31203,17767" o:gfxdata="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">
                 <v:shape id="Picture 1576516411" o:spid="_x0000_s1033" type="#_x0000_t75" style="position:absolute;top:457;width:30632;height:13373;visibility:visible;mso-wrap-style:square" o:gfxdata="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">
                   <v:imagedata r:id="rId16" o:title="" croptop="2701f" cropbottom="3600f"/>
                 </v:shape>
-                <v:shape id="Text Box 1" o:spid="_x0000_s1034" type="#_x0000_t202" style="position:absolute;left:-571;top:13843;width:31203;height:4381;visibility:visible;mso-wrap-style:square;v-text-anchor:top" o:gfxdata="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" stroked="f">
+                <v:shape id="_x0000_s1034" type="#_x0000_t202" style="position:absolute;left:-571;top:13843;width:31203;height:4381;visibility:visible;mso-wrap-style:square;v-text-anchor:top" o:gfxdata="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" stroked="f">
                   <v:textbox style="mso-fit-shape-to-text:t" inset="0,0,0,0">
                     <w:txbxContent>
                       <w:p>
@@ -4844,7 +4884,7 @@
                             <w:bCs/>
                             <w:noProof/>
                           </w:rPr>
-                          <w:t>2</w:t>
+                          <w:t>3</w:t>
                         </w:r>
                         <w:r>
                           <w:rPr>
@@ -5037,7 +5077,7 @@
         <w:rPr>
           <w:noProof/>
         </w:rPr>
-        <w:t>3</w:t>
+        <w:t>2</w:t>
       </w:r>
       <w:r>
         <w:fldChar w:fldCharType="end"/>
@@ -5215,7 +5255,7 @@
         <w:rPr>
           <w:noProof/>
         </w:rPr>
-        <w:t>3</w:t>
+        <w:t>2</w:t>
       </w:r>
       <w:r>
         <w:fldChar w:fldCharType="end"/>
@@ -5463,8 +5503,9 @@
         <w:rPr>
           <w:b/>
           <w:bCs/>
+          <w:noProof/>
         </w:rPr>
-        <w:t>4</w:t>
+        <w:t>5</w:t>
       </w:r>
       <w:r>
         <w:fldChar w:fldCharType="end"/>
@@ -5691,8 +5732,13 @@
               <w:pStyle w:val="Caption"/>
             </w:pPr>
             <w:bookmarkStart w:id="18" w:name="eq9"/>
-            <w:r>
-              <w:t>( 11 )</w:t>
+            <w:proofErr w:type="gramStart"/>
+            <w:r>
+              <w:t>( 11</w:t>
+            </w:r>
+            <w:proofErr w:type="gramEnd"/>
+            <w:r>
+              <w:t xml:space="preserve"> )</w:t>
             </w:r>
             <w:bookmarkEnd w:id="18"/>
           </w:p>
@@ -5734,160 +5780,71 @@
         </w:sdtContent>
       </w:sdt>
       <w:r>
-        <w:t xml:space="preserve"> instead decomposes the region into local reasoners coordinated by a higher level, attaining the regional decomposition of a distributed system without the peer-to-peer communication cost. Choosing an architecture that preserves local autonomy and resilience while keeping coordination inexpensive is the central design question for a region-scale wildfire DSS.</w:t>
+        <w:t xml:space="preserve"> instead decomposes the region into local reasoners coordinated by a higher level, attaining the regional decomposition of a distributed system without the peer-to-peer communication cost</w:t>
+      </w:r>
+      <w:r>
+        <w:t xml:space="preserve"> </w:t>
+      </w:r>
+      <w:r>
+        <w:rPr>
+          <w:lang w:val="tr-TR"/>
+        </w:rPr>
+        <w:t>(</w:t>
+      </w:r>
+      <w:r>
+        <w:rPr>
+          <w:lang w:val="tr-TR"/>
+        </w:rPr>
+        <w:fldChar w:fldCharType="begin"/>
+      </w:r>
+      <w:r>
+        <w:rPr>
+          <w:lang w:val="tr-TR"/>
+        </w:rPr>
+        <w:instrText xml:space="preserve"> REF _Ref232977215 \h </w:instrText>
+      </w:r>
+      <w:r>
+        <w:rPr>
+          <w:lang w:val="tr-TR"/>
+        </w:rPr>
+      </w:r>
+      <w:r>
+        <w:rPr>
+          <w:lang w:val="tr-TR"/>
+        </w:rPr>
+        <w:instrText xml:space="preserve"> \* MERGEFORMAT </w:instrText>
+      </w:r>
+      <w:r>
+        <w:rPr>
+          <w:lang w:val="tr-TR"/>
+        </w:rPr>
+        <w:fldChar w:fldCharType="separate"/>
+      </w:r>
+      <w:r>
+        <w:t xml:space="preserve">Fig. </w:t>
+      </w:r>
+      <w:r>
+        <w:rPr>
+          <w:noProof/>
+        </w:rPr>
+        <w:t>5</w:t>
+      </w:r>
+      <w:r>
+        <w:rPr>
+          <w:lang w:val="tr-TR"/>
+        </w:rPr>
+        <w:fldChar w:fldCharType="end"/>
+      </w:r>
+      <w:r>
+        <w:rPr>
+          <w:lang w:val="tr-TR"/>
+        </w:rPr>
+        <w:t>)</w:t>
+      </w:r>
+      <w:r>
+        <w:t>. Choosing an architecture that preserves local autonomy and resilience while keeping coordination inexpensive is the central design question for a region-scale wildfire DSS.</w:t>
       </w:r>
     </w:p>
-    <w:p>
-      <w:pPr>
-        <w:pStyle w:val="Heading1"/>
-      </w:pPr>
-      <w:r>
-        <w:t>III. Method</w:t>
-      </w:r>
-    </w:p>
-    <w:p>
-      <w:pPr>
-        <w:pStyle w:val="Heading2"/>
-      </w:pPr>
-      <w:r>
-        <w:t>A. Problem Formulation</w:t>
-      </w:r>
-    </w:p>
-    <w:p>
-      <w:pPr>
-        <w:pStyle w:val="PARAIndent"/>
-      </w:pPr>
-    </w:p>
-    <w:p>
-      <w:pPr>
-        <w:pStyle w:val="Heading2"/>
-      </w:pPr>
-      <w:r>
-        <w:t>B. Architecture Overview</w:t>
-      </w:r>
-    </w:p>
-    <w:p>
-      <w:pPr>
-        <w:pStyle w:val="PARAIndent"/>
-      </w:pPr>
-    </w:p>
-    <w:p>
-      <w:pPr>
-        <w:pStyle w:val="Heading2"/>
-      </w:pPr>
-      <w:r>
-        <w:t>C. Concept-Based Fuzzy Reasoning</w:t>
-      </w:r>
-    </w:p>
-    <w:p>
-      <w:pPr>
-        <w:pStyle w:val="PARAIndent"/>
-      </w:pPr>
-    </w:p>
-    <w:p>
-      <w:pPr>
-        <w:pStyle w:val="Heading2"/>
-      </w:pPr>
-      <w:r>
-        <w:t>D. Distributed Inference and Global Coordination</w:t>
-      </w:r>
-    </w:p>
-    <w:p>
-      <w:pPr>
-        <w:pStyle w:val="PARAIndent"/>
-      </w:pPr>
-    </w:p>
-    <w:p>
-      <w:pPr>
-        <w:pStyle w:val="Heading2"/>
-      </w:pPr>
-      <w:r>
-        <w:t>E. Formal Guarantees and Traceability</w:t>
-      </w:r>
-    </w:p>
-    <w:p>
-      <w:pPr>
-        <w:pStyle w:val="PARAIndent"/>
-      </w:pPr>
-    </w:p>
-    <w:p>
-      <w:pPr>
-        <w:pStyle w:val="Heading1"/>
-      </w:pPr>
-      <w:r>
-        <w:t>IV. Simulation Test</w:t>
-      </w:r>
-    </w:p>
-    <w:p>
-      <w:pPr>
-        <w:pStyle w:val="Heading2"/>
-      </w:pPr>
-      <w:r>
-        <w:t>A. Simulation Environment</w:t>
-      </w:r>
-    </w:p>
-    <w:p>
-      <w:pPr>
-        <w:pStyle w:val="PARAIndent"/>
-      </w:pPr>
-    </w:p>
-    <w:p>
-      <w:pPr>
-        <w:pStyle w:val="Heading2"/>
-      </w:pPr>
-      <w:r>
-        <w:t>B. Baseline and Scenarios</w:t>
-      </w:r>
-    </w:p>
-    <w:p>
-      <w:pPr>
-        <w:pStyle w:val="PARAIndent"/>
-      </w:pPr>
-    </w:p>
-    <w:p>
-      <w:pPr>
-        <w:pStyle w:val="Heading2"/>
-      </w:pPr>
-      <w:r>
-        <w:t>C. Metrics and Acceptance Criteria</w:t>
-      </w:r>
-    </w:p>
-    <w:p>
-      <w:pPr>
-        <w:pStyle w:val="PARAIndent"/>
-      </w:pPr>
-    </w:p>
-    <w:p>
-      <w:pPr>
-        <w:pStyle w:val="Heading2"/>
-      </w:pPr>
-      <w:r>
-        <w:t>D. Results and Sensitivity Analysis</w:t>
-      </w:r>
-    </w:p>
-    <w:p>
-      <w:pPr>
-        <w:pStyle w:val="PARAIndent"/>
-      </w:pPr>
-    </w:p>
-    <w:p>
-      <w:pPr>
-        <w:pStyle w:val="Heading1"/>
-      </w:pPr>
-      <w:r>
-        <w:t>V. Conclusion and Future Work</w:t>
-      </w:r>
-    </w:p>
-    <w:p/>
-    <w:p>
-      <w:pPr>
-        <w:pStyle w:val="Heading1"/>
-      </w:pPr>
-      <w:r>
-        <w:t>Acknowledgment</w:t>
-      </w:r>
-    </w:p>
-    <w:p/>
     <w:p>
       <w:pPr>
         <w:pStyle w:val="Heading1"/>
@@ -5899,16 +5856,16 @@
         <mc:AlternateContent>
           <mc:Choice Requires="wpg">
             <w:drawing>
-              <wp:anchor distT="0" distB="0" distL="114300" distR="114300" simplePos="0" relativeHeight="251658240" behindDoc="0" locked="0" layoutInCell="1" allowOverlap="1" wp14:anchorId="582B8107" wp14:editId="4206BC50">
+              <wp:anchor distT="0" distB="0" distL="114300" distR="114300" simplePos="0" relativeHeight="251649536" behindDoc="0" locked="0" layoutInCell="1" allowOverlap="1" wp14:anchorId="582B8107" wp14:editId="4FE49ABB">
                 <wp:simplePos x="0" y="0"/>
                 <wp:positionH relativeFrom="column">
-                  <wp:posOffset>144145</wp:posOffset>
+                  <wp:posOffset>953</wp:posOffset>
                 </wp:positionH>
                 <wp:positionV relativeFrom="margin">
-                  <wp:posOffset>102235</wp:posOffset>
+                  <wp:posOffset>4321493</wp:posOffset>
                 </wp:positionV>
-                <wp:extent cx="3029585" cy="1752600"/>
-                <wp:effectExtent l="0" t="0" r="0" b="0"/>
+                <wp:extent cx="3180715" cy="1600200"/>
+                <wp:effectExtent l="0" t="0" r="635" b="0"/>
                 <wp:wrapTopAndBottom/>
                 <wp:docPr id="1404038173" name="ArchFig"/>
                 <wp:cNvGraphicFramePr/>
@@ -5919,9 +5876,9 @@
                       <wpg:grpSpPr>
                         <a:xfrm>
                           <a:off x="0" y="0"/>
-                          <a:ext cx="3029585" cy="1752600"/>
-                          <a:chOff x="0" y="-76211"/>
-                          <a:chExt cx="3030339" cy="2201867"/>
+                          <a:ext cx="3180715" cy="1600200"/>
+                          <a:chOff x="-152461" y="-70212"/>
+                          <a:chExt cx="3182271" cy="2012981"/>
                         </a:xfrm>
                       </wpg:grpSpPr>
                       <wps:wsp>
@@ -5929,8 +5886,8 @@
                         <wps:cNvSpPr txBox="1"/>
                         <wps:spPr>
                           <a:xfrm>
-                            <a:off x="0" y="1208596"/>
-                            <a:ext cx="3030126" cy="917060"/>
+                            <a:off x="-152461" y="1207884"/>
+                            <a:ext cx="3182271" cy="734885"/>
                           </a:xfrm>
                           <a:prstGeom prst="rect">
                             <a:avLst/>
@@ -5984,7 +5941,7 @@
                                   <w:bCs/>
                                   <w:noProof/>
                                 </w:rPr>
-                                <w:t>4</w:t>
+                                <w:t>5</w:t>
                               </w:r>
                               <w:r>
                                 <w:rPr>
@@ -6004,7 +5961,10 @@
                                 <w:t>.</w:t>
                               </w:r>
                               <w:r>
-                                <w:t xml:space="preserve"> Three coordination architectures: a centralized reasoner, a peer-to-peer distributed design, and a hierarchical organization of local reasoners coordinated by a higher level.</w:t>
+                                <w:t xml:space="preserve"> </w:t>
+                              </w:r>
+                              <w:r>
+                                <w:t>Three coordination architectures: a centralized reasoner, a peer-to-peer distributed design, and a hierarchical organization of local reasoners coordinated by a higher level.</w:t>
                               </w:r>
                             </w:p>
                             <w:p/>
@@ -6032,8 +5992,8 @@
                         </pic:blipFill>
                         <pic:spPr>
                           <a:xfrm>
-                            <a:off x="58154" y="-76211"/>
-                            <a:ext cx="2972185" cy="1295685"/>
+                            <a:off x="29565" y="-70212"/>
+                            <a:ext cx="2972185" cy="1295687"/>
                           </a:xfrm>
                           <a:prstGeom prst="rect">
                             <a:avLst/>
@@ -6054,8 +6014,8 @@
           </mc:Choice>
           <mc:Fallback>
             <w:pict>
-              <v:group w14:anchorId="582B8107" id="ArchFig" o:spid="_x0000_s1035" style="position:absolute;left:0;text-align:left;margin-left:11.35pt;margin-top:8.05pt;width:238.55pt;height:138pt;z-index:251658240;mso-position-vertical-relative:margin;mso-width-relative:margin;mso-height-relative:margin" coordorigin=",-762" coordsize="30303,22018" o:gfxdata="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">
-                <v:shape id="Text Box 1" o:spid="_x0000_s1036" type="#_x0000_t202" style="position:absolute;top:12085;width:30301;height:9171;visibility:visible;mso-wrap-style:square;v-text-anchor:top" o:gfxdata="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" stroked="f">
+              <v:group w14:anchorId="582B8107" id="ArchFig" o:spid="_x0000_s1035" style="position:absolute;left:0;text-align:left;margin-left:.1pt;margin-top:340.3pt;width:250.45pt;height:126pt;z-index:251649536;mso-position-vertical-relative:margin;mso-width-relative:margin;mso-height-relative:margin" coordorigin="-1524,-702" coordsize="31822,20129" o:gfxdata="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">
+                <v:shape id="_x0000_s1036" type="#_x0000_t202" style="position:absolute;left:-1524;top:12078;width:31822;height:7349;visibility:visible;mso-wrap-style:square;v-text-anchor:top" o:gfxdata="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" stroked="f">
                   <v:textbox style="mso-fit-shape-to-text:t" inset="0,0,0,0">
                     <w:txbxContent>
                       <w:p>
@@ -6098,7 +6058,7 @@
                             <w:bCs/>
                             <w:noProof/>
                           </w:rPr>
-                          <w:t>4</w:t>
+                          <w:t>5</w:t>
                         </w:r>
                         <w:r>
                           <w:rPr>
@@ -6118,14 +6078,17 @@
                           <w:t>.</w:t>
                         </w:r>
                         <w:r>
-                          <w:t xml:space="preserve"> Three coordination architectures: a centralized reasoner, a peer-to-peer distributed design, and a hierarchical organization of local reasoners coordinated by a higher level.</w:t>
+                          <w:t xml:space="preserve"> </w:t>
+                        </w:r>
+                        <w:r>
+                          <w:t>Three coordination architectures: a centralized reasoner, a peer-to-peer distributed design, and a hierarchical organization of local reasoners coordinated by a higher level.</w:t>
                         </w:r>
                       </w:p>
                       <w:p/>
                     </w:txbxContent>
                   </v:textbox>
                 </v:shape>
-                <v:shape id="Picture 3" o:spid="_x0000_s1037" type="#_x0000_t75" style="position:absolute;left:581;top:-762;width:29722;height:12956;visibility:visible;mso-wrap-style:square" o:gfxdata="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">
+                <v:shape id="Picture 3" o:spid="_x0000_s1037" type="#_x0000_t75" style="position:absolute;left:295;top:-702;width:29722;height:12956;visibility:visible;mso-wrap-style:square" o:gfxdata="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">
                   <v:imagedata r:id="rId18" o:title=""/>
                 </v:shape>
                 <w10:wrap type="topAndBottom" anchory="margin"/>
@@ -6134,6 +6097,1902 @@
           </mc:Fallback>
         </mc:AlternateContent>
       </w:r>
+      <w:r>
+        <w:t>III. Method</w:t>
+      </w:r>
+    </w:p>
+    <w:p>
+      <w:pPr>
+        <w:pStyle w:val="Heading2"/>
+      </w:pPr>
+      <w:r>
+        <w:t>A. DisasterAware Framework</w:t>
+      </w:r>
+    </w:p>
+    <w:p>
+      <w:pPr>
+        <w:pStyle w:val="PARAIndent"/>
+      </w:pPr>
+      <w:r>
+        <w:drawing>
+          <wp:anchor distT="0" distB="91440" distL="0" distR="0" simplePos="0" relativeHeight="251666944" behindDoc="0" locked="0" layoutInCell="1" allowOverlap="1" wp14:anchorId="651DA77D" wp14:editId="3DAF4C17">
+            <wp:simplePos x="0" y="0"/>
+            <wp:positionH relativeFrom="margin">
+              <wp:align>center</wp:align>
+            </wp:positionH>
+            <wp:positionV relativeFrom="margin">
+              <wp:align>top</wp:align>
+            </wp:positionV>
+            <wp:extent cx="6309360" cy="3822609"/>
+            <wp:effectExtent l="0" t="0" r="0" b="0"/>
+            <wp:wrapTopAndBottom/>
+            <wp:docPr id="2146317879" name="Picture 2146317879"/>
+            <wp:cNvGraphicFramePr>
+              <a:graphicFrameLocks xmlns:a="http://schemas.openxmlformats.org/drawingml/2006/main" noChangeAspect="1"/>
+            </wp:cNvGraphicFramePr>
+            <a:graphic xmlns:a="http://schemas.openxmlformats.org/drawingml/2006/main">
+              <a:graphicData uri="http://schemas.openxmlformats.org/drawingml/2006/picture">
+                <pic:pic xmlns:pic="http://schemas.openxmlformats.org/drawingml/2006/picture">
+                  <pic:nvPicPr>
+                    <pic:cNvPr id="0" name="fig5.png"/>
+                    <pic:cNvPicPr/>
+                  </pic:nvPicPr>
+                  <pic:blipFill>
+                    <a:blip r:embed="rId19"/>
+                    <a:stretch>
+                      <a:fillRect/>
+                    </a:stretch>
+                  </pic:blipFill>
+                  <pic:spPr>
+                    <a:xfrm>
+                      <a:off x="0" y="0"/>
+                      <a:ext cx="6309360" cy="3822609"/>
+                    </a:xfrm>
+                    <a:prstGeom prst="rect">
+                      <a:avLst/>
+                    </a:prstGeom>
+                  </pic:spPr>
+                </pic:pic>
+              </a:graphicData>
+            </a:graphic>
+          </wp:anchor>
+        </w:drawing>
+      </w:r>
+      <w:r>
+        <w:t>DisasterAware</w:t>
+      </w:r>
+      <w:r>
+        <w:t xml:space="preserve"> casts wildfire decision support as a discrete-time, partially observable, spatially distributed, and satisficing decision process over an evolving wildfire environment, rather than as a single global </w:t>
+      </w:r>
+      <w:r>
+        <w:t xml:space="preserve">optimization. Its conceptual architecture is the closed loop of </w:t>
+      </w:r>
+      <w:r>
+        <w:fldChar w:fldCharType="begin"/>
+      </w:r>
+      <w:r>
+        <w:instrText xml:space="preserve"> REF _Ref233001623 \h </w:instrText>
+      </w:r>
+      <w:r>
+        <w:instrText xml:space="preserve"> \* MERGEFORMAT </w:instrText>
+      </w:r>
+      <w:r>
+        <w:fldChar w:fldCharType="separate"/>
+      </w:r>
+      <w:r>
+        <w:t xml:space="preserve">Fig. </w:t>
+      </w:r>
+      <w:r>
+        <w:rPr>
+          <w:noProof/>
+        </w:rPr>
+        <w:t>4</w:t>
+      </w:r>
+      <w:r>
+        <w:fldChar w:fldCharType="end"/>
+      </w:r>
+      <w:r>
+        <w:t>: the environment is observed under uncertainty, region-local decisions are generated and then coordinated into a globally</w:t>
+      </w:r>
+      <w:r>
+        <w:t xml:space="preserve"> admissible intervention field, the field is evaluated, and the accepted interventions re-enter the environment solely as external inputs. This section makes the framework precise and fixes the notation; the concept-based reasoning that realizes the regional decision mapping is specified in Sections III-C and III-D.</w:t>
+      </w:r>
+    </w:p>
+    <w:p>
+      <w:pPr>
+        <w:pStyle w:val="PARAIndent"/>
+      </w:pPr>
+      <w:r>
+        <mc:AlternateContent>
+          <mc:Choice Requires="wps">
+            <w:drawing>
+              <wp:anchor distT="0" distB="0" distL="114300" distR="114300" simplePos="0" relativeHeight="251692544" behindDoc="0" locked="0" layoutInCell="1" allowOverlap="1" wp14:anchorId="2391C06C" wp14:editId="5E4709C8">
+                <wp:simplePos x="0" y="0"/>
+                <wp:positionH relativeFrom="column">
+                  <wp:posOffset>-3382327</wp:posOffset>
+                </wp:positionH>
+                <wp:positionV relativeFrom="paragraph">
+                  <wp:posOffset>-303212</wp:posOffset>
+                </wp:positionV>
+                <wp:extent cx="6620510" cy="438150"/>
+                <wp:effectExtent l="0" t="0" r="8890" b="0"/>
+                <wp:wrapTopAndBottom/>
+                <wp:docPr id="776514053" name="Text Box 1"/>
+                <wp:cNvGraphicFramePr/>
+                <a:graphic xmlns:a="http://schemas.openxmlformats.org/drawingml/2006/main">
+                  <a:graphicData uri="http://schemas.microsoft.com/office/word/2010/wordprocessingShape">
+                    <wps:wsp>
+                      <wps:cNvSpPr txBox="1"/>
+                      <wps:spPr>
+                        <a:xfrm>
+                          <a:off x="0" y="0"/>
+                          <a:ext cx="6620510" cy="438150"/>
+                        </a:xfrm>
+                        <a:prstGeom prst="rect">
+                          <a:avLst/>
+                        </a:prstGeom>
+                        <a:solidFill>
+                          <a:prstClr val="white"/>
+                        </a:solidFill>
+                        <a:ln>
+                          <a:noFill/>
+                        </a:ln>
+                      </wps:spPr>
+                      <wps:txbx>
+                        <w:txbxContent>
+                          <w:p>
+                            <w:pPr>
+                              <w:pStyle w:val="Caption"/>
+                            </w:pPr>
+                            <w:bookmarkStart w:id="23" w:name="_Ref233001623"/>
+                            <w:r>
+                              <w:rPr>
+                                <w:b/>
+                                <w:bCs/>
+                              </w:rPr>
+                              <w:t xml:space="preserve">Fig. </w:t>
+                            </w:r>
+                            <w:r>
+                              <w:rPr>
+                                <w:b/>
+                                <w:bCs/>
+                              </w:rPr>
+                              <w:fldChar w:fldCharType="begin"/>
+                            </w:r>
+                            <w:r>
+                              <w:rPr>
+                                <w:b/>
+                                <w:bCs/>
+                              </w:rPr>
+                              <w:instrText xml:space="preserve"> SEQ Fig. \* ARABIC </w:instrText>
+                            </w:r>
+                            <w:r>
+                              <w:rPr>
+                                <w:b/>
+                                <w:bCs/>
+                              </w:rPr>
+                              <w:fldChar w:fldCharType="separate"/>
+                            </w:r>
+                            <w:r>
+                              <w:rPr>
+                                <w:b/>
+                                <w:bCs/>
+                                <w:noProof/>
+                              </w:rPr>
+                              <w:t>4</w:t>
+                            </w:r>
+                            <w:r>
+                              <w:rPr>
+                                <w:b/>
+                                <w:bCs/>
+                              </w:rPr>
+                              <w:fldChar w:fldCharType="end"/>
+                            </w:r>
+                            <w:bookmarkEnd w:id="23"/>
+                            <w:r>
+                              <w:rPr>
+                                <w:b/>
+                                <w:bCs/>
+                              </w:rPr>
+                              <w:t>.</w:t>
+                            </w:r>
+                            <w:r>
+                              <w:t xml:space="preserve"> </w:t>
+                            </w:r>
+                            <w:r>
+                              <w:t>Conceptual architecture of the DisasterAware framework: a closed-loop, hierarchically distributed, uncertainty-aware decision pipeline over the spatial wildfire environment.</w:t>
+                            </w:r>
+                          </w:p>
+                          <w:p/>
+                        </w:txbxContent>
+                      </wps:txbx>
+                      <wps:bodyPr rot="0" spcFirstLastPara="0" vertOverflow="overflow" horzOverflow="overflow" vert="horz" wrap="square" lIns="0" tIns="0" rIns="0" bIns="0" numCol="1" spcCol="0" rtlCol="0" fromWordArt="0" anchor="t" anchorCtr="0" forceAA="0" compatLnSpc="1">
+                        <a:prstTxWarp prst="textNoShape">
+                          <a:avLst/>
+                        </a:prstTxWarp>
+                        <a:spAutoFit/>
+                      </wps:bodyPr>
+                    </wps:wsp>
+                  </a:graphicData>
+                </a:graphic>
+                <wp14:sizeRelH relativeFrom="margin">
+                  <wp14:pctWidth>0</wp14:pctWidth>
+                </wp14:sizeRelH>
+              </wp:anchor>
+            </w:drawing>
+          </mc:Choice>
+          <mc:Fallback>
+            <w:pict>
+              <v:shape w14:anchorId="2391C06C" id="Text Box 1" o:spid="_x0000_s1038" type="#_x0000_t202" style="position:absolute;left:0;text-align:left;margin-left:-266.3pt;margin-top:-23.85pt;width:521.3pt;height:34.5pt;z-index:251692544;visibility:visible;mso-wrap-style:square;mso-width-percent:0;mso-wrap-distance-left:9pt;mso-wrap-distance-top:0;mso-wrap-distance-right:9pt;mso-wrap-distance-bottom:0;mso-position-horizontal:absolute;mso-position-horizontal-relative:text;mso-position-vertical:absolute;mso-position-vertical-relative:text;mso-width-percent:0;mso-width-relative:margin;v-text-anchor:top" o:gfxdata="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" stroked="f">
+                <v:textbox style="mso-fit-shape-to-text:t" inset="0,0,0,0">
+                  <w:txbxContent>
+                    <w:p>
+                      <w:pPr>
+                        <w:pStyle w:val="Caption"/>
+                      </w:pPr>
+                      <w:bookmarkStart w:id="24" w:name="_Ref233001623"/>
+                      <w:r>
+                        <w:rPr>
+                          <w:b/>
+                          <w:bCs/>
+                        </w:rPr>
+                        <w:t xml:space="preserve">Fig. </w:t>
+                      </w:r>
+                      <w:r>
+                        <w:rPr>
+                          <w:b/>
+                          <w:bCs/>
+                        </w:rPr>
+                        <w:fldChar w:fldCharType="begin"/>
+                      </w:r>
+                      <w:r>
+                        <w:rPr>
+                          <w:b/>
+                          <w:bCs/>
+                        </w:rPr>
+                        <w:instrText xml:space="preserve"> SEQ Fig. \* ARABIC </w:instrText>
+                      </w:r>
+                      <w:r>
+                        <w:rPr>
+                          <w:b/>
+                          <w:bCs/>
+                        </w:rPr>
+                        <w:fldChar w:fldCharType="separate"/>
+                      </w:r>
+                      <w:r>
+                        <w:rPr>
+                          <w:b/>
+                          <w:bCs/>
+                          <w:noProof/>
+                        </w:rPr>
+                        <w:t>4</w:t>
+                      </w:r>
+                      <w:r>
+                        <w:rPr>
+                          <w:b/>
+                          <w:bCs/>
+                        </w:rPr>
+                        <w:fldChar w:fldCharType="end"/>
+                      </w:r>
+                      <w:bookmarkEnd w:id="24"/>
+                      <w:r>
+                        <w:rPr>
+                          <w:b/>
+                          <w:bCs/>
+                        </w:rPr>
+                        <w:t>.</w:t>
+                      </w:r>
+                      <w:r>
+                        <w:t xml:space="preserve"> </w:t>
+                      </w:r>
+                      <w:r>
+                        <w:t>Conceptual architecture of the DisasterAware framework: a closed-loop, hierarchically distributed, uncertainty-aware decision pipeline over the spatial wildfire environment.</w:t>
+                      </w:r>
+                    </w:p>
+                    <w:p/>
+                  </w:txbxContent>
+                </v:textbox>
+                <w10:wrap type="topAndBottom"/>
+              </v:shape>
+            </w:pict>
+          </mc:Fallback>
+        </mc:AlternateContent>
+      </w:r>
+      <w:r>
+        <w:t xml:space="preserve">The operational area is a spatial domain Ω, discretized into grid cells indexed by (x, y), and time advances in discrete steps k. The system state S carries only physical wildfire variables at each cell, namely combustion status, available fuel, fire intensity, and time since ignition, and evolves through the transition operator Φ under the external input set </w:t>
+      </w:r>
+      <w:proofErr w:type="spellStart"/>
+      <w:r>
+        <w:t>F_in</w:t>
+      </w:r>
+      <w:proofErr w:type="spellEnd"/>
+      <w:r>
+        <w:t xml:space="preserve">, as in </w:t>
+      </w:r>
+      <w:r>
+        <w:fldChar w:fldCharType="begin"/>
+      </w:r>
+      <w:r>
+        <w:instrText xml:space="preserve"> REF _RefSS1 \h </w:instrText>
+      </w:r>
+      <w:r>
+        <w:fldChar w:fldCharType="separate"/>
+      </w:r>
+      <w:r>
+        <w:t xml:space="preserve">( </w:t>
+      </w:r>
+      <w:r>
+        <w:rPr>
+          <w:noProof/>
+        </w:rPr>
+        <w:t>11</w:t>
+      </w:r>
+      <w:r>
+        <w:t xml:space="preserve"> )</w:t>
+      </w:r>
+      <w:r>
+        <w:fldChar w:fldCharType="end"/>
+      </w:r>
+      <w:r>
+        <w:t xml:space="preserve">. The external input set gathers meteorological, terrain, fuel, and ignition forcing together with the intervention field produced by the system. The defining architectural principle is the strict separation of dynamics and </w:t>
+      </w:r>
+      <w:proofErr w:type="gramStart"/>
+      <w:r>
+        <w:t>decision</w:t>
+      </w:r>
+      <w:proofErr w:type="gramEnd"/>
+      <w:r>
+        <w:t>: the system never writes to the state S, and its decisions influence evolution exclusively through the intervention component of F_in. This keeps the physical model independent of the reasoning layer and confines every decision effect to admissible, input-level modifications.</w:t>
+      </w:r>
+    </w:p>
+    <w:tbl>
+      <w:tblPr>
+        <w:tblStyle w:val="TableGrid"/>
+        <w:tblW w:w="0" w:type="auto"/>
+        <w:tblInd w:w="38" w:type="dxa"/>
+        <w:tblBorders>
+          <w:top w:val="none" w:sz="0" w:space="0" w:color="auto"/>
+          <w:left w:val="none" w:sz="0" w:space="0" w:color="auto"/>
+          <w:bottom w:val="none" w:sz="0" w:space="0" w:color="auto"/>
+          <w:right w:val="none" w:sz="0" w:space="0" w:color="auto"/>
+          <w:insideH w:val="none" w:sz="0" w:space="0" w:color="auto"/>
+          <w:insideV w:val="none" w:sz="0" w:space="0" w:color="auto"/>
+        </w:tblBorders>
+        <w:tblLook w:val="04A0" w:firstRow="1" w:lastRow="0" w:firstColumn="1" w:lastColumn="0" w:noHBand="0" w:noVBand="1"/>
+      </w:tblPr>
+      <w:tblGrid>
+        <w:gridCol w:w="4181"/>
+        <w:gridCol w:w="783"/>
+      </w:tblGrid>
+      <w:tr>
+        <w:tc>
+          <w:tcPr>
+            <w:tcW w:w="4181" w:type="dxa"/>
+            <w:vAlign w:val="center"/>
+          </w:tcPr>
+          <w:p>
+            <w:pPr>
+              <w:pStyle w:val="PARAIndent"/>
+              <w:ind w:firstLine="0"/>
+              <w:jc w:val="center"/>
+            </w:pPr>
+            <m:oMathPara>
+              <m:oMath>
+                <m:sSub>
+                  <m:sSubPr>
+                    <m:ctrlPr>
+                      <w:rPr>
+                        <w:rFonts w:ascii="Cambria Math" w:hAnsi="Cambria Math"/>
+                      </w:rPr>
+                    </m:ctrlPr>
+                  </m:sSubPr>
+                  <m:e>
+                    <m:r>
+                      <w:rPr>
+                        <w:rFonts w:ascii="Cambria Math" w:hAnsi="Cambria Math"/>
+                      </w:rPr>
+                      <m:t>S</m:t>
+                    </m:r>
+                  </m:e>
+                  <m:sub>
+                    <m:r>
+                      <w:rPr>
+                        <w:rFonts w:ascii="Cambria Math" w:hAnsi="Cambria Math"/>
+                      </w:rPr>
+                      <m:t>k+1</m:t>
+                    </m:r>
+                  </m:sub>
+                </m:sSub>
+                <m:r>
+                  <w:rPr>
+                    <w:rFonts w:ascii="Cambria Math" w:hAnsi="Cambria Math"/>
+                  </w:rPr>
+                  <m:t>(x,y)=Φ</m:t>
+                </m:r>
+                <m:d>
+                  <m:dPr>
+                    <m:ctrlPr>
+                      <w:rPr>
+                        <w:rFonts w:ascii="Cambria Math" w:hAnsi="Cambria Math"/>
+                      </w:rPr>
+                    </m:ctrlPr>
+                  </m:dPr>
+                  <m:e>
+                    <m:sSub>
+                      <m:sSubPr>
+                        <m:ctrlPr>
+                          <w:rPr>
+                            <w:rFonts w:ascii="Cambria Math" w:hAnsi="Cambria Math"/>
+                          </w:rPr>
+                        </m:ctrlPr>
+                      </m:sSubPr>
+                      <m:e>
+                        <m:r>
+                          <w:rPr>
+                            <w:rFonts w:ascii="Cambria Math" w:hAnsi="Cambria Math"/>
+                          </w:rPr>
+                          <m:t>S</m:t>
+                        </m:r>
+                      </m:e>
+                      <m:sub>
+                        <m:r>
+                          <w:rPr>
+                            <w:rFonts w:ascii="Cambria Math" w:hAnsi="Cambria Math"/>
+                          </w:rPr>
+                          <m:t>k</m:t>
+                        </m:r>
+                      </m:sub>
+                    </m:sSub>
+                    <m:r>
+                      <w:rPr>
+                        <w:rFonts w:ascii="Cambria Math" w:hAnsi="Cambria Math"/>
+                      </w:rPr>
+                      <m:t>(x,y), </m:t>
+                    </m:r>
+                    <m:sSub>
+                      <m:sSubPr>
+                        <m:ctrlPr>
+                          <w:rPr>
+                            <w:rFonts w:ascii="Cambria Math" w:hAnsi="Cambria Math"/>
+                          </w:rPr>
+                        </m:ctrlPr>
+                      </m:sSubPr>
+                      <m:e>
+                        <m:r>
+                          <w:rPr>
+                            <w:rFonts w:ascii="Cambria Math" w:hAnsi="Cambria Math"/>
+                          </w:rPr>
+                          <m:t>F</m:t>
+                        </m:r>
+                      </m:e>
+                      <m:sub>
+                        <m:r>
+                          <w:rPr>
+                            <w:rFonts w:ascii="Cambria Math" w:hAnsi="Cambria Math"/>
+                          </w:rPr>
+                          <m:t>in,k</m:t>
+                        </m:r>
+                      </m:sub>
+                    </m:sSub>
+                  </m:e>
+                </m:d>
+              </m:oMath>
+            </m:oMathPara>
+          </w:p>
+        </w:tc>
+        <w:tc>
+          <w:tcPr>
+            <w:tcW w:w="783" w:type="dxa"/>
+            <w:vAlign w:val="center"/>
+          </w:tcPr>
+          <w:p>
+            <w:pPr>
+              <w:pStyle w:val="Caption"/>
+              <w:jc w:val="right"/>
+            </w:pPr>
+            <w:bookmarkStart w:id="25" w:name="_RefSS1"/>
+            <w:r>
+              <w:t xml:space="preserve">( </w:t>
+            </w:r>
+            <w:fldSimple w:instr=" SEQ ( \* ARABIC ">
+              <w:r>
+                <w:rPr>
+                  <w:noProof/>
+                </w:rPr>
+                <w:t>11</w:t>
+              </w:r>
+            </w:fldSimple>
+            <w:r>
+              <w:t xml:space="preserve"> )</w:t>
+            </w:r>
+            <w:bookmarkEnd w:id="25"/>
+          </w:p>
+        </w:tc>
+      </w:tr>
+    </w:tbl>
+    <w:p>
+      <w:pPr>
+        <w:pStyle w:val="PARAIndent"/>
+      </w:pPr>
+    </w:p>
+    <w:p>
+      <w:pPr>
+        <w:pStyle w:val="PARAIndent"/>
+      </w:pPr>
+      <w:r>
+        <w:t xml:space="preserve">The state is not directly accessible. The system perceives the fire only through the observation in </w:t>
+      </w:r>
+      <w:r>
+        <w:fldChar w:fldCharType="begin"/>
+      </w:r>
+      <w:r>
+        <w:instrText xml:space="preserve"> REF _RefSS2 \h </w:instrText>
+      </w:r>
+      <w:r>
+        <w:fldChar w:fldCharType="separate"/>
+      </w:r>
+      <w:r>
+        <w:t xml:space="preserve">( </w:t>
+      </w:r>
+      <w:r>
+        <w:rPr>
+          <w:noProof/>
+        </w:rPr>
+        <w:t>12</w:t>
+      </w:r>
+      <w:r>
+        <w:t xml:space="preserve"> )</w:t>
+      </w:r>
+      <w:r>
+        <w:fldChar w:fldCharType="end"/>
+      </w:r>
+      <w:r>
+        <w:t xml:space="preserve">, where </w:t>
+      </w:r>
+      <w:proofErr w:type="gramStart"/>
+      <w:r>
+        <w:t>h is</w:t>
+      </w:r>
+      <w:proofErr w:type="gramEnd"/>
+      <w:r>
+        <w:t xml:space="preserve"> the observation operator and ε is an epistemic disturbance arising from incomplete and imperfect sensing. The disturbance ε is treated as bounded but distribution-free: the uncertainty is structural incompleteness of information, not zero-mean noise that averages out. This rules out probabilistic state estimation and instead motivates the bounded, confidence-gated </w:t>
+      </w:r>
+      <w:r>
+        <w:lastRenderedPageBreak/>
+        <w:t>reasoning developed later, in which observations are mapped to interpretable concepts whose activation is gated by an explicit confidence measure.</w:t>
+      </w:r>
+    </w:p>
+    <w:tbl>
+      <w:tblPr>
+        <w:tblStyle w:val="TableGrid"/>
+        <w:tblW w:w="0" w:type="auto"/>
+        <w:tblInd w:w="38" w:type="dxa"/>
+        <w:tblBorders>
+          <w:top w:val="none" w:sz="0" w:space="0" w:color="auto"/>
+          <w:left w:val="none" w:sz="0" w:space="0" w:color="auto"/>
+          <w:bottom w:val="none" w:sz="0" w:space="0" w:color="auto"/>
+          <w:right w:val="none" w:sz="0" w:space="0" w:color="auto"/>
+          <w:insideH w:val="none" w:sz="0" w:space="0" w:color="auto"/>
+          <w:insideV w:val="none" w:sz="0" w:space="0" w:color="auto"/>
+        </w:tblBorders>
+        <w:tblLook w:val="04A0" w:firstRow="1" w:lastRow="0" w:firstColumn="1" w:lastColumn="0" w:noHBand="0" w:noVBand="1"/>
+      </w:tblPr>
+      <w:tblGrid>
+        <w:gridCol w:w="4181"/>
+        <w:gridCol w:w="783"/>
+      </w:tblGrid>
+      <w:tr>
+        <w:tc>
+          <w:tcPr>
+            <w:tcW w:w="4181" w:type="dxa"/>
+            <w:vAlign w:val="center"/>
+          </w:tcPr>
+          <w:p>
+            <w:pPr>
+              <w:pStyle w:val="PARAIndent"/>
+              <w:ind w:firstLine="0"/>
+              <w:jc w:val="center"/>
+            </w:pPr>
+            <m:oMathPara>
+              <m:oMath>
+                <m:sSub>
+                  <m:sSubPr>
+                    <m:ctrlPr>
+                      <w:rPr>
+                        <w:rFonts w:ascii="Cambria Math" w:hAnsi="Cambria Math"/>
+                      </w:rPr>
+                    </m:ctrlPr>
+                  </m:sSubPr>
+                  <m:e>
+                    <m:r>
+                      <w:rPr>
+                        <w:rFonts w:ascii="Cambria Math" w:hAnsi="Cambria Math"/>
+                      </w:rPr>
+                      <m:t>O</m:t>
+                    </m:r>
+                  </m:e>
+                  <m:sub>
+                    <m:r>
+                      <w:rPr>
+                        <w:rFonts w:ascii="Cambria Math" w:hAnsi="Cambria Math"/>
+                      </w:rPr>
+                      <m:t>k</m:t>
+                    </m:r>
+                  </m:sub>
+                </m:sSub>
+                <m:r>
+                  <w:rPr>
+                    <w:rFonts w:ascii="Cambria Math" w:hAnsi="Cambria Math"/>
+                  </w:rPr>
+                  <m:t>(x,y)=h</m:t>
+                </m:r>
+                <m:d>
+                  <m:dPr>
+                    <m:ctrlPr>
+                      <w:rPr>
+                        <w:rFonts w:ascii="Cambria Math" w:hAnsi="Cambria Math"/>
+                      </w:rPr>
+                    </m:ctrlPr>
+                  </m:dPr>
+                  <m:e>
+                    <m:sSub>
+                      <m:sSubPr>
+                        <m:ctrlPr>
+                          <w:rPr>
+                            <w:rFonts w:ascii="Cambria Math" w:hAnsi="Cambria Math"/>
+                          </w:rPr>
+                        </m:ctrlPr>
+                      </m:sSubPr>
+                      <m:e>
+                        <m:r>
+                          <w:rPr>
+                            <w:rFonts w:ascii="Cambria Math" w:hAnsi="Cambria Math"/>
+                          </w:rPr>
+                          <m:t>S</m:t>
+                        </m:r>
+                      </m:e>
+                      <m:sub>
+                        <m:r>
+                          <w:rPr>
+                            <w:rFonts w:ascii="Cambria Math" w:hAnsi="Cambria Math"/>
+                          </w:rPr>
+                          <m:t>k</m:t>
+                        </m:r>
+                      </m:sub>
+                    </m:sSub>
+                    <m:r>
+                      <w:rPr>
+                        <w:rFonts w:ascii="Cambria Math" w:hAnsi="Cambria Math"/>
+                      </w:rPr>
+                      <m:t>(x,y), </m:t>
+                    </m:r>
+                    <m:sSub>
+                      <m:sSubPr>
+                        <m:ctrlPr>
+                          <w:rPr>
+                            <w:rFonts w:ascii="Cambria Math" w:hAnsi="Cambria Math"/>
+                          </w:rPr>
+                        </m:ctrlPr>
+                      </m:sSubPr>
+                      <m:e>
+                        <m:r>
+                          <w:rPr>
+                            <w:rFonts w:ascii="Cambria Math" w:hAnsi="Cambria Math"/>
+                          </w:rPr>
+                          <m:t>ε</m:t>
+                        </m:r>
+                      </m:e>
+                      <m:sub>
+                        <m:r>
+                          <w:rPr>
+                            <w:rFonts w:ascii="Cambria Math" w:hAnsi="Cambria Math"/>
+                          </w:rPr>
+                          <m:t>k</m:t>
+                        </m:r>
+                      </m:sub>
+                    </m:sSub>
+                  </m:e>
+                </m:d>
+                <m:r>
+                  <w:rPr>
+                    <w:rFonts w:ascii="Cambria Math" w:hAnsi="Cambria Math"/>
+                  </w:rPr>
+                  <m:t>,  ∥</m:t>
+                </m:r>
+                <m:sSub>
+                  <m:sSubPr>
+                    <m:ctrlPr>
+                      <w:rPr>
+                        <w:rFonts w:ascii="Cambria Math" w:hAnsi="Cambria Math"/>
+                      </w:rPr>
+                    </m:ctrlPr>
+                  </m:sSubPr>
+                  <m:e>
+                    <m:r>
+                      <w:rPr>
+                        <w:rFonts w:ascii="Cambria Math" w:hAnsi="Cambria Math"/>
+                      </w:rPr>
+                      <m:t>ε</m:t>
+                    </m:r>
+                  </m:e>
+                  <m:sub>
+                    <m:r>
+                      <w:rPr>
+                        <w:rFonts w:ascii="Cambria Math" w:hAnsi="Cambria Math"/>
+                      </w:rPr>
+                      <m:t>k</m:t>
+                    </m:r>
+                  </m:sub>
+                </m:sSub>
+                <m:r>
+                  <w:rPr>
+                    <w:rFonts w:ascii="Cambria Math" w:hAnsi="Cambria Math"/>
+                  </w:rPr>
+                  <m:t>∥≤</m:t>
+                </m:r>
+                <m:acc>
+                  <m:accPr>
+                    <m:chr m:val="‾"/>
+                    <m:ctrlPr>
+                      <w:rPr>
+                        <w:rFonts w:ascii="Cambria Math" w:hAnsi="Cambria Math"/>
+                      </w:rPr>
+                    </m:ctrlPr>
+                  </m:accPr>
+                  <m:e>
+                    <m:r>
+                      <w:rPr>
+                        <w:rFonts w:ascii="Cambria Math" w:hAnsi="Cambria Math"/>
+                      </w:rPr>
+                      <m:t>ε</m:t>
+                    </m:r>
+                  </m:e>
+                </m:acc>
+              </m:oMath>
+            </m:oMathPara>
+          </w:p>
+        </w:tc>
+        <w:tc>
+          <w:tcPr>
+            <w:tcW w:w="783" w:type="dxa"/>
+            <w:vAlign w:val="center"/>
+          </w:tcPr>
+          <w:p>
+            <w:pPr>
+              <w:pStyle w:val="Caption"/>
+              <w:jc w:val="right"/>
+            </w:pPr>
+            <w:bookmarkStart w:id="26" w:name="_RefSS2"/>
+            <w:r>
+              <w:t xml:space="preserve">( </w:t>
+            </w:r>
+            <w:fldSimple w:instr=" SEQ ( \* ARABIC ">
+              <w:r>
+                <w:rPr>
+                  <w:noProof/>
+                </w:rPr>
+                <w:t>12</w:t>
+              </w:r>
+            </w:fldSimple>
+            <w:r>
+              <w:t xml:space="preserve"> )</w:t>
+            </w:r>
+            <w:bookmarkEnd w:id="26"/>
+          </w:p>
+        </w:tc>
+      </w:tr>
+    </w:tbl>
+    <w:p>
+      <w:pPr>
+        <w:pStyle w:val="PARAIndent"/>
+      </w:pPr>
+    </w:p>
+    <w:p>
+      <w:pPr>
+        <w:pStyle w:val="PARAIndent"/>
+      </w:pPr>
+      <w:r>
+        <w:t xml:space="preserve">Decision generation is hierarchically distributed. The domain Ω is partitioned into N disjoint regions, and each region observes only its own area. Every region applies the same regional mapping π to its local observation and regional contextual inputs, producing a region-specific, multi-action decision, as in </w:t>
+      </w:r>
+      <w:r>
+        <w:fldChar w:fldCharType="begin"/>
+      </w:r>
+      <w:r>
+        <w:instrText xml:space="preserve"> REF _RefSS3 \h </w:instrText>
+      </w:r>
+      <w:r>
+        <w:fldChar w:fldCharType="separate"/>
+      </w:r>
+      <w:r>
+        <w:t xml:space="preserve">( </w:t>
+      </w:r>
+      <w:r>
+        <w:rPr>
+          <w:noProof/>
+        </w:rPr>
+        <w:t>13</w:t>
+      </w:r>
+      <w:r>
+        <w:t xml:space="preserve"> )</w:t>
+      </w:r>
+      <w:r>
+        <w:fldChar w:fldCharType="end"/>
+      </w:r>
+      <w:r>
+        <w:t>. No region accesses the global state or another region's raw observations, so the cost of local reasoning is bounded independently of the overall problem size, a property that the concept-based design of Section III-C exploits to keep each regional decision tractable.</w:t>
+      </w:r>
+    </w:p>
+    <w:tbl>
+      <w:tblPr>
+        <w:tblStyle w:val="TableGrid"/>
+        <w:tblW w:w="0" w:type="auto"/>
+        <w:tblInd w:w="38" w:type="dxa"/>
+        <w:tblBorders>
+          <w:top w:val="none" w:sz="0" w:space="0" w:color="auto"/>
+          <w:left w:val="none" w:sz="0" w:space="0" w:color="auto"/>
+          <w:bottom w:val="none" w:sz="0" w:space="0" w:color="auto"/>
+          <w:right w:val="none" w:sz="0" w:space="0" w:color="auto"/>
+          <w:insideH w:val="none" w:sz="0" w:space="0" w:color="auto"/>
+          <w:insideV w:val="none" w:sz="0" w:space="0" w:color="auto"/>
+        </w:tblBorders>
+        <w:tblLook w:val="04A0" w:firstRow="1" w:lastRow="0" w:firstColumn="1" w:lastColumn="0" w:noHBand="0" w:noVBand="1"/>
+      </w:tblPr>
+      <w:tblGrid>
+        <w:gridCol w:w="4181"/>
+        <w:gridCol w:w="783"/>
+      </w:tblGrid>
+      <w:tr>
+        <w:tc>
+          <w:tcPr>
+            <w:tcW w:w="4181" w:type="dxa"/>
+            <w:vAlign w:val="center"/>
+          </w:tcPr>
+          <w:p>
+            <w:pPr>
+              <w:pStyle w:val="PARAIndent"/>
+              <w:ind w:firstLine="0"/>
+              <w:jc w:val="center"/>
+            </w:pPr>
+            <m:oMathPara>
+              <m:oMath>
+                <m:sSubSup>
+                  <m:sSubSupPr>
+                    <m:ctrlPr>
+                      <w:rPr>
+                        <w:rFonts w:ascii="Cambria Math" w:hAnsi="Cambria Math"/>
+                      </w:rPr>
+                    </m:ctrlPr>
+                  </m:sSubSupPr>
+                  <m:e>
+                    <m:r>
+                      <w:rPr>
+                        <w:rFonts w:ascii="Cambria Math" w:hAnsi="Cambria Math"/>
+                      </w:rPr>
+                      <m:t>U</m:t>
+                    </m:r>
+                  </m:e>
+                  <m:sub>
+                    <m:r>
+                      <w:rPr>
+                        <w:rFonts w:ascii="Cambria Math" w:hAnsi="Cambria Math"/>
+                      </w:rPr>
+                      <m:t>DSS,k</m:t>
+                    </m:r>
+                  </m:sub>
+                  <m:sup>
+                    <m:r>
+                      <w:rPr>
+                        <w:rFonts w:ascii="Cambria Math" w:hAnsi="Cambria Math"/>
+                      </w:rPr>
+                      <m:t>i</m:t>
+                    </m:r>
+                  </m:sup>
+                </m:sSubSup>
+                <m:r>
+                  <w:rPr>
+                    <w:rFonts w:ascii="Cambria Math" w:hAnsi="Cambria Math"/>
+                  </w:rPr>
+                  <m:t>(x,y)=</m:t>
+                </m:r>
+                <m:sSub>
+                  <m:sSubPr>
+                    <m:ctrlPr>
+                      <w:rPr>
+                        <w:rFonts w:ascii="Cambria Math" w:hAnsi="Cambria Math"/>
+                      </w:rPr>
+                    </m:ctrlPr>
+                  </m:sSubPr>
+                  <m:e>
+                    <m:r>
+                      <w:rPr>
+                        <w:rFonts w:ascii="Cambria Math" w:hAnsi="Cambria Math"/>
+                      </w:rPr>
+                      <m:t>π</m:t>
+                    </m:r>
+                  </m:e>
+                  <m:sub>
+                    <m:r>
+                      <w:rPr>
+                        <w:rFonts w:ascii="Cambria Math" w:hAnsi="Cambria Math"/>
+                      </w:rPr>
+                      <m:t>DSS</m:t>
+                    </m:r>
+                  </m:sub>
+                </m:sSub>
+                <m:d>
+                  <m:dPr>
+                    <m:ctrlPr>
+                      <w:rPr>
+                        <w:rFonts w:ascii="Cambria Math" w:hAnsi="Cambria Math"/>
+                      </w:rPr>
+                    </m:ctrlPr>
+                  </m:dPr>
+                  <m:e>
+                    <m:sSubSup>
+                      <m:sSubSupPr>
+                        <m:ctrlPr>
+                          <w:rPr>
+                            <w:rFonts w:ascii="Cambria Math" w:hAnsi="Cambria Math"/>
+                          </w:rPr>
+                        </m:ctrlPr>
+                      </m:sSubSupPr>
+                      <m:e>
+                        <m:r>
+                          <w:rPr>
+                            <w:rFonts w:ascii="Cambria Math" w:hAnsi="Cambria Math"/>
+                          </w:rPr>
+                          <m:t>O</m:t>
+                        </m:r>
+                      </m:e>
+                      <m:sub>
+                        <m:r>
+                          <w:rPr>
+                            <w:rFonts w:ascii="Cambria Math" w:hAnsi="Cambria Math"/>
+                          </w:rPr>
+                          <m:t>k</m:t>
+                        </m:r>
+                      </m:sub>
+                      <m:sup>
+                        <m:r>
+                          <w:rPr>
+                            <w:rFonts w:ascii="Cambria Math" w:hAnsi="Cambria Math"/>
+                          </w:rPr>
+                          <m:t>i</m:t>
+                        </m:r>
+                      </m:sup>
+                    </m:sSubSup>
+                    <m:r>
+                      <w:rPr>
+                        <w:rFonts w:ascii="Cambria Math" w:hAnsi="Cambria Math"/>
+                      </w:rPr>
+                      <m:t>(x,y), </m:t>
+                    </m:r>
+                    <m:sSubSup>
+                      <m:sSubSupPr>
+                        <m:ctrlPr>
+                          <w:rPr>
+                            <w:rFonts w:ascii="Cambria Math" w:hAnsi="Cambria Math"/>
+                          </w:rPr>
+                        </m:ctrlPr>
+                      </m:sSubSupPr>
+                      <m:e>
+                        <m:r>
+                          <w:rPr>
+                            <w:rFonts w:ascii="Cambria Math" w:hAnsi="Cambria Math"/>
+                          </w:rPr>
+                          <m:t>F</m:t>
+                        </m:r>
+                      </m:e>
+                      <m:sub>
+                        <m:r>
+                          <w:rPr>
+                            <w:rFonts w:ascii="Cambria Math" w:hAnsi="Cambria Math"/>
+                          </w:rPr>
+                          <m:t>DSS,k</m:t>
+                        </m:r>
+                      </m:sub>
+                      <m:sup>
+                        <m:r>
+                          <w:rPr>
+                            <w:rFonts w:ascii="Cambria Math" w:hAnsi="Cambria Math"/>
+                          </w:rPr>
+                          <m:t>i</m:t>
+                        </m:r>
+                      </m:sup>
+                    </m:sSubSup>
+                  </m:e>
+                </m:d>
+              </m:oMath>
+            </m:oMathPara>
+          </w:p>
+        </w:tc>
+        <w:tc>
+          <w:tcPr>
+            <w:tcW w:w="783" w:type="dxa"/>
+            <w:vAlign w:val="center"/>
+          </w:tcPr>
+          <w:p>
+            <w:pPr>
+              <w:pStyle w:val="Caption"/>
+              <w:jc w:val="right"/>
+            </w:pPr>
+            <w:bookmarkStart w:id="27" w:name="_RefSS3"/>
+            <w:r>
+              <w:t xml:space="preserve">( </w:t>
+            </w:r>
+            <w:fldSimple w:instr=" SEQ ( \* ARABIC ">
+              <w:r>
+                <w:rPr>
+                  <w:noProof/>
+                </w:rPr>
+                <w:t>13</w:t>
+              </w:r>
+            </w:fldSimple>
+            <w:r>
+              <w:t xml:space="preserve"> )</w:t>
+            </w:r>
+            <w:bookmarkEnd w:id="27"/>
+          </w:p>
+        </w:tc>
+      </w:tr>
+    </w:tbl>
+    <w:p>
+      <w:pPr>
+        <w:pStyle w:val="PARAIndent"/>
+      </w:pPr>
+    </w:p>
+    <w:p>
+      <w:pPr>
+        <w:pStyle w:val="PARAIndent"/>
+      </w:pPr>
+      <w:r>
+        <w:t>I</w:t>
+      </w:r>
+      <w:r>
+        <w:t xml:space="preserve">ndependent regional decisions may compete for shared and limited resources, they are integrated by the coordination </w:t>
+      </w:r>
+      <w:proofErr w:type="gramStart"/>
+      <w:r>
+        <w:t>operator 𝒜</w:t>
+      </w:r>
+      <w:proofErr w:type="gramEnd"/>
+      <w:r>
+        <w:t xml:space="preserve"> into a single consistent field that must lie in the feasible intervention </w:t>
+      </w:r>
+      <w:proofErr w:type="gramStart"/>
+      <w:r>
+        <w:t>space 𝒰</w:t>
+      </w:r>
+      <w:proofErr w:type="gramEnd"/>
+      <w:r>
+        <w:t xml:space="preserve">, as in </w:t>
+      </w:r>
+      <w:r>
+        <w:fldChar w:fldCharType="begin"/>
+      </w:r>
+      <w:r>
+        <w:instrText xml:space="preserve"> REF _RefSS4 \h </w:instrText>
+      </w:r>
+      <w:r>
+        <w:fldChar w:fldCharType="separate"/>
+      </w:r>
+      <w:r>
+        <w:t xml:space="preserve">( </w:t>
+      </w:r>
+      <w:r>
+        <w:rPr>
+          <w:noProof/>
+        </w:rPr>
+        <w:t>14</w:t>
+      </w:r>
+      <w:r>
+        <w:t xml:space="preserve"> )</w:t>
+      </w:r>
+      <w:r>
+        <w:fldChar w:fldCharType="end"/>
+      </w:r>
+      <w:r>
+        <w:t xml:space="preserve">. The contextual set F_DSS carries value- and resource-related information and is deliberately kept distinct from F_in: it constrains admissibility without altering wildfire physics. Because 𝒰 depends on the uncertain observation and on resources that deplete over time, the feasible set is itself uncertain and non-stationary. Coordination is mediated only </w:t>
+      </w:r>
+      <w:proofErr w:type="gramStart"/>
+      <w:r>
+        <w:t>by 𝒜</w:t>
+      </w:r>
+      <w:proofErr w:type="gramEnd"/>
+      <w:r>
+        <w:t xml:space="preserve">; regions never exchange information peer-to-peer, which is what allows </w:t>
+      </w:r>
+      <w:proofErr w:type="gramStart"/>
+      <w:r>
+        <w:t>the architecture</w:t>
+      </w:r>
+      <w:proofErr w:type="gramEnd"/>
+      <w:r>
+        <w:t xml:space="preserve"> to scale spatially without a quadratic growth in communication.</w:t>
+      </w:r>
+    </w:p>
+    <w:tbl>
+      <w:tblPr>
+        <w:tblStyle w:val="TableGrid"/>
+        <w:tblW w:w="0" w:type="auto"/>
+        <w:tblInd w:w="38" w:type="dxa"/>
+        <w:tblBorders>
+          <w:top w:val="none" w:sz="0" w:space="0" w:color="auto"/>
+          <w:left w:val="none" w:sz="0" w:space="0" w:color="auto"/>
+          <w:bottom w:val="none" w:sz="0" w:space="0" w:color="auto"/>
+          <w:right w:val="none" w:sz="0" w:space="0" w:color="auto"/>
+          <w:insideH w:val="none" w:sz="0" w:space="0" w:color="auto"/>
+          <w:insideV w:val="none" w:sz="0" w:space="0" w:color="auto"/>
+        </w:tblBorders>
+        <w:tblLook w:val="04A0" w:firstRow="1" w:lastRow="0" w:firstColumn="1" w:lastColumn="0" w:noHBand="0" w:noVBand="1"/>
+      </w:tblPr>
+      <w:tblGrid>
+        <w:gridCol w:w="4181"/>
+        <w:gridCol w:w="783"/>
+      </w:tblGrid>
+      <w:tr>
+        <w:tc>
+          <w:tcPr>
+            <w:tcW w:w="4181" w:type="dxa"/>
+            <w:vAlign w:val="center"/>
+          </w:tcPr>
+          <w:p>
+            <w:pPr>
+              <w:pStyle w:val="PARAIndent"/>
+              <w:ind w:firstLine="0"/>
+              <w:jc w:val="center"/>
+            </w:pPr>
+            <m:oMathPara>
+              <m:oMath>
+                <m:sSub>
+                  <m:sSubPr>
+                    <m:ctrlPr>
+                      <w:rPr>
+                        <w:rFonts w:ascii="Cambria Math" w:hAnsi="Cambria Math"/>
+                      </w:rPr>
+                    </m:ctrlPr>
+                  </m:sSubPr>
+                  <m:e>
+                    <m:r>
+                      <w:rPr>
+                        <w:rFonts w:ascii="Cambria Math" w:hAnsi="Cambria Math"/>
+                      </w:rPr>
+                      <m:t>U</m:t>
+                    </m:r>
+                  </m:e>
+                  <m:sub>
+                    <m:r>
+                      <w:rPr>
+                        <w:rFonts w:ascii="Cambria Math" w:hAnsi="Cambria Math"/>
+                      </w:rPr>
+                      <m:t>DSS,k</m:t>
+                    </m:r>
+                  </m:sub>
+                </m:sSub>
+                <m:r>
+                  <w:rPr>
+                    <w:rFonts w:ascii="Cambria Math" w:hAnsi="Cambria Math"/>
+                  </w:rPr>
+                  <m:t>=</m:t>
+                </m:r>
+                <m:sSub>
+                  <m:sSubPr>
+                    <m:ctrlPr>
+                      <w:rPr>
+                        <w:rFonts w:ascii="Cambria Math" w:hAnsi="Cambria Math"/>
+                      </w:rPr>
+                    </m:ctrlPr>
+                  </m:sSubPr>
+                  <m:e>
+                    <m:r>
+                      <m:rPr>
+                        <m:scr m:val="script"/>
+                        <m:sty m:val="p"/>
+                      </m:rPr>
+                      <w:rPr>
+                        <w:rFonts w:ascii="Cambria Math" w:hAnsi="Cambria Math"/>
+                      </w:rPr>
+                      <m:t>A</m:t>
+                    </m:r>
+                  </m:e>
+                  <m:sub>
+                    <m:r>
+                      <w:rPr>
+                        <w:rFonts w:ascii="Cambria Math" w:hAnsi="Cambria Math"/>
+                      </w:rPr>
+                      <m:t>DSS</m:t>
+                    </m:r>
+                  </m:sub>
+                </m:sSub>
+                <m:d>
+                  <m:dPr>
+                    <m:ctrlPr>
+                      <w:rPr>
+                        <w:rFonts w:ascii="Cambria Math" w:hAnsi="Cambria Math"/>
+                      </w:rPr>
+                    </m:ctrlPr>
+                  </m:dPr>
+                  <m:e>
+                    <m:r>
+                      <w:rPr>
+                        <w:rFonts w:ascii="Cambria Math" w:hAnsi="Cambria Math"/>
+                      </w:rPr>
+                      <m:t>{</m:t>
+                    </m:r>
+                    <m:sSubSup>
+                      <m:sSubSupPr>
+                        <m:ctrlPr>
+                          <w:rPr>
+                            <w:rFonts w:ascii="Cambria Math" w:hAnsi="Cambria Math"/>
+                          </w:rPr>
+                        </m:ctrlPr>
+                      </m:sSubSupPr>
+                      <m:e>
+                        <m:r>
+                          <w:rPr>
+                            <w:rFonts w:ascii="Cambria Math" w:hAnsi="Cambria Math"/>
+                          </w:rPr>
+                          <m:t>U</m:t>
+                        </m:r>
+                      </m:e>
+                      <m:sub>
+                        <m:r>
+                          <w:rPr>
+                            <w:rFonts w:ascii="Cambria Math" w:hAnsi="Cambria Math"/>
+                          </w:rPr>
+                          <m:t>DSS,k</m:t>
+                        </m:r>
+                      </m:sub>
+                      <m:sup>
+                        <m:r>
+                          <w:rPr>
+                            <w:rFonts w:ascii="Cambria Math" w:hAnsi="Cambria Math"/>
+                          </w:rPr>
+                          <m:t>i</m:t>
+                        </m:r>
+                      </m:sup>
+                    </m:sSubSup>
+                    <m:sSubSup>
+                      <m:sSubSupPr>
+                        <m:ctrlPr>
+                          <w:rPr>
+                            <w:rFonts w:ascii="Cambria Math" w:hAnsi="Cambria Math"/>
+                          </w:rPr>
+                        </m:ctrlPr>
+                      </m:sSubSupPr>
+                      <m:e>
+                        <m:r>
+                          <w:rPr>
+                            <w:rFonts w:ascii="Cambria Math" w:hAnsi="Cambria Math"/>
+                          </w:rPr>
+                          <m:t>}</m:t>
+                        </m:r>
+                      </m:e>
+                      <m:sub>
+                        <m:r>
+                          <w:rPr>
+                            <w:rFonts w:ascii="Cambria Math" w:hAnsi="Cambria Math"/>
+                          </w:rPr>
+                          <m:t>i=1</m:t>
+                        </m:r>
+                      </m:sub>
+                      <m:sup>
+                        <m:r>
+                          <w:rPr>
+                            <w:rFonts w:ascii="Cambria Math" w:hAnsi="Cambria Math"/>
+                          </w:rPr>
+                          <m:t>N</m:t>
+                        </m:r>
+                      </m:sup>
+                    </m:sSubSup>
+                  </m:e>
+                </m:d>
+                <m:r>
+                  <w:rPr>
+                    <w:rFonts w:ascii="Cambria Math" w:hAnsi="Cambria Math"/>
+                  </w:rPr>
+                  <m:t>,  </m:t>
+                </m:r>
+                <m:sSub>
+                  <m:sSubPr>
+                    <m:ctrlPr>
+                      <w:rPr>
+                        <w:rFonts w:ascii="Cambria Math" w:hAnsi="Cambria Math"/>
+                      </w:rPr>
+                    </m:ctrlPr>
+                  </m:sSubPr>
+                  <m:e>
+                    <m:r>
+                      <w:rPr>
+                        <w:rFonts w:ascii="Cambria Math" w:hAnsi="Cambria Math"/>
+                      </w:rPr>
+                      <m:t>U</m:t>
+                    </m:r>
+                  </m:e>
+                  <m:sub>
+                    <m:r>
+                      <w:rPr>
+                        <w:rFonts w:ascii="Cambria Math" w:hAnsi="Cambria Math"/>
+                      </w:rPr>
+                      <m:t>DSS,k</m:t>
+                    </m:r>
+                  </m:sub>
+                </m:sSub>
+                <m:r>
+                  <w:rPr>
+                    <w:rFonts w:ascii="Cambria Math" w:hAnsi="Cambria Math"/>
+                  </w:rPr>
+                  <m:t>∈</m:t>
+                </m:r>
+                <m:sSub>
+                  <m:sSubPr>
+                    <m:ctrlPr>
+                      <w:rPr>
+                        <w:rFonts w:ascii="Cambria Math" w:hAnsi="Cambria Math"/>
+                      </w:rPr>
+                    </m:ctrlPr>
+                  </m:sSubPr>
+                  <m:e>
+                    <m:r>
+                      <m:rPr>
+                        <m:scr m:val="script"/>
+                        <m:sty m:val="p"/>
+                      </m:rPr>
+                      <w:rPr>
+                        <w:rFonts w:ascii="Cambria Math" w:hAnsi="Cambria Math"/>
+                      </w:rPr>
+                      <m:t>U</m:t>
+                    </m:r>
+                  </m:e>
+                  <m:sub>
+                    <m:r>
+                      <w:rPr>
+                        <w:rFonts w:ascii="Cambria Math" w:hAnsi="Cambria Math"/>
+                      </w:rPr>
+                      <m:t>DSS</m:t>
+                    </m:r>
+                  </m:sub>
+                </m:sSub>
+                <m:d>
+                  <m:dPr>
+                    <m:ctrlPr>
+                      <w:rPr>
+                        <w:rFonts w:ascii="Cambria Math" w:hAnsi="Cambria Math"/>
+                      </w:rPr>
+                    </m:ctrlPr>
+                  </m:dPr>
+                  <m:e>
+                    <m:sSub>
+                      <m:sSubPr>
+                        <m:ctrlPr>
+                          <w:rPr>
+                            <w:rFonts w:ascii="Cambria Math" w:hAnsi="Cambria Math"/>
+                          </w:rPr>
+                        </m:ctrlPr>
+                      </m:sSubPr>
+                      <m:e>
+                        <m:r>
+                          <w:rPr>
+                            <w:rFonts w:ascii="Cambria Math" w:hAnsi="Cambria Math"/>
+                          </w:rPr>
+                          <m:t>O</m:t>
+                        </m:r>
+                      </m:e>
+                      <m:sub>
+                        <m:r>
+                          <w:rPr>
+                            <w:rFonts w:ascii="Cambria Math" w:hAnsi="Cambria Math"/>
+                          </w:rPr>
+                          <m:t>k</m:t>
+                        </m:r>
+                      </m:sub>
+                    </m:sSub>
+                    <m:r>
+                      <w:rPr>
+                        <w:rFonts w:ascii="Cambria Math" w:hAnsi="Cambria Math"/>
+                      </w:rPr>
+                      <m:t>,</m:t>
+                    </m:r>
+                    <m:sSub>
+                      <m:sSubPr>
+                        <m:ctrlPr>
+                          <w:rPr>
+                            <w:rFonts w:ascii="Cambria Math" w:hAnsi="Cambria Math"/>
+                          </w:rPr>
+                        </m:ctrlPr>
+                      </m:sSubPr>
+                      <m:e>
+                        <m:r>
+                          <w:rPr>
+                            <w:rFonts w:ascii="Cambria Math" w:hAnsi="Cambria Math"/>
+                          </w:rPr>
+                          <m:t>F</m:t>
+                        </m:r>
+                      </m:e>
+                      <m:sub>
+                        <m:r>
+                          <w:rPr>
+                            <w:rFonts w:ascii="Cambria Math" w:hAnsi="Cambria Math"/>
+                          </w:rPr>
+                          <m:t>DSS,k</m:t>
+                        </m:r>
+                      </m:sub>
+                    </m:sSub>
+                  </m:e>
+                </m:d>
+              </m:oMath>
+            </m:oMathPara>
+          </w:p>
+        </w:tc>
+        <w:tc>
+          <w:tcPr>
+            <w:tcW w:w="783" w:type="dxa"/>
+            <w:vAlign w:val="center"/>
+          </w:tcPr>
+          <w:p>
+            <w:pPr>
+              <w:pStyle w:val="Caption"/>
+              <w:jc w:val="right"/>
+            </w:pPr>
+            <w:bookmarkStart w:id="28" w:name="_RefSS4"/>
+            <w:r>
+              <w:t xml:space="preserve">( </w:t>
+            </w:r>
+            <w:fldSimple w:instr=" SEQ ( \* ARABIC ">
+              <w:r>
+                <w:rPr>
+                  <w:noProof/>
+                </w:rPr>
+                <w:t>14</w:t>
+              </w:r>
+            </w:fldSimple>
+            <w:r>
+              <w:t xml:space="preserve"> )</w:t>
+            </w:r>
+            <w:bookmarkEnd w:id="28"/>
+          </w:p>
+        </w:tc>
+      </w:tr>
+    </w:tbl>
+    <w:p>
+      <w:pPr>
+        <w:pStyle w:val="PARAIndent"/>
+      </w:pPr>
+    </w:p>
+    <w:p>
+      <w:pPr>
+        <w:pStyle w:val="PARAIndent"/>
+      </w:pPr>
+      <w:r>
+        <w:t xml:space="preserve">Finally, a generated field is not optimized but accepted once it is adequate. A multi-criteria function f_eval scores the field, which is accepted when the satisficing condition in </w:t>
+      </w:r>
+      <w:r>
+        <w:fldChar w:fldCharType="begin"/>
+      </w:r>
+      <w:r>
+        <w:instrText xml:space="preserve"> REF _RefSS5 \h </w:instrText>
+      </w:r>
+      <w:r>
+        <w:fldChar w:fldCharType="separate"/>
+      </w:r>
+      <w:r>
+        <w:t xml:space="preserve">( </w:t>
+      </w:r>
+      <w:r>
+        <w:rPr>
+          <w:noProof/>
+        </w:rPr>
+        <w:t>15</w:t>
+      </w:r>
+      <w:r>
+        <w:t xml:space="preserve"> )</w:t>
+      </w:r>
+      <w:r>
+        <w:fldChar w:fldCharType="end"/>
+      </w:r>
+      <w:r>
+        <w:t xml:space="preserve"> holds against a time-varying threshold η. The evaluation f_eval is computed only from observable and contextual quantities and is deliberately separate from the generating mapping π, so that acceptance never depends on the unobservable true state. The accepted field then enters F_in and drives the next transition, closing the loop. Taken together, a non-enumerable joint decision space, continuous-state partial observability, distribution-free uncertainty, an evolving feasible set, and multi-criteria acceptance place the framework beyond the reach of exact optimization and define precisely the reasoning problem addressed in the remainder of this paper.</w:t>
+      </w:r>
+    </w:p>
+    <w:tbl>
+      <w:tblPr>
+        <w:tblStyle w:val="TableGrid"/>
+        <w:tblpPr w:leftFromText="141" w:rightFromText="141" w:vertAnchor="text" w:horzAnchor="page" w:tblpX="1236" w:tblpY="135"/>
+        <w:tblW w:w="0" w:type="auto"/>
+        <w:tblBorders>
+          <w:top w:val="none" w:sz="0" w:space="0" w:color="auto"/>
+          <w:left w:val="none" w:sz="0" w:space="0" w:color="auto"/>
+          <w:bottom w:val="none" w:sz="0" w:space="0" w:color="auto"/>
+          <w:right w:val="none" w:sz="0" w:space="0" w:color="auto"/>
+          <w:insideH w:val="none" w:sz="0" w:space="0" w:color="auto"/>
+          <w:insideV w:val="none" w:sz="0" w:space="0" w:color="auto"/>
+        </w:tblBorders>
+        <w:tblLook w:val="04A0" w:firstRow="1" w:lastRow="0" w:firstColumn="1" w:lastColumn="0" w:noHBand="0" w:noVBand="1"/>
+      </w:tblPr>
+      <w:tblGrid>
+        <w:gridCol w:w="4181"/>
+        <w:gridCol w:w="783"/>
+      </w:tblGrid>
+      <w:tr>
+        <w:tc>
+          <w:tcPr>
+            <w:tcW w:w="4181" w:type="dxa"/>
+            <w:vAlign w:val="center"/>
+          </w:tcPr>
+          <w:p>
+            <w:pPr>
+              <w:pStyle w:val="PARAIndent"/>
+              <w:ind w:firstLine="0"/>
+              <w:jc w:val="center"/>
+            </w:pPr>
+            <m:oMathPara>
+              <m:oMath>
+                <m:sSub>
+                  <m:sSubPr>
+                    <m:ctrlPr>
+                      <w:rPr>
+                        <w:rFonts w:ascii="Cambria Math" w:hAnsi="Cambria Math"/>
+                      </w:rPr>
+                    </m:ctrlPr>
+                  </m:sSubPr>
+                  <m:e>
+                    <m:r>
+                      <w:rPr>
+                        <w:rFonts w:ascii="Cambria Math" w:hAnsi="Cambria Math"/>
+                      </w:rPr>
+                      <m:t>Q</m:t>
+                    </m:r>
+                  </m:e>
+                  <m:sub>
+                    <m:r>
+                      <w:rPr>
+                        <w:rFonts w:ascii="Cambria Math" w:hAnsi="Cambria Math"/>
+                      </w:rPr>
+                      <m:t>DSS,k</m:t>
+                    </m:r>
+                  </m:sub>
+                </m:sSub>
+                <m:r>
+                  <w:rPr>
+                    <w:rFonts w:ascii="Cambria Math" w:hAnsi="Cambria Math"/>
+                  </w:rPr>
+                  <m:t>=</m:t>
+                </m:r>
+                <m:sSub>
+                  <m:sSubPr>
+                    <m:ctrlPr>
+                      <w:rPr>
+                        <w:rFonts w:ascii="Cambria Math" w:hAnsi="Cambria Math"/>
+                      </w:rPr>
+                    </m:ctrlPr>
+                  </m:sSubPr>
+                  <m:e>
+                    <m:r>
+                      <w:rPr>
+                        <w:rFonts w:ascii="Cambria Math" w:hAnsi="Cambria Math"/>
+                      </w:rPr>
+                      <m:t>f</m:t>
+                    </m:r>
+                  </m:e>
+                  <m:sub>
+                    <m:r>
+                      <w:rPr>
+                        <w:rFonts w:ascii="Cambria Math" w:hAnsi="Cambria Math"/>
+                      </w:rPr>
+                      <m:t>eval</m:t>
+                    </m:r>
+                  </m:sub>
+                </m:sSub>
+                <m:d>
+                  <m:dPr>
+                    <m:ctrlPr>
+                      <w:rPr>
+                        <w:rFonts w:ascii="Cambria Math" w:hAnsi="Cambria Math"/>
+                      </w:rPr>
+                    </m:ctrlPr>
+                  </m:dPr>
+                  <m:e>
+                    <m:sSub>
+                      <m:sSubPr>
+                        <m:ctrlPr>
+                          <w:rPr>
+                            <w:rFonts w:ascii="Cambria Math" w:hAnsi="Cambria Math"/>
+                          </w:rPr>
+                        </m:ctrlPr>
+                      </m:sSubPr>
+                      <m:e>
+                        <m:r>
+                          <w:rPr>
+                            <w:rFonts w:ascii="Cambria Math" w:hAnsi="Cambria Math"/>
+                          </w:rPr>
+                          <m:t>O</m:t>
+                        </m:r>
+                      </m:e>
+                      <m:sub>
+                        <m:r>
+                          <w:rPr>
+                            <w:rFonts w:ascii="Cambria Math" w:hAnsi="Cambria Math"/>
+                          </w:rPr>
+                          <m:t>k</m:t>
+                        </m:r>
+                      </m:sub>
+                    </m:sSub>
+                    <m:r>
+                      <w:rPr>
+                        <w:rFonts w:ascii="Cambria Math" w:hAnsi="Cambria Math"/>
+                      </w:rPr>
+                      <m:t>,</m:t>
+                    </m:r>
+                    <m:sSub>
+                      <m:sSubPr>
+                        <m:ctrlPr>
+                          <w:rPr>
+                            <w:rFonts w:ascii="Cambria Math" w:hAnsi="Cambria Math"/>
+                          </w:rPr>
+                        </m:ctrlPr>
+                      </m:sSubPr>
+                      <m:e>
+                        <m:r>
+                          <w:rPr>
+                            <w:rFonts w:ascii="Cambria Math" w:hAnsi="Cambria Math"/>
+                          </w:rPr>
+                          <m:t>F</m:t>
+                        </m:r>
+                      </m:e>
+                      <m:sub>
+                        <m:r>
+                          <w:rPr>
+                            <w:rFonts w:ascii="Cambria Math" w:hAnsi="Cambria Math"/>
+                          </w:rPr>
+                          <m:t>DSS,k</m:t>
+                        </m:r>
+                      </m:sub>
+                    </m:sSub>
+                    <m:r>
+                      <w:rPr>
+                        <w:rFonts w:ascii="Cambria Math" w:hAnsi="Cambria Math"/>
+                      </w:rPr>
+                      <m:t>,</m:t>
+                    </m:r>
+                    <m:sSub>
+                      <m:sSubPr>
+                        <m:ctrlPr>
+                          <w:rPr>
+                            <w:rFonts w:ascii="Cambria Math" w:hAnsi="Cambria Math"/>
+                          </w:rPr>
+                        </m:ctrlPr>
+                      </m:sSubPr>
+                      <m:e>
+                        <m:r>
+                          <w:rPr>
+                            <w:rFonts w:ascii="Cambria Math" w:hAnsi="Cambria Math"/>
+                          </w:rPr>
+                          <m:t>U</m:t>
+                        </m:r>
+                      </m:e>
+                      <m:sub>
+                        <m:r>
+                          <w:rPr>
+                            <w:rFonts w:ascii="Cambria Math" w:hAnsi="Cambria Math"/>
+                          </w:rPr>
+                          <m:t>DSS,k</m:t>
+                        </m:r>
+                      </m:sub>
+                    </m:sSub>
+                  </m:e>
+                </m:d>
+                <m:r>
+                  <w:rPr>
+                    <w:rFonts w:ascii="Cambria Math" w:hAnsi="Cambria Math"/>
+                  </w:rPr>
+                  <m:t>≥</m:t>
+                </m:r>
+                <m:sSub>
+                  <m:sSubPr>
+                    <m:ctrlPr>
+                      <w:rPr>
+                        <w:rFonts w:ascii="Cambria Math" w:hAnsi="Cambria Math"/>
+                      </w:rPr>
+                    </m:ctrlPr>
+                  </m:sSubPr>
+                  <m:e>
+                    <m:r>
+                      <w:rPr>
+                        <w:rFonts w:ascii="Cambria Math" w:hAnsi="Cambria Math"/>
+                      </w:rPr>
+                      <m:t>η</m:t>
+                    </m:r>
+                  </m:e>
+                  <m:sub>
+                    <m:r>
+                      <w:rPr>
+                        <w:rFonts w:ascii="Cambria Math" w:hAnsi="Cambria Math"/>
+                      </w:rPr>
+                      <m:t>k</m:t>
+                    </m:r>
+                  </m:sub>
+                </m:sSub>
+              </m:oMath>
+            </m:oMathPara>
+          </w:p>
+        </w:tc>
+        <w:tc>
+          <w:tcPr>
+            <w:tcW w:w="783" w:type="dxa"/>
+            <w:vAlign w:val="center"/>
+          </w:tcPr>
+          <w:p>
+            <w:pPr>
+              <w:pStyle w:val="Caption"/>
+              <w:jc w:val="right"/>
+            </w:pPr>
+            <w:bookmarkStart w:id="29" w:name="_RefSS5"/>
+            <w:r>
+              <w:t xml:space="preserve">( </w:t>
+            </w:r>
+            <w:r>
+              <w:fldChar w:fldCharType="begin"/>
+            </w:r>
+            <w:r>
+              <w:instrText xml:space="preserve"> SEQ ( \* ARABIC </w:instrText>
+            </w:r>
+            <w:r>
+              <w:fldChar w:fldCharType="separate"/>
+            </w:r>
+            <w:r>
+              <w:rPr>
+                <w:noProof/>
+              </w:rPr>
+              <w:t>15</w:t>
+            </w:r>
+            <w:r>
+              <w:rPr>
+                <w:noProof/>
+              </w:rPr>
+              <w:fldChar w:fldCharType="end"/>
+            </w:r>
+            <w:r>
+              <w:t xml:space="preserve"> )</w:t>
+            </w:r>
+            <w:bookmarkEnd w:id="29"/>
+          </w:p>
+        </w:tc>
+      </w:tr>
+    </w:tbl>
+    <w:p>
+      <w:pPr>
+        <w:pStyle w:val="PARAIndent"/>
+      </w:pPr>
+    </w:p>
+    <w:p>
+      <w:pPr>
+        <w:pStyle w:val="Heading2"/>
+      </w:pPr>
+      <w:r>
+        <w:t>B. Simulation Environment and Closed-Loop Coupling</w:t>
+      </w:r>
+    </w:p>
+    <w:p>
+      <w:pPr>
+        <w:pStyle w:val="Heading2"/>
+      </w:pPr>
+      <w:r>
+        <w:t>C. Concept-Based Reasoning Specification</w:t>
+      </w:r>
+    </w:p>
+    <w:p>
+      <w:pPr>
+        <w:pStyle w:val="PARAIndent"/>
+      </w:pPr>
+    </w:p>
+    <w:p>
+      <w:pPr>
+        <w:pStyle w:val="Heading2"/>
+      </w:pPr>
+      <w:r>
+        <w:t>D. Distributed Decision Generation and Coordination</w:t>
+      </w:r>
+    </w:p>
+    <w:p>
+      <w:pPr>
+        <w:pStyle w:val="PARAIndent"/>
+      </w:pPr>
+    </w:p>
+    <w:p>
+      <w:pPr>
+        <w:pStyle w:val="Heading2"/>
+      </w:pPr>
+      <w:r>
+        <w:t>E. Explainability and Fail-Safe Governance</w:t>
+      </w:r>
+    </w:p>
+    <w:p>
+      <w:pPr>
+        <w:pStyle w:val="PARAIndent"/>
+      </w:pPr>
+    </w:p>
+    <w:p>
+      <w:pPr>
+        <w:pStyle w:val="Heading1"/>
+      </w:pPr>
+      <w:r>
+        <w:t>IV. Simulation Test</w:t>
+      </w:r>
+    </w:p>
+    <w:p>
+      <w:pPr>
+        <w:pStyle w:val="Heading2"/>
+      </w:pPr>
+      <w:r>
+        <w:t>A. Simulation Environment</w:t>
+      </w:r>
+    </w:p>
+    <w:p>
+      <w:pPr>
+        <w:pStyle w:val="PARAIndent"/>
+      </w:pPr>
+    </w:p>
+    <w:p>
+      <w:pPr>
+        <w:pStyle w:val="Heading2"/>
+      </w:pPr>
+      <w:r>
+        <w:t>B. Baseline and Scenarios</w:t>
+      </w:r>
+    </w:p>
+    <w:p>
+      <w:pPr>
+        <w:pStyle w:val="PARAIndent"/>
+      </w:pPr>
+    </w:p>
+    <w:p>
+      <w:pPr>
+        <w:pStyle w:val="Heading2"/>
+      </w:pPr>
+      <w:r>
+        <w:t>C. Metrics and Acceptance Criteria</w:t>
+      </w:r>
+    </w:p>
+    <w:p>
+      <w:pPr>
+        <w:pStyle w:val="PARAIndent"/>
+      </w:pPr>
+    </w:p>
+    <w:p>
+      <w:pPr>
+        <w:pStyle w:val="Heading2"/>
+      </w:pPr>
+      <w:r>
+        <w:t>D. Results and Sensitivity Analysis</w:t>
+      </w:r>
+    </w:p>
+    <w:p>
+      <w:pPr>
+        <w:pStyle w:val="PARAIndent"/>
+      </w:pPr>
+    </w:p>
+    <w:p>
+      <w:pPr>
+        <w:pStyle w:val="Heading1"/>
+      </w:pPr>
+      <w:r>
+        <w:t>V. Conclusion and Future Work</w:t>
+      </w:r>
+    </w:p>
+    <w:p/>
+    <w:p>
+      <w:pPr>
+        <w:pStyle w:val="Heading1"/>
+      </w:pPr>
+      <w:r>
+        <w:t>Acknowledgment</w:t>
+      </w:r>
+    </w:p>
+    <w:p/>
+    <w:p>
+      <w:pPr>
+        <w:pStyle w:val="Heading1"/>
+      </w:pPr>
       <w:r>
         <w:t>References</w:t>
       </w:r>
@@ -6180,7 +8039,7 @@
       </w:tblGrid>
       <w:tr>
         <w:trPr>
-          <w:divId w:val="844245511"/>
+          <w:divId w:val="1243367858"/>
           <w:tblCellSpacing w:w="15" w:type="dxa"/>
         </w:trPr>
         <w:tc>
@@ -6228,7 +8087,7 @@
       </w:tr>
       <w:tr>
         <w:trPr>
-          <w:divId w:val="844245511"/>
+          <w:divId w:val="1243367858"/>
           <w:tblCellSpacing w:w="15" w:type="dxa"/>
         </w:trPr>
         <w:tc>
@@ -6288,7 +8147,7 @@
       </w:tr>
       <w:tr>
         <w:trPr>
-          <w:divId w:val="844245511"/>
+          <w:divId w:val="1243367858"/>
           <w:tblCellSpacing w:w="15" w:type="dxa"/>
         </w:trPr>
         <w:tc>
@@ -6348,7 +8207,7 @@
       </w:tr>
       <w:tr>
         <w:trPr>
-          <w:divId w:val="844245511"/>
+          <w:divId w:val="1243367858"/>
           <w:tblCellSpacing w:w="15" w:type="dxa"/>
         </w:trPr>
         <w:tc>
@@ -6408,7 +8267,7 @@
       </w:tr>
       <w:tr>
         <w:trPr>
-          <w:divId w:val="844245511"/>
+          <w:divId w:val="1243367858"/>
           <w:tblCellSpacing w:w="15" w:type="dxa"/>
         </w:trPr>
         <w:tc>
@@ -6468,7 +8327,7 @@
       </w:tr>
       <w:tr>
         <w:trPr>
-          <w:divId w:val="844245511"/>
+          <w:divId w:val="1243367858"/>
           <w:tblCellSpacing w:w="15" w:type="dxa"/>
         </w:trPr>
         <w:tc>
@@ -6514,7 +8373,7 @@
       </w:tr>
       <w:tr>
         <w:trPr>
-          <w:divId w:val="844245511"/>
+          <w:divId w:val="1243367858"/>
           <w:tblCellSpacing w:w="15" w:type="dxa"/>
         </w:trPr>
         <w:tc>
@@ -6574,7 +8433,7 @@
       </w:tr>
       <w:tr>
         <w:trPr>
-          <w:divId w:val="844245511"/>
+          <w:divId w:val="1243367858"/>
           <w:tblCellSpacing w:w="15" w:type="dxa"/>
         </w:trPr>
         <w:tc>
@@ -6634,7 +8493,7 @@
       </w:tr>
       <w:tr>
         <w:trPr>
-          <w:divId w:val="844245511"/>
+          <w:divId w:val="1243367858"/>
           <w:tblCellSpacing w:w="15" w:type="dxa"/>
         </w:trPr>
         <w:tc>
@@ -6680,7 +8539,7 @@
       </w:tr>
       <w:tr>
         <w:trPr>
-          <w:divId w:val="844245511"/>
+          <w:divId w:val="1243367858"/>
           <w:tblCellSpacing w:w="15" w:type="dxa"/>
         </w:trPr>
         <w:tc>
@@ -6727,7 +8586,16 @@
                 <w:iCs/>
                 <w:noProof/>
               </w:rPr>
-              <w:t xml:space="preserve">ISPRS International Journal of Geo-Information, </w:t>
+              <w:t xml:space="preserve">ISPRS </w:t>
+            </w:r>
+            <w:r>
+              <w:rPr>
+                <w:i/>
+                <w:iCs/>
+                <w:noProof/>
+              </w:rPr>
+              <w:lastRenderedPageBreak/>
+              <w:t xml:space="preserve">International Journal of Geo-Information, </w:t>
             </w:r>
             <w:r>
               <w:rPr>
@@ -6740,7 +8608,7 @@
       </w:tr>
       <w:tr>
         <w:trPr>
-          <w:divId w:val="844245511"/>
+          <w:divId w:val="1243367858"/>
           <w:tblCellSpacing w:w="15" w:type="dxa"/>
         </w:trPr>
         <w:tc>
@@ -6759,6 +8627,7 @@
               <w:rPr>
                 <w:noProof/>
               </w:rPr>
+              <w:lastRenderedPageBreak/>
               <w:t xml:space="preserve">[11] </w:t>
             </w:r>
           </w:p>
@@ -6800,7 +8669,7 @@
       </w:tr>
       <w:tr>
         <w:trPr>
-          <w:divId w:val="844245511"/>
+          <w:divId w:val="1243367858"/>
           <w:tblCellSpacing w:w="15" w:type="dxa"/>
         </w:trPr>
         <w:tc>
@@ -6860,7 +8729,7 @@
       </w:tr>
       <w:tr>
         <w:trPr>
-          <w:divId w:val="844245511"/>
+          <w:divId w:val="1243367858"/>
           <w:tblCellSpacing w:w="15" w:type="dxa"/>
         </w:trPr>
         <w:tc>
@@ -6920,7 +8789,7 @@
       </w:tr>
       <w:tr>
         <w:trPr>
-          <w:divId w:val="844245511"/>
+          <w:divId w:val="1243367858"/>
           <w:tblCellSpacing w:w="15" w:type="dxa"/>
         </w:trPr>
         <w:tc>
@@ -6980,7 +8849,7 @@
       </w:tr>
       <w:tr>
         <w:trPr>
-          <w:divId w:val="844245511"/>
+          <w:divId w:val="1243367858"/>
           <w:tblCellSpacing w:w="15" w:type="dxa"/>
         </w:trPr>
         <w:tc>
@@ -7040,7 +8909,7 @@
       </w:tr>
       <w:tr>
         <w:trPr>
-          <w:divId w:val="844245511"/>
+          <w:divId w:val="1243367858"/>
           <w:tblCellSpacing w:w="15" w:type="dxa"/>
         </w:trPr>
         <w:tc>
@@ -7100,7 +8969,7 @@
       </w:tr>
       <w:tr>
         <w:trPr>
-          <w:divId w:val="844245511"/>
+          <w:divId w:val="1243367858"/>
           <w:tblCellSpacing w:w="15" w:type="dxa"/>
         </w:trPr>
         <w:tc>
@@ -7119,7 +8988,6 @@
               <w:rPr>
                 <w:noProof/>
               </w:rPr>
-              <w:lastRenderedPageBreak/>
               <w:t xml:space="preserve">[17] </w:t>
             </w:r>
           </w:p>
@@ -7161,7 +9029,7 @@
       </w:tr>
       <w:tr>
         <w:trPr>
-          <w:divId w:val="844245511"/>
+          <w:divId w:val="1243367858"/>
           <w:tblCellSpacing w:w="15" w:type="dxa"/>
         </w:trPr>
         <w:tc>
@@ -7221,7 +9089,7 @@
       </w:tr>
       <w:tr>
         <w:trPr>
-          <w:divId w:val="844245511"/>
+          <w:divId w:val="1243367858"/>
           <w:tblCellSpacing w:w="15" w:type="dxa"/>
         </w:trPr>
         <w:tc>
@@ -7267,7 +9135,7 @@
       </w:tr>
       <w:tr>
         <w:trPr>
-          <w:divId w:val="844245511"/>
+          <w:divId w:val="1243367858"/>
           <w:tblCellSpacing w:w="15" w:type="dxa"/>
         </w:trPr>
         <w:tc>
@@ -7327,7 +9195,7 @@
       </w:tr>
       <w:tr>
         <w:trPr>
-          <w:divId w:val="844245511"/>
+          <w:divId w:val="1243367858"/>
           <w:tblCellSpacing w:w="15" w:type="dxa"/>
         </w:trPr>
         <w:tc>
@@ -7387,7 +9255,7 @@
       </w:tr>
       <w:tr>
         <w:trPr>
-          <w:divId w:val="844245511"/>
+          <w:divId w:val="1243367858"/>
           <w:tblCellSpacing w:w="15" w:type="dxa"/>
         </w:trPr>
         <w:tc>
@@ -7447,7 +9315,7 @@
       </w:tr>
       <w:tr>
         <w:trPr>
-          <w:divId w:val="844245511"/>
+          <w:divId w:val="1243367858"/>
           <w:tblCellSpacing w:w="15" w:type="dxa"/>
         </w:trPr>
         <w:tc>
@@ -7493,7 +9361,7 @@
       </w:tr>
       <w:tr>
         <w:trPr>
-          <w:divId w:val="844245511"/>
+          <w:divId w:val="1243367858"/>
           <w:tblCellSpacing w:w="15" w:type="dxa"/>
         </w:trPr>
         <w:tc>
@@ -7553,7 +9421,7 @@
       </w:tr>
       <w:tr>
         <w:trPr>
-          <w:divId w:val="844245511"/>
+          <w:divId w:val="1243367858"/>
           <w:tblCellSpacing w:w="15" w:type="dxa"/>
         </w:trPr>
         <w:tc>
@@ -7613,7 +9481,7 @@
       </w:tr>
       <w:tr>
         <w:trPr>
-          <w:divId w:val="844245511"/>
+          <w:divId w:val="1243367858"/>
           <w:tblCellSpacing w:w="15" w:type="dxa"/>
         </w:trPr>
         <w:tc>
@@ -7673,7 +9541,7 @@
       </w:tr>
       <w:tr>
         <w:trPr>
-          <w:divId w:val="844245511"/>
+          <w:divId w:val="1243367858"/>
           <w:tblCellSpacing w:w="15" w:type="dxa"/>
         </w:trPr>
         <w:tc>
@@ -7726,14 +9594,20 @@
               <w:rPr>
                 <w:noProof/>
               </w:rPr>
-              <w:t xml:space="preserve">vol. 83, no. 3, pp. 345-377, 1995. </w:t>
+              <w:t xml:space="preserve">vol. 83, no. 3, pp. </w:t>
+            </w:r>
+            <w:r>
+              <w:rPr>
+                <w:noProof/>
+              </w:rPr>
+              <w:t xml:space="preserve">345-377, 1995. </w:t>
             </w:r>
           </w:p>
         </w:tc>
       </w:tr>
       <w:tr>
         <w:trPr>
-          <w:divId w:val="844245511"/>
+          <w:divId w:val="1243367858"/>
           <w:tblCellSpacing w:w="15" w:type="dxa"/>
         </w:trPr>
         <w:tc>
@@ -7793,7 +9667,7 @@
       </w:tr>
       <w:tr>
         <w:trPr>
-          <w:divId w:val="844245511"/>
+          <w:divId w:val="1243367858"/>
           <w:tblCellSpacing w:w="15" w:type="dxa"/>
         </w:trPr>
         <w:tc>
@@ -7854,7 +9728,7 @@
     </w:tbl>
     <w:p>
       <w:pPr>
-        <w:divId w:val="844245511"/>
+        <w:divId w:val="1243367858"/>
         <w:rPr>
           <w:noProof/>
         </w:rPr>
@@ -7904,7 +9778,7 @@
           <w:szCs w:val="20"/>
         </w:rPr>
         <w:drawing>
-          <wp:anchor distT="0" distB="0" distL="114300" distR="114300" simplePos="0" relativeHeight="251656192" behindDoc="0" locked="0" layoutInCell="1" allowOverlap="1" wp14:anchorId="1535A905" wp14:editId="14263AD6">
+          <wp:anchor distT="0" distB="0" distL="114300" distR="114300" simplePos="0" relativeHeight="251655680" behindDoc="0" locked="0" layoutInCell="1" allowOverlap="1" wp14:anchorId="1535A905" wp14:editId="14263AD6">
             <wp:simplePos x="0" y="0"/>
             <wp:positionH relativeFrom="column">
               <wp:align>left</wp:align>
@@ -7922,129 +9796,6 @@
                 <pic:pic xmlns:pic="http://schemas.openxmlformats.org/drawingml/2006/picture">
                   <pic:nvPicPr>
                     <pic:cNvPr id="0" name="caglar_bio.png"/>
-                    <pic:cNvPicPr/>
-                  </pic:nvPicPr>
-                  <pic:blipFill>
-                    <a:blip r:embed="rId19"/>
-                    <a:stretch>
-                      <a:fillRect/>
-                    </a:stretch>
-                  </pic:blipFill>
-                  <pic:spPr>
-                    <a:xfrm>
-                      <a:off x="0" y="0"/>
-                      <a:ext cx="914400" cy="1143000"/>
-                    </a:xfrm>
-                    <a:prstGeom prst="rect">
-                      <a:avLst/>
-                    </a:prstGeom>
-                  </pic:spPr>
-                </pic:pic>
-              </a:graphicData>
-            </a:graphic>
-          </wp:anchor>
-        </w:drawing>
-      </w:r>
-      <w:r>
-        <w:rPr>
-          <w:b/>
-          <w:sz w:val="20"/>
-          <w:szCs w:val="20"/>
-        </w:rPr>
-        <w:t xml:space="preserve">Çağlar Akman </w:t>
-      </w:r>
-      <w:r>
-        <w:rPr>
-          <w:sz w:val="20"/>
-          <w:szCs w:val="20"/>
-        </w:rPr>
-        <w:t xml:space="preserve">received the B.S. and M.S. degrees in </w:t>
-      </w:r>
-      <w:r>
-        <w:rPr>
-          <w:sz w:val="20"/>
-          <w:szCs w:val="20"/>
-        </w:rPr>
-        <w:t xml:space="preserve">Electrical </w:t>
-      </w:r>
-      <w:r>
-        <w:rPr>
-          <w:sz w:val="20"/>
-          <w:szCs w:val="20"/>
-        </w:rPr>
-        <w:t xml:space="preserve">and </w:t>
-      </w:r>
-      <w:r>
-        <w:rPr>
-          <w:sz w:val="20"/>
-          <w:szCs w:val="20"/>
-        </w:rPr>
-        <w:t xml:space="preserve">Electronics Engineering </w:t>
-      </w:r>
-      <w:r>
-        <w:rPr>
-          <w:sz w:val="20"/>
-          <w:szCs w:val="20"/>
-        </w:rPr>
-        <w:t xml:space="preserve">from the Middle East Technical University (METU), Ankara, Türkiye, in 2008 and 2017, respectively, where he is currently pursuing the Ph.D. degree. </w:t>
-      </w:r>
-    </w:p>
-    <w:p>
-      <w:r>
-        <w:t xml:space="preserve">He is currently </w:t>
-      </w:r>
-      <w:r>
-        <w:t xml:space="preserve">the </w:t>
-      </w:r>
-      <w:r>
-        <w:t xml:space="preserve">Senior Principal Team Manager of the Modeling and Sensor Technologies </w:t>
-      </w:r>
-      <w:r>
-        <w:t>at HAVELSAN, Ankara, Türkiye, where he manages national and international research and development projects</w:t>
-      </w:r>
-      <w:r>
-        <w:t xml:space="preserve"> of advanced sensor systems, decision support architectures, and intelligent automation technologies</w:t>
-      </w:r>
-      <w:r>
-        <w:t xml:space="preserve">. </w:t>
-      </w:r>
-      <w:r>
-        <w:t xml:space="preserve">Over the past 10 years, he has acquired extensive experience in leading multidisciplinary R&amp;D initiatives, managing national and international research </w:t>
-      </w:r>
-      <w:r>
-        <w:t>collaborations, and coordinating complex technical projects across multiple organizations and consortia.</w:t>
-      </w:r>
-    </w:p>
-    <w:p>
-      <w:r>
-        <w:t>He serves as a Industrial Reviewer for TÜBİTAK (Turkish Scientific and Technical Research Council), evaluating research proposals across multiple research domains. He also performs peer review for IEEE Transactions and related journals, contributing to the quality assurance of peer-reviewed literature. Additionally, he has been a part-time lecturer at Atılım University. His research interests, expertise, and professional recognition reflect a strong commitment to advancing the fields of artificial intelligence, autonomous systems, decision support technologies, and sensor fusion in both civilian and defense applications.</w:t>
-      </w:r>
-    </w:p>
-    <w:p/>
-    <w:p>
-      <w:r>
-        <w:rPr>
-          <w:noProof/>
-        </w:rPr>
-        <w:drawing>
-          <wp:anchor distT="0" distB="0" distL="114300" distR="114300" simplePos="0" relativeHeight="251659264" behindDoc="0" locked="0" layoutInCell="1" allowOverlap="1" wp14:anchorId="493E6F11" wp14:editId="748598D0">
-            <wp:simplePos x="0" y="0"/>
-            <wp:positionH relativeFrom="column">
-              <wp:posOffset>31377</wp:posOffset>
-            </wp:positionH>
-            <wp:positionV relativeFrom="paragraph">
-              <wp:posOffset>44824</wp:posOffset>
-            </wp:positionV>
-            <wp:extent cx="914400" cy="1143000"/>
-            <wp:effectExtent l="0" t="0" r="0" b="0"/>
-            <wp:wrapSquare wrapText="bothSides"/>
-            <wp:docPr id="2" name="Picture 2"/>
-            <wp:cNvGraphicFramePr/>
-            <a:graphic xmlns:a="http://schemas.openxmlformats.org/drawingml/2006/main">
-              <a:graphicData uri="http://schemas.openxmlformats.org/drawingml/2006/picture">
-                <pic:pic xmlns:pic="http://schemas.openxmlformats.org/drawingml/2006/picture">
-                  <pic:nvPicPr>
-                    <pic:cNvPr id="0" name="kleb.jpg"/>
                     <pic:cNvPicPr/>
                   </pic:nvPicPr>
                   <pic:blipFill>
@@ -8071,6 +9822,134 @@
       <w:r>
         <w:rPr>
           <w:b/>
+          <w:sz w:val="20"/>
+          <w:szCs w:val="20"/>
+        </w:rPr>
+        <w:t xml:space="preserve">Çağlar Akman </w:t>
+      </w:r>
+      <w:r>
+        <w:rPr>
+          <w:sz w:val="20"/>
+          <w:szCs w:val="20"/>
+        </w:rPr>
+        <w:t xml:space="preserve">received the B.S. and M.S. degrees in </w:t>
+      </w:r>
+      <w:r>
+        <w:rPr>
+          <w:sz w:val="20"/>
+          <w:szCs w:val="20"/>
+        </w:rPr>
+        <w:t xml:space="preserve">Electrical </w:t>
+      </w:r>
+      <w:r>
+        <w:rPr>
+          <w:sz w:val="20"/>
+          <w:szCs w:val="20"/>
+        </w:rPr>
+        <w:t xml:space="preserve">and </w:t>
+      </w:r>
+      <w:r>
+        <w:rPr>
+          <w:sz w:val="20"/>
+          <w:szCs w:val="20"/>
+        </w:rPr>
+        <w:t xml:space="preserve">Electronics Engineering </w:t>
+      </w:r>
+      <w:r>
+        <w:rPr>
+          <w:sz w:val="20"/>
+          <w:szCs w:val="20"/>
+        </w:rPr>
+        <w:t xml:space="preserve">from the Middle East Technical University (METU), Ankara, Türkiye, in 2008 and 2017, respectively, where he is currently pursuing the Ph.D. degree. </w:t>
+      </w:r>
+    </w:p>
+    <w:p>
+      <w:r>
+        <w:t xml:space="preserve">He is currently </w:t>
+      </w:r>
+      <w:r>
+        <w:t xml:space="preserve">the </w:t>
+      </w:r>
+      <w:r>
+        <w:t xml:space="preserve">Senior Principal Team Manager of the Modeling and Sensor Technologies </w:t>
+      </w:r>
+      <w:r>
+        <w:t>at HAVELSAN, Ankara, Türkiye, where he manages national and international research and development projects</w:t>
+      </w:r>
+      <w:r>
+        <w:t xml:space="preserve"> of advanced sensor systems, decision support architectures, and intelligent automation technologies</w:t>
+      </w:r>
+      <w:r>
+        <w:t xml:space="preserve">. </w:t>
+      </w:r>
+      <w:r>
+        <w:t>Over the past 10 years, he has acquired extensive experience in leading multidisciplinary R&amp;D initiatives, managing national and international research collaborations, and coordinating complex technical projects across multiple organizations and consortia.</w:t>
+      </w:r>
+    </w:p>
+    <w:p>
+      <w:r>
+        <w:t xml:space="preserve">He serves as </w:t>
+      </w:r>
+      <w:proofErr w:type="gramStart"/>
+      <w:r>
+        <w:t>a</w:t>
+      </w:r>
+      <w:proofErr w:type="gramEnd"/>
+      <w:r>
+        <w:t xml:space="preserve"> Industrial Reviewer for TÜBİTAK (Turkish Scientific and Technical Research Council), evaluating research proposals across multiple research domains. He also performs peer review for IEEE Transactions and related journals, contributing to the quality assurance of peer-reviewed literature. Additionally, he has been a part-time lecturer at Atılım University. His research interests, expertise, and professional recognition reflect a strong commitment to advancing the fields of artificial intelligence, autonomous systems, decision support technologies, and sensor fusion in both civilian and defense applications.</w:t>
+      </w:r>
+    </w:p>
+    <w:p/>
+    <w:p>
+      <w:r>
+        <w:rPr>
+          <w:noProof/>
+        </w:rPr>
+        <w:drawing>
+          <wp:anchor distT="0" distB="0" distL="114300" distR="114300" simplePos="0" relativeHeight="251658752" behindDoc="0" locked="0" layoutInCell="1" allowOverlap="1" wp14:anchorId="493E6F11" wp14:editId="748598D0">
+            <wp:simplePos x="0" y="0"/>
+            <wp:positionH relativeFrom="column">
+              <wp:posOffset>31377</wp:posOffset>
+            </wp:positionH>
+            <wp:positionV relativeFrom="paragraph">
+              <wp:posOffset>44824</wp:posOffset>
+            </wp:positionV>
+            <wp:extent cx="914400" cy="1143000"/>
+            <wp:effectExtent l="0" t="0" r="0" b="0"/>
+            <wp:wrapSquare wrapText="bothSides"/>
+            <wp:docPr id="2" name="Picture 2"/>
+            <wp:cNvGraphicFramePr/>
+            <a:graphic xmlns:a="http://schemas.openxmlformats.org/drawingml/2006/main">
+              <a:graphicData uri="http://schemas.openxmlformats.org/drawingml/2006/picture">
+                <pic:pic xmlns:pic="http://schemas.openxmlformats.org/drawingml/2006/picture">
+                  <pic:nvPicPr>
+                    <pic:cNvPr id="0" name="kleb.jpg"/>
+                    <pic:cNvPicPr/>
+                  </pic:nvPicPr>
+                  <pic:blipFill>
+                    <a:blip r:embed="rId21"/>
+                    <a:stretch>
+                      <a:fillRect/>
+                    </a:stretch>
+                  </pic:blipFill>
+                  <pic:spPr>
+                    <a:xfrm>
+                      <a:off x="0" y="0"/>
+                      <a:ext cx="914400" cy="1143000"/>
+                    </a:xfrm>
+                    <a:prstGeom prst="rect">
+                      <a:avLst/>
+                    </a:prstGeom>
+                  </pic:spPr>
+                </pic:pic>
+              </a:graphicData>
+            </a:graphic>
+          </wp:anchor>
+        </w:drawing>
+      </w:r>
+      <w:r>
+        <w:rPr>
+          <w:b/>
         </w:rPr>
         <w:t xml:space="preserve">Kemal Leblebicioğlu </w:t>
       </w:r>
@@ -8085,7 +9964,11 @@
     </w:p>
     <w:p>
       <w:r>
-        <w:t xml:space="preserve">Dr. Leblebicioğlu has been a member of numerous international program committees and has been (co-) author of more than 40 journal papers, book chapters, and numerous conference papers. He is on several IFAC technical committees. He was the editor of the journal ELEKTRIK published by TÜBİTAK (Turkish Scientific and Technical Research Council) from 1996 to 2009. He is on the editorial board of several Turkish technical journals. He organized an international workshop on computer vision and intelligent systems and two national conferences on control. </w:t>
+        <w:t xml:space="preserve">Dr. Leblebicioğlu has been a member of numerous international program committees and has been (co-) author of more than 40 journal papers, book chapters, and numerous conference papers. He is on several IFAC technical committees. He was the editor of the journal ELEKTRIK published by TÜBİTAK (Turkish Scientific and Technical Research Council) from 1996 to 2009. He is on the editorial </w:t>
+      </w:r>
+      <w:r>
+        <w:lastRenderedPageBreak/>
+        <w:t xml:space="preserve">board of several Turkish technical journals. He organized an international workshop on computer vision and intelligent systems and two national conferences on control. </w:t>
       </w:r>
     </w:p>
     <w:p>

--- a/02_Article/DisasterAware_IEEE.docx
+++ b/02_Article/DisasterAware_IEEE.docx
@@ -1285,7 +1285,7 @@
         <mc:AlternateContent>
           <mc:Choice Requires="wpg">
             <w:drawing>
-              <wp:anchor distT="0" distB="0" distL="114300" distR="114300" simplePos="0" relativeHeight="251653632" behindDoc="0" locked="0" layoutInCell="1" allowOverlap="1" wp14:anchorId="582B8107" wp14:editId="4444523B">
+              <wp:anchor distT="0" distB="0" distL="114300" distR="114300" simplePos="0" relativeHeight="251657728" behindDoc="0" locked="0" layoutInCell="1" allowOverlap="1" wp14:anchorId="582B8107" wp14:editId="4444523B">
                 <wp:simplePos x="0" y="0"/>
                 <wp:positionH relativeFrom="column">
                   <wp:posOffset>3374390</wp:posOffset>
@@ -1433,7 +1433,7 @@
           </mc:Choice>
           <mc:Fallback>
             <w:pict>
-              <v:group w14:anchorId="582B8107" id="Group 4" o:spid="_x0000_s1026" style="position:absolute;left:0;text-align:left;margin-left:265.7pt;margin-top:-.1pt;width:254.45pt;height:140.1pt;z-index:251653632;mso-height-relative:margin" coordsize="32315,17792" o:gfxdata="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">
+              <v:group w14:anchorId="582B8107" id="Group 4" o:spid="_x0000_s1026" style="position:absolute;left:0;text-align:left;margin-left:265.7pt;margin-top:-.1pt;width:254.45pt;height:140.1pt;z-index:251657728;mso-height-relative:margin" coordsize="32315,17792" o:gfxdata="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">
                 <v:shapetype id="_x0000_t202" coordsize="21600,21600" o:spt="202" path="m,l,21600r21600,l21600,xe">
                   <v:stroke joinstyle="miter"/>
                   <v:path gradientshapeok="t" o:connecttype="rect"/>
@@ -3381,25 +3381,28 @@
         <w:t xml:space="preserve"> this growth by chaining low-</w:t>
       </w:r>
       <w:r>
+        <w:lastRenderedPageBreak/>
+        <w:t xml:space="preserve">dimensional rule blocks, but the intermediate variables they </w:t>
+      </w:r>
+      <w:r>
         <w:rPr>
           <w:noProof/>
         </w:rPr>
-        <w:lastRenderedPageBreak/>
         <mc:AlternateContent>
           <mc:Choice Requires="wpg">
             <w:drawing>
-              <wp:anchor distT="0" distB="0" distL="114300" distR="114300" simplePos="0" relativeHeight="251671040" behindDoc="0" locked="0" layoutInCell="1" allowOverlap="1" wp14:anchorId="5473CF6E" wp14:editId="0C138637">
+              <wp:anchor distT="0" distB="0" distL="114300" distR="114300" simplePos="0" relativeHeight="251653632" behindDoc="0" locked="0" layoutInCell="1" allowOverlap="1" wp14:anchorId="3B4251C2" wp14:editId="349E8576">
                 <wp:simplePos x="0" y="0"/>
                 <wp:positionH relativeFrom="column">
-                  <wp:posOffset>3373755</wp:posOffset>
+                  <wp:posOffset>35032</wp:posOffset>
                 </wp:positionH>
                 <wp:positionV relativeFrom="paragraph">
-                  <wp:posOffset>2540</wp:posOffset>
+                  <wp:posOffset>53488</wp:posOffset>
                 </wp:positionV>
-                <wp:extent cx="3217545" cy="2290445"/>
-                <wp:effectExtent l="0" t="0" r="1905" b="0"/>
+                <wp:extent cx="3120390" cy="1776730"/>
+                <wp:effectExtent l="0" t="0" r="3810" b="0"/>
                 <wp:wrapTopAndBottom/>
-                <wp:docPr id="638460422" name="Group 4"/>
+                <wp:docPr id="1009234925" name="Group 3"/>
                 <wp:cNvGraphicFramePr/>
                 <a:graphic xmlns:a="http://schemas.openxmlformats.org/drawingml/2006/main">
                   <a:graphicData uri="http://schemas.microsoft.com/office/word/2010/wordprocessingGroup">
@@ -3408,35 +3411,29 @@
                       <wpg:grpSpPr>
                         <a:xfrm>
                           <a:off x="0" y="0"/>
-                          <a:ext cx="3217545" cy="2290445"/>
-                          <a:chOff x="0" y="-1"/>
-                          <a:chExt cx="3217545" cy="2290494"/>
+                          <a:ext cx="3120390" cy="1776730"/>
+                          <a:chOff x="-57150" y="45720"/>
+                          <a:chExt cx="3120390" cy="1776730"/>
                         </a:xfrm>
                       </wpg:grpSpPr>
                       <pic:pic xmlns:pic="http://schemas.openxmlformats.org/drawingml/2006/picture">
                         <pic:nvPicPr>
-                          <pic:cNvPr id="711833605" name="Picture 3"/>
+                          <pic:cNvPr id="703359973" name="Picture 1576516411"/>
                           <pic:cNvPicPr>
                             <a:picLocks noChangeAspect="1"/>
                           </pic:cNvPicPr>
                         </pic:nvPicPr>
-                        <pic:blipFill>
-                          <a:blip r:embed="rId13" cstate="print">
-                            <a:extLst>
-                              <a:ext uri="{28A0092B-C50C-407E-A947-70E740481C1C}">
-                                <a14:useLocalDpi xmlns:a14="http://schemas.microsoft.com/office/drawing/2010/main" val="0"/>
-                              </a:ext>
-                            </a:extLst>
-                          </a:blip>
-                          <a:srcRect/>
+                        <pic:blipFill rotWithShape="1">
+                          <a:blip r:embed="rId13"/>
+                          <a:srcRect t="4121" b="5493"/>
                           <a:stretch>
                             <a:fillRect/>
                           </a:stretch>
                         </pic:blipFill>
-                        <pic:spPr bwMode="auto">
+                        <pic:spPr>
                           <a:xfrm>
-                            <a:off x="278347" y="-1"/>
-                            <a:ext cx="2680879" cy="2016369"/>
+                            <a:off x="0" y="45720"/>
+                            <a:ext cx="3063240" cy="1337310"/>
                           </a:xfrm>
                           <a:prstGeom prst="rect">
                             <a:avLst/>
@@ -3444,12 +3441,12 @@
                         </pic:spPr>
                       </pic:pic>
                       <wps:wsp>
-                        <wps:cNvPr id="2146317878" name="Text Box 1"/>
+                        <wps:cNvPr id="1971086079" name="Text Box 1"/>
                         <wps:cNvSpPr txBox="1"/>
                         <wps:spPr>
                           <a:xfrm>
-                            <a:off x="0" y="1998393"/>
-                            <a:ext cx="3217545" cy="292100"/>
+                            <a:off x="-57150" y="1384300"/>
+                            <a:ext cx="3120390" cy="438150"/>
                           </a:xfrm>
                           <a:prstGeom prst="rect">
                             <a:avLst/>
@@ -3467,8 +3464,7 @@
                               <w:pPr>
                                 <w:pStyle w:val="Caption"/>
                               </w:pPr>
-                              <w:bookmarkStart w:id="6" w:name="_Ref232978231"/>
-                              <w:bookmarkStart w:id="7" w:name="_Ref232978221"/>
+                              <w:bookmarkStart w:id="6" w:name="_Ref232966552"/>
                               <w:r>
                                 <w:rPr>
                                   <w:b/>
@@ -3521,10 +3517,10 @@
                                 <w:t>.</w:t>
                               </w:r>
                               <w:r>
-                                <w:t xml:space="preserve"> Decision making under partial observability (top), the first candidate decision (bottom).</w:t>
+                                <w:t xml:space="preserve"> Closed (finite) decision space versus an open (continuous) decision space.</w:t>
                               </w:r>
-                              <w:bookmarkEnd w:id="7"/>
                             </w:p>
+                            <w:p/>
                           </w:txbxContent>
                         </wps:txbx>
                         <wps:bodyPr rot="0" spcFirstLastPara="0" vertOverflow="overflow" horzOverflow="overflow" vert="horz" wrap="square" lIns="0" tIns="0" rIns="0" bIns="0" numCol="1" spcCol="0" rtlCol="0" fromWordArt="0" anchor="t" anchorCtr="0" forceAA="0" compatLnSpc="1">
@@ -3537,6 +3533,9 @@
                     </wpg:wgp>
                   </a:graphicData>
                 </a:graphic>
+                <wp14:sizeRelH relativeFrom="margin">
+                  <wp14:pctWidth>0</wp14:pctWidth>
+                </wp14:sizeRelH>
                 <wp14:sizeRelV relativeFrom="margin">
                   <wp14:pctHeight>0</wp14:pctHeight>
                 </wp14:sizeRelV>
@@ -3545,19 +3544,18 @@
           </mc:Choice>
           <mc:Fallback>
             <w:pict>
-              <v:group w14:anchorId="5473CF6E" id="_x0000_s1029" style="position:absolute;left:0;text-align:left;margin-left:265.65pt;margin-top:.2pt;width:253.35pt;height:180.35pt;z-index:251671040;mso-height-relative:margin" coordorigin="" coordsize="32175,22904" o:gfxdata="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">
-                <v:shape id="Picture 3" o:spid="_x0000_s1030" type="#_x0000_t75" style="position:absolute;left:2783;width:26809;height:20163;visibility:visible;mso-wrap-style:square" o:gfxdata="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">
-                  <v:imagedata r:id="rId14" o:title=""/>
+              <v:group w14:anchorId="3B4251C2" id="Group 3" o:spid="_x0000_s1029" style="position:absolute;left:0;text-align:left;margin-left:2.75pt;margin-top:4.2pt;width:245.7pt;height:139.9pt;z-index:251653632;mso-width-relative:margin;mso-height-relative:margin" coordorigin="-571,457" coordsize="31203,17767" o:gfxdata="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">
+                <v:shape id="Picture 1576516411" o:spid="_x0000_s1030" type="#_x0000_t75" style="position:absolute;top:457;width:30632;height:13373;visibility:visible;mso-wrap-style:square" o:gfxdata="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">
+                  <v:imagedata r:id="rId14" o:title="" croptop="2701f" cropbottom="3600f"/>
                 </v:shape>
-                <v:shape id="_x0000_s1031" type="#_x0000_t202" style="position:absolute;top:19983;width:32175;height:2921;visibility:visible;mso-wrap-style:square;v-text-anchor:top" o:gfxdata="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" stroked="f">
+                <v:shape id="_x0000_s1031" type="#_x0000_t202" style="position:absolute;left:-571;top:13843;width:31203;height:4381;visibility:visible;mso-wrap-style:square;v-text-anchor:top" o:gfxdata="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" stroked="f">
                   <v:textbox style="mso-fit-shape-to-text:t" inset="0,0,0,0">
                     <w:txbxContent>
                       <w:p>
                         <w:pPr>
                           <w:pStyle w:val="Caption"/>
                         </w:pPr>
-                        <w:bookmarkStart w:id="8" w:name="_Ref232978231"/>
-                        <w:bookmarkStart w:id="9" w:name="_Ref232978221"/>
+                        <w:bookmarkStart w:id="7" w:name="_Ref232966552"/>
                         <w:r>
                           <w:rPr>
                             <w:b/>
@@ -3601,7 +3599,7 @@
                           </w:rPr>
                           <w:fldChar w:fldCharType="end"/>
                         </w:r>
-                        <w:bookmarkEnd w:id="8"/>
+                        <w:bookmarkEnd w:id="7"/>
                         <w:r>
                           <w:rPr>
                             <w:b/>
@@ -3610,10 +3608,10 @@
                           <w:t>.</w:t>
                         </w:r>
                         <w:r>
-                          <w:t xml:space="preserve"> Decision making under partial observability (top), the first candidate decision (bottom).</w:t>
+                          <w:t xml:space="preserve"> Closed (finite) decision space versus an open (continuous) decision space.</w:t>
                         </w:r>
-                        <w:bookmarkEnd w:id="9"/>
                       </w:p>
+                      <w:p/>
                     </w:txbxContent>
                   </v:textbox>
                 </v:shape>
@@ -3624,7 +3622,7 @@
         </mc:AlternateContent>
       </w:r>
       <w:r>
-        <w:t>dimensional rule blocks, but the intermediate variables they introduce are often abstract and weaken the interpretability that motivates fuzzy reasoning in the first place. Reducing rule-</w:t>
+        <w:t>introduce are often abstract and weaken the interpretability that motivates fuzzy reasoning in the first place. Reducing rule-</w:t>
       </w:r>
       <w:proofErr w:type="gramStart"/>
       <w:r>
@@ -3648,10 +3646,7 @@
         <w:pStyle w:val="PARAIndent"/>
       </w:pPr>
       <w:r>
-        <w:t>How the decision itself is represented is a design choice with direct consequences. Classical decision support fixes in advance a finite catalogue 𝒜 of L candidate actions, drawn from an underlying continuous action space Ω ⊆ ℝᵈ (so 𝒜 ⊂ Ω and |𝒜| = L &lt; ∞), and returns the best entry under a scalar objective J, as in</w:t>
-      </w:r>
-      <w:r>
-        <w:t xml:space="preserve"> </w:t>
+        <w:t xml:space="preserve">How the decision itself is represented is a design choice with direct consequences. Classical decision support fixes in advance a finite catalogue 𝒟 of M candidate actions, drawn from an underlying continuous action space 𝒞 ⊆ ℝᵈ (so 𝒟 ⊂ 𝒞 and |𝒟| = M &lt; ∞), and returns the best entry under a scalar objective J, as in </w:t>
       </w:r>
       <w:r>
         <w:fldChar w:fldCharType="begin"/>
@@ -3739,7 +3734,7 @@
                       <w:rPr>
                         <w:rFonts w:ascii="Cambria Math" w:hAnsi="Cambria Math"/>
                       </w:rPr>
-                      <m:t>A</m:t>
+                      <m:t>D</m:t>
                     </m:r>
                   </m:sub>
                   <m:sup>
@@ -3794,7 +3789,7 @@
                       <w:rPr>
                         <w:rFonts w:ascii="Cambria Math" w:hAnsi="Cambria Math"/>
                       </w:rPr>
-                      <m:t>A</m:t>
+                      <m:t>D</m:t>
                     </m:r>
                   </m:lim>
                 </m:limLow>
@@ -3821,13 +3816,13 @@
                   <w:rPr>
                     <w:rFonts w:ascii="Cambria Math" w:hAnsi="Cambria Math"/>
                   </w:rPr>
-                  <m:t>A</m:t>
+                  <m:t>D</m:t>
                 </m:r>
                 <m:r>
                   <w:rPr>
                     <w:rFonts w:ascii="Cambria Math" w:hAnsi="Cambria Math"/>
                   </w:rPr>
-                  <m:t>|=L&lt;∞</m:t>
+                  <m:t>|=M&lt;∞</m:t>
                 </m:r>
               </m:oMath>
             </m:oMathPara>
@@ -3843,22 +3838,35 @@
               <w:pStyle w:val="Caption"/>
               <w:jc w:val="right"/>
             </w:pPr>
-            <w:bookmarkStart w:id="10" w:name="_Ref232971847"/>
+            <w:bookmarkStart w:id="8" w:name="_Ref232971847"/>
             <w:r>
               <w:t xml:space="preserve">( </w:t>
             </w:r>
-            <w:fldSimple w:instr=" SEQ ( \* ARABIC ">
-              <w:r>
-                <w:rPr>
-                  <w:noProof/>
-                </w:rPr>
-                <w:t>5</w:t>
-              </w:r>
-            </w:fldSimple>
+            <w:r>
+              <w:fldChar w:fldCharType="begin"/>
+            </w:r>
+            <w:r>
+              <w:instrText xml:space="preserve"> SEQ ( \* ARABIC </w:instrText>
+            </w:r>
+            <w:r>
+              <w:fldChar w:fldCharType="separate"/>
+            </w:r>
+            <w:r>
+              <w:rPr>
+                <w:noProof/>
+              </w:rPr>
+              <w:t>5</w:t>
+            </w:r>
+            <w:r>
+              <w:rPr>
+                <w:noProof/>
+              </w:rPr>
+              <w:fldChar w:fldCharType="end"/>
+            </w:r>
             <w:r>
               <w:t xml:space="preserve"> )</w:t>
             </w:r>
-            <w:bookmarkEnd w:id="10"/>
+            <w:bookmarkEnd w:id="8"/>
           </w:p>
         </w:tc>
       </w:tr>
@@ -3945,23 +3953,26 @@
         </m:r>
       </m:oMath>
       <w:r>
-        <w:t xml:space="preserve"> by a weighted aggregation of criteria but still </w:t>
-      </w:r>
-      <w:r>
-        <w:t>optimize</w:t>
-      </w:r>
-      <w:r>
-        <w:t xml:space="preserve"> over the same finite 𝒜. Two limitations follow at once: the attainable objective is capped at the best listed entry, and 𝒜 is a zero-dimensional, measure-zero subset of the continuum </w:t>
+        <w:t xml:space="preserve"> by a weighted aggregation of criteria but still optimize over the same </w:t>
+      </w:r>
+      <w:proofErr w:type="gramStart"/>
+      <w:r>
+        <w:t>finite 𝒟</w:t>
+      </w:r>
+      <w:proofErr w:type="gramEnd"/>
+      <w:r>
+        <w:t xml:space="preserve">. Two limitations follow at once: the attainable objective is capped at the best listed entry, and 𝒟 is a zero-dimensional, measure-zero subset of the continuum </w:t>
       </w:r>
       <m:oMath>
         <m:r>
           <m:rPr>
+            <m:scr m:val="script"/>
             <m:sty m:val="p"/>
           </m:rPr>
           <w:rPr>
             <w:rFonts w:ascii="Cambria Math" w:hAnsi="Cambria Math"/>
           </w:rPr>
-          <m:t>Ω</m:t>
+          <m:t>C</m:t>
         </m:r>
       </m:oMath>
       <w:r>
@@ -3971,10 +3982,7 @@
         <w:fldChar w:fldCharType="begin"/>
       </w:r>
       <w:r>
-        <w:instrText xml:space="preserve"> REF _Ref232966552 \h </w:instrText>
-      </w:r>
-      <w:r>
-        <w:instrText xml:space="preserve"> \* MERGEFORMAT </w:instrText>
+        <w:instrText xml:space="preserve"> REF _Ref232966552 \h  \* MERGEFORMAT </w:instrText>
       </w:r>
       <w:r>
         <w:fldChar w:fldCharType="separate"/>
@@ -3986,7 +3994,7 @@
         <w:rPr>
           <w:noProof/>
         </w:rPr>
-        <w:t>3</w:t>
+        <w:t>2</w:t>
       </w:r>
       <w:r>
         <w:fldChar w:fldCharType="end"/>
@@ -4000,26 +4008,18 @@
         <w:pStyle w:val="PARAIndent"/>
       </w:pPr>
       <w:r>
-        <w:t xml:space="preserve">On the other </w:t>
-      </w:r>
-      <w:r>
-        <w:t>hand,</w:t>
-      </w:r>
-      <w:r>
-        <w:t xml:space="preserve"> a</w:t>
-      </w:r>
-      <w:r>
-        <w:t xml:space="preserve">n open decision space removes the catalogue. The action ranges over the connected, compact region </w:t>
+        <w:t xml:space="preserve">On the other hand, an open decision space removes the catalogue. The action ranges over the connected, compact region </w:t>
       </w:r>
       <m:oMath>
         <m:r>
           <m:rPr>
+            <m:scr m:val="script"/>
             <m:sty m:val="p"/>
           </m:rPr>
           <w:rPr>
             <w:rFonts w:ascii="Cambria Math" w:hAnsi="Cambria Math"/>
           </w:rPr>
-          <m:t>Ω</m:t>
+          <m:t>C</m:t>
         </m:r>
         <m:r>
           <w:rPr>
@@ -4058,19 +4058,13 @@
         </m:sSup>
       </m:oMath>
       <w:r>
-        <w:t xml:space="preserve"> of positive Lebesgue measure, and the decision solves the continuous program in</w:t>
-      </w:r>
-      <w:r>
-        <w:t xml:space="preserve"> </w:t>
+        <w:t xml:space="preserve"> of positive Lebesgue measure, and the decision solves the continuous program in </w:t>
       </w:r>
       <w:r>
         <w:fldChar w:fldCharType="begin"/>
       </w:r>
       <w:r>
-        <w:instrText xml:space="preserve"> REF _Ref232971874 \h </w:instrText>
-      </w:r>
-      <w:r>
-        <w:instrText xml:space="preserve"> \* MERGEFORMAT </w:instrText>
+        <w:instrText xml:space="preserve"> REF _Ref232971874 \h  \* MERGEFORMAT </w:instrText>
       </w:r>
       <w:r>
         <w:fldChar w:fldCharType="separate"/>
@@ -4091,23 +4085,18 @@
         <w:fldChar w:fldCharType="end"/>
       </w:r>
       <w:r>
-        <w:t xml:space="preserve">, </w:t>
-      </w:r>
-      <w:r>
-        <w:t>synthesizing</w:t>
-      </w:r>
-      <w:r>
-        <w:t xml:space="preserve"> an intervention at an arbitrary point of </w:t>
+        <w:t xml:space="preserve">, synthesizing an intervention at an arbitrary point of </w:t>
       </w:r>
       <m:oMath>
         <m:r>
           <m:rPr>
+            <m:scr m:val="script"/>
             <m:sty m:val="p"/>
           </m:rPr>
           <w:rPr>
             <w:rFonts w:ascii="Cambria Math" w:hAnsi="Cambria Math"/>
           </w:rPr>
-          <m:t>Ω</m:t>
+          <m:t>C</m:t>
         </m:r>
       </m:oMath>
       <w:r>
@@ -4117,10 +4106,7 @@
         <w:fldChar w:fldCharType="begin"/>
       </w:r>
       <w:r>
-        <w:instrText xml:space="preserve"> REF _Ref232966552 \h </w:instrText>
-      </w:r>
-      <w:r>
-        <w:instrText xml:space="preserve"> \* MERGEFORMAT </w:instrText>
+        <w:instrText xml:space="preserve"> REF _Ref232966552 \h  \* MERGEFORMAT </w:instrText>
       </w:r>
       <w:r>
         <w:fldChar w:fldCharType="separate"/>
@@ -4132,7 +4118,7 @@
         <w:rPr>
           <w:noProof/>
         </w:rPr>
-        <w:t>3</w:t>
+        <w:t>2</w:t>
       </w:r>
       <w:r>
         <w:fldChar w:fldCharType="end"/>
@@ -4192,10 +4178,13 @@
                   </m:e>
                   <m:sub>
                     <m:r>
+                      <m:rPr>
+                        <m:scr m:val="script"/>
+                      </m:rPr>
                       <w:rPr>
                         <w:rFonts w:ascii="Cambria Math" w:hAnsi="Cambria Math"/>
                       </w:rPr>
-                      <m:t>Ω</m:t>
+                      <m:t>C</m:t>
                     </m:r>
                   </m:sub>
                   <m:sup>
@@ -4240,7 +4229,16 @@
                       <w:rPr>
                         <w:rFonts w:ascii="Cambria Math" w:hAnsi="Cambria Math"/>
                       </w:rPr>
-                      <m:t>a∈Ω</m:t>
+                      <m:t>a∈</m:t>
+                    </m:r>
+                    <m:r>
+                      <m:rPr>
+                        <m:scr m:val="script"/>
+                      </m:rPr>
+                      <w:rPr>
+                        <w:rFonts w:ascii="Cambria Math" w:hAnsi="Cambria Math"/>
+                      </w:rPr>
+                      <m:t>C</m:t>
                     </m:r>
                   </m:lim>
                 </m:limLow>
@@ -4248,7 +4246,16 @@
                   <w:rPr>
                     <w:rFonts w:ascii="Cambria Math" w:hAnsi="Cambria Math"/>
                   </w:rPr>
-                  <m:t xml:space="preserve"> J(a), Ω⊆</m:t>
+                  <m:t xml:space="preserve"> J(a), </m:t>
+                </m:r>
+                <m:r>
+                  <m:rPr>
+                    <m:scr m:val="script"/>
+                  </m:rPr>
+                  <w:rPr>
+                    <w:rFonts w:ascii="Cambria Math" w:hAnsi="Cambria Math"/>
+                  </w:rPr>
+                  <m:t>C⊆</m:t>
                 </m:r>
                 <m:sSup>
                   <m:sSupPr>
@@ -4292,22 +4299,35 @@
             <w:pPr>
               <w:pStyle w:val="Caption"/>
             </w:pPr>
-            <w:bookmarkStart w:id="11" w:name="_Ref232971874"/>
+            <w:bookmarkStart w:id="9" w:name="_Ref232971874"/>
             <w:r>
               <w:t xml:space="preserve">( </w:t>
             </w:r>
-            <w:fldSimple w:instr=" SEQ ( \* ARABIC ">
-              <w:r>
-                <w:rPr>
-                  <w:noProof/>
-                </w:rPr>
-                <w:t>6</w:t>
-              </w:r>
-            </w:fldSimple>
+            <w:r>
+              <w:fldChar w:fldCharType="begin"/>
+            </w:r>
+            <w:r>
+              <w:instrText xml:space="preserve"> SEQ ( \* ARABIC </w:instrText>
+            </w:r>
+            <w:r>
+              <w:fldChar w:fldCharType="separate"/>
+            </w:r>
+            <w:r>
+              <w:rPr>
+                <w:noProof/>
+              </w:rPr>
+              <w:t>6</w:t>
+            </w:r>
+            <w:r>
+              <w:rPr>
+                <w:noProof/>
+              </w:rPr>
+              <w:fldChar w:fldCharType="end"/>
+            </w:r>
             <w:r>
               <w:t xml:space="preserve"> )</w:t>
             </w:r>
-            <w:bookmarkEnd w:id="11"/>
+            <w:bookmarkEnd w:id="9"/>
           </w:p>
         </w:tc>
       </w:tr>
@@ -4322,22 +4342,7 @@
         <w:pStyle w:val="PARAIndent"/>
       </w:pPr>
       <w:r>
-        <w:t>T</w:t>
-      </w:r>
-      <w:r>
-        <w:t xml:space="preserve">he finite </w:t>
-      </w:r>
-      <w:r>
-        <w:t>catalogue</w:t>
-      </w:r>
-      <w:r>
-        <w:t xml:space="preserve"> </w:t>
-      </w:r>
-      <w:r>
-        <w:t xml:space="preserve">is </w:t>
-      </w:r>
-      <w:r>
-        <w:t xml:space="preserve">contained in the continuum, </w:t>
+        <w:t xml:space="preserve">The finite catalogue is contained in the continuum, </w:t>
       </w:r>
       <m:oMath>
         <m:r>
@@ -4347,23 +4352,29 @@
           <w:rPr>
             <w:rFonts w:ascii="Cambria Math" w:hAnsi="Cambria Math"/>
           </w:rPr>
-          <m:t>A ⊆</m:t>
+          <m:t>D ⊆</m:t>
         </m:r>
         <m:r>
           <m:rPr>
+            <m:scr m:val="script"/>
             <m:sty m:val="p"/>
           </m:rPr>
           <w:rPr>
             <w:rFonts w:ascii="Cambria Math" w:hAnsi="Cambria Math"/>
           </w:rPr>
-          <m:t>Ω</m:t>
+          <m:t>C</m:t>
         </m:r>
       </m:oMath>
       <w:r>
-        <w:t>; hence,</w:t>
-      </w:r>
-      <w:r>
-        <w:t xml:space="preserve"> the continuous optimum can never be worse than the discrete one and the discretisation gap is non-negative; moreover, when </w:t>
+        <w:t xml:space="preserve">; hence, the continuous optimum can never be worse than the discrete one and the </w:t>
+      </w:r>
+      <w:proofErr w:type="spellStart"/>
+      <w:r>
+        <w:t>discretisation</w:t>
+      </w:r>
+      <w:proofErr w:type="spellEnd"/>
+      <w:r>
+        <w:t xml:space="preserve"> gap is non-negative; moreover, when </w:t>
       </w:r>
       <m:oMath>
         <m:r>
@@ -4388,10 +4399,7 @@
         </m:r>
       </m:oMath>
       <w:r>
-        <w:t>-</w:t>
-      </w:r>
-      <w:r>
-        <w:t xml:space="preserve">Lipschitz </w:t>
+        <w:t xml:space="preserve">-Lipschitz </w:t>
       </w:r>
       <w:sdt>
         <w:sdtPr>
@@ -4420,13 +4428,15 @@
         </w:sdtContent>
       </w:sdt>
       <w:r>
-        <w:t xml:space="preserve"> </w:t>
-      </w:r>
-      <w:r>
-        <w:t>and 𝒜 is ε-dense in Ω, that gap is bounded above</w:t>
-      </w:r>
-      <w:r>
-        <w:t xml:space="preserve"> </w:t>
+        <w:t xml:space="preserve"> and 𝒟 is δ-dense </w:t>
+      </w:r>
+      <w:proofErr w:type="gramStart"/>
+      <w:r>
+        <w:t>in 𝒞</w:t>
+      </w:r>
+      <w:proofErr w:type="gramEnd"/>
+      <w:r>
+        <w:t xml:space="preserve">, that gap is bounded above </w:t>
       </w:r>
       <w:r>
         <w:fldChar w:fldCharType="begin"/>
@@ -4513,10 +4523,13 @@
                   </m:e>
                   <m:sub>
                     <m:r>
+                      <m:rPr>
+                        <m:scr m:val="script"/>
+                      </m:rPr>
                       <w:rPr>
                         <w:rFonts w:ascii="Cambria Math" w:hAnsi="Cambria Math"/>
                       </w:rPr>
-                      <m:t>Ω</m:t>
+                      <m:t>C</m:t>
                     </m:r>
                   </m:sub>
                   <m:sup>
@@ -4559,7 +4572,7 @@
                       <w:rPr>
                         <w:rFonts w:ascii="Cambria Math" w:hAnsi="Cambria Math"/>
                       </w:rPr>
-                      <m:t>A</m:t>
+                      <m:t>D</m:t>
                     </m:r>
                   </m:sub>
                   <m:sup>
@@ -4609,7 +4622,7 @@
                   <w:rPr>
                     <w:rFonts w:ascii="Cambria Math" w:hAnsi="Cambria Math"/>
                   </w:rPr>
-                  <m:t> ε</m:t>
+                  <m:t> δ</m:t>
                 </m:r>
               </m:oMath>
             </m:oMathPara>
@@ -4624,22 +4637,35 @@
             <w:pPr>
               <w:pStyle w:val="Caption"/>
             </w:pPr>
-            <w:bookmarkStart w:id="12" w:name="_Ref232971864"/>
+            <w:bookmarkStart w:id="10" w:name="_Ref232971864"/>
             <w:r>
               <w:t xml:space="preserve">( </w:t>
             </w:r>
-            <w:fldSimple w:instr=" SEQ ( \* ARABIC ">
-              <w:r>
-                <w:rPr>
-                  <w:noProof/>
-                </w:rPr>
-                <w:t>7</w:t>
-              </w:r>
-            </w:fldSimple>
+            <w:r>
+              <w:fldChar w:fldCharType="begin"/>
+            </w:r>
+            <w:r>
+              <w:instrText xml:space="preserve"> SEQ ( \* ARABIC </w:instrText>
+            </w:r>
+            <w:r>
+              <w:fldChar w:fldCharType="separate"/>
+            </w:r>
+            <w:r>
+              <w:rPr>
+                <w:noProof/>
+              </w:rPr>
+              <w:t>7</w:t>
+            </w:r>
+            <w:r>
+              <w:rPr>
+                <w:noProof/>
+              </w:rPr>
+              <w:fldChar w:fldCharType="end"/>
+            </w:r>
             <w:r>
               <w:t xml:space="preserve"> )</w:t>
             </w:r>
-            <w:bookmarkEnd w:id="12"/>
+            <w:bookmarkEnd w:id="10"/>
           </w:p>
         </w:tc>
       </w:tr>
@@ -4661,22 +4687,24 @@
           <w:rPr>
             <w:rFonts w:ascii="Cambria Math" w:hAnsi="Cambria Math"/>
           </w:rPr>
-          <m:t>(L → ∞, ε → 0)</m:t>
+          <m:t>(L → ∞, δ → 0)</m:t>
         </m:r>
       </m:oMath>
       <w:r>
-        <w:t xml:space="preserve">, whereas an open formulation attains it directly. For wildfire response, where effective interventions vary continuously with terrain, weather, and available resources, this gap is precisely the advantage of an open decision space, and synthesising interventions over a continuum rather than ranking a fixed menu is what classical </w:t>
-      </w:r>
-      <w:r>
-        <w:t>DSS</w:t>
-      </w:r>
-      <w:r>
-        <w:t xml:space="preserve"> leaves unaddressed.</w:t>
+        <w:t>, whereas an open formulation attains it directly. For wildfire response, where effective interventions vary continuously with terrain, weather, and available resources, this gap is precisely the advantage of an open decision space, and synthesising interventions over a continuum rather than ranking a fixed menu is what classical DSS leaves unaddressed.</w:t>
       </w:r>
     </w:p>
     <w:p>
       <w:pPr>
         <w:pStyle w:val="Heading2"/>
+      </w:pPr>
+      <w:r>
+        <w:t>C. Uncertainty and Partial Observability</w:t>
+      </w:r>
+    </w:p>
+    <w:p>
+      <w:pPr>
+        <w:pStyle w:val="PARAIndent"/>
       </w:pPr>
       <w:r>
         <w:rPr>
@@ -4685,18 +4713,18 @@
         <mc:AlternateContent>
           <mc:Choice Requires="wpg">
             <w:drawing>
-              <wp:anchor distT="0" distB="0" distL="114300" distR="114300" simplePos="0" relativeHeight="251625984" behindDoc="0" locked="0" layoutInCell="1" allowOverlap="1" wp14:anchorId="3B4251C2" wp14:editId="19ABF292">
+              <wp:anchor distT="0" distB="0" distL="114300" distR="114300" simplePos="0" relativeHeight="251662848" behindDoc="0" locked="0" layoutInCell="1" allowOverlap="1" wp14:anchorId="5473CF6E" wp14:editId="0CADEBEC">
                 <wp:simplePos x="0" y="0"/>
                 <wp:positionH relativeFrom="column">
-                  <wp:posOffset>36195</wp:posOffset>
+                  <wp:posOffset>-11282</wp:posOffset>
                 </wp:positionH>
                 <wp:positionV relativeFrom="paragraph">
-                  <wp:posOffset>-6795135</wp:posOffset>
+                  <wp:posOffset>-184101</wp:posOffset>
                 </wp:positionV>
-                <wp:extent cx="3120390" cy="1776730"/>
-                <wp:effectExtent l="0" t="0" r="3810" b="0"/>
+                <wp:extent cx="3217545" cy="2290445"/>
+                <wp:effectExtent l="0" t="0" r="1905" b="0"/>
                 <wp:wrapTopAndBottom/>
-                <wp:docPr id="1009234925" name="Group 3"/>
+                <wp:docPr id="638460422" name="Group 4"/>
                 <wp:cNvGraphicFramePr/>
                 <a:graphic xmlns:a="http://schemas.openxmlformats.org/drawingml/2006/main">
                   <a:graphicData uri="http://schemas.microsoft.com/office/word/2010/wordprocessingGroup">
@@ -4705,29 +4733,35 @@
                       <wpg:grpSpPr>
                         <a:xfrm>
                           <a:off x="0" y="0"/>
-                          <a:ext cx="3120390" cy="1776730"/>
-                          <a:chOff x="-57150" y="45720"/>
-                          <a:chExt cx="3120390" cy="1776730"/>
+                          <a:ext cx="3217545" cy="2290445"/>
+                          <a:chOff x="0" y="-1"/>
+                          <a:chExt cx="3217545" cy="2290494"/>
                         </a:xfrm>
                       </wpg:grpSpPr>
                       <pic:pic xmlns:pic="http://schemas.openxmlformats.org/drawingml/2006/picture">
                         <pic:nvPicPr>
-                          <pic:cNvPr id="703359973" name="Picture 1576516411"/>
+                          <pic:cNvPr id="711833605" name="Picture 3"/>
                           <pic:cNvPicPr>
                             <a:picLocks noChangeAspect="1"/>
                           </pic:cNvPicPr>
                         </pic:nvPicPr>
-                        <pic:blipFill rotWithShape="1">
-                          <a:blip r:embed="rId15"/>
-                          <a:srcRect t="4121" b="5493"/>
+                        <pic:blipFill>
+                          <a:blip r:embed="rId15" cstate="print">
+                            <a:extLst>
+                              <a:ext uri="{28A0092B-C50C-407E-A947-70E740481C1C}">
+                                <a14:useLocalDpi xmlns:a14="http://schemas.microsoft.com/office/drawing/2010/main" val="0"/>
+                              </a:ext>
+                            </a:extLst>
+                          </a:blip>
+                          <a:srcRect/>
                           <a:stretch>
                             <a:fillRect/>
                           </a:stretch>
                         </pic:blipFill>
-                        <pic:spPr>
+                        <pic:spPr bwMode="auto">
                           <a:xfrm>
-                            <a:off x="0" y="45720"/>
-                            <a:ext cx="3063240" cy="1337310"/>
+                            <a:off x="278347" y="-1"/>
+                            <a:ext cx="2680879" cy="2016369"/>
                           </a:xfrm>
                           <a:prstGeom prst="rect">
                             <a:avLst/>
@@ -4735,12 +4769,12 @@
                         </pic:spPr>
                       </pic:pic>
                       <wps:wsp>
-                        <wps:cNvPr id="1971086079" name="Text Box 1"/>
+                        <wps:cNvPr id="2146317878" name="Text Box 1"/>
                         <wps:cNvSpPr txBox="1"/>
                         <wps:spPr>
                           <a:xfrm>
-                            <a:off x="-57150" y="1384300"/>
-                            <a:ext cx="3120390" cy="438150"/>
+                            <a:off x="0" y="1998393"/>
+                            <a:ext cx="3217545" cy="292100"/>
                           </a:xfrm>
                           <a:prstGeom prst="rect">
                             <a:avLst/>
@@ -4758,7 +4792,8 @@
                               <w:pPr>
                                 <w:pStyle w:val="Caption"/>
                               </w:pPr>
-                              <w:bookmarkStart w:id="13" w:name="_Ref232966552"/>
+                              <w:bookmarkStart w:id="11" w:name="_Ref232978231"/>
+                              <w:bookmarkStart w:id="12" w:name="_Ref232978221"/>
                               <w:r>
                                 <w:rPr>
                                   <w:b/>
@@ -4802,7 +4837,7 @@
                                 </w:rPr>
                                 <w:fldChar w:fldCharType="end"/>
                               </w:r>
-                              <w:bookmarkEnd w:id="13"/>
+                              <w:bookmarkEnd w:id="11"/>
                               <w:r>
                                 <w:rPr>
                                   <w:b/>
@@ -4811,10 +4846,10 @@
                                 <w:t>.</w:t>
                               </w:r>
                               <w:r>
-                                <w:t xml:space="preserve"> Closed (finite) decision space versus an open (continuous) decision space.</w:t>
+                                <w:t xml:space="preserve"> Decision making under partial observability (top), the first candidate decision (bottom).</w:t>
                               </w:r>
+                              <w:bookmarkEnd w:id="12"/>
                             </w:p>
-                            <w:p/>
                           </w:txbxContent>
                         </wps:txbx>
                         <wps:bodyPr rot="0" spcFirstLastPara="0" vertOverflow="overflow" horzOverflow="overflow" vert="horz" wrap="square" lIns="0" tIns="0" rIns="0" bIns="0" numCol="1" spcCol="0" rtlCol="0" fromWordArt="0" anchor="t" anchorCtr="0" forceAA="0" compatLnSpc="1">
@@ -4827,9 +4862,6 @@
                     </wpg:wgp>
                   </a:graphicData>
                 </a:graphic>
-                <wp14:sizeRelH relativeFrom="margin">
-                  <wp14:pctWidth>0</wp14:pctWidth>
-                </wp14:sizeRelH>
                 <wp14:sizeRelV relativeFrom="margin">
                   <wp14:pctHeight>0</wp14:pctHeight>
                 </wp14:sizeRelV>
@@ -4838,18 +4870,19 @@
           </mc:Choice>
           <mc:Fallback>
             <w:pict>
-              <v:group w14:anchorId="3B4251C2" id="Group 3" o:spid="_x0000_s1032" style="position:absolute;left:0;text-align:left;margin-left:2.85pt;margin-top:-535.05pt;width:245.7pt;height:139.9pt;z-index:251625984;mso-width-relative:margin;mso-height-relative:margin" coordorigin="-571,457" coordsize="31203,17767" o:gfxdata="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">
-                <v:shape id="Picture 1576516411" o:spid="_x0000_s1033" type="#_x0000_t75" style="position:absolute;top:457;width:30632;height:13373;visibility:visible;mso-wrap-style:square" o:gfxdata="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">
-                  <v:imagedata r:id="rId16" o:title="" croptop="2701f" cropbottom="3600f"/>
+              <v:group w14:anchorId="5473CF6E" id="_x0000_s1032" style="position:absolute;left:0;text-align:left;margin-left:-.9pt;margin-top:-14.5pt;width:253.35pt;height:180.35pt;z-index:251662848;mso-height-relative:margin" coordorigin="" coordsize="32175,22904" o:gfxdata="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">
+                <v:shape id="Picture 3" o:spid="_x0000_s1033" type="#_x0000_t75" style="position:absolute;left:2783;width:26809;height:20163;visibility:visible;mso-wrap-style:square" o:gfxdata="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">
+                  <v:imagedata r:id="rId16" o:title=""/>
                 </v:shape>
-                <v:shape id="_x0000_s1034" type="#_x0000_t202" style="position:absolute;left:-571;top:13843;width:31203;height:4381;visibility:visible;mso-wrap-style:square;v-text-anchor:top" o:gfxdata="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" stroked="f">
+                <v:shape id="_x0000_s1034" type="#_x0000_t202" style="position:absolute;top:19983;width:32175;height:2921;visibility:visible;mso-wrap-style:square;v-text-anchor:top" o:gfxdata="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" stroked="f">
                   <v:textbox style="mso-fit-shape-to-text:t" inset="0,0,0,0">
                     <w:txbxContent>
                       <w:p>
                         <w:pPr>
                           <w:pStyle w:val="Caption"/>
                         </w:pPr>
-                        <w:bookmarkStart w:id="14" w:name="_Ref232966552"/>
+                        <w:bookmarkStart w:id="13" w:name="_Ref232978231"/>
+                        <w:bookmarkStart w:id="14" w:name="_Ref232978221"/>
                         <w:r>
                           <w:rPr>
                             <w:b/>
@@ -4893,7 +4926,7 @@
                           </w:rPr>
                           <w:fldChar w:fldCharType="end"/>
                         </w:r>
-                        <w:bookmarkEnd w:id="14"/>
+                        <w:bookmarkEnd w:id="13"/>
                         <w:r>
                           <w:rPr>
                             <w:b/>
@@ -4902,10 +4935,10 @@
                           <w:t>.</w:t>
                         </w:r>
                         <w:r>
-                          <w:t xml:space="preserve"> Closed (finite) decision space versus an open (continuous) decision space.</w:t>
+                          <w:t xml:space="preserve"> Decision making under partial observability (top), the first candidate decision (bottom).</w:t>
                         </w:r>
+                        <w:bookmarkEnd w:id="14"/>
                       </w:p>
-                      <w:p/>
                     </w:txbxContent>
                   </v:textbox>
                 </v:shape>
@@ -4916,14 +4949,6 @@
         </mc:AlternateContent>
       </w:r>
       <w:r>
-        <w:t>C. Uncertainty and Partial Observability</w:t>
-      </w:r>
-    </w:p>
-    <w:p>
-      <w:pPr>
-        <w:pStyle w:val="PARAIndent"/>
-      </w:pPr>
-      <w:r>
         <w:t xml:space="preserve">A third line of work addresses the uncertainty inherent in incident data. Probabilistic models posit a distribution and reason about expectations, whereas Dempster–Shafer evidence theory </w:t>
       </w:r>
       <w:sdt>
@@ -4953,13 +4978,7 @@
         </w:sdtContent>
       </w:sdt>
       <w:r>
-        <w:t xml:space="preserve"> reasons over masses assigned to subsets of a frame of discernment. Both require prior distributions or calibrated masses, which are seldom available for the epistemic, non-</w:t>
-      </w:r>
-      <w:r>
-        <w:t>statistic</w:t>
-      </w:r>
-      <w:r>
-        <w:t xml:space="preserve"> uncertainty of wildfire sensing </w:t>
+        <w:t xml:space="preserve"> reasons over masses assigned to subsets of a frame of discernment. Both require prior distributions or calibrated masses, which are seldom available for the epistemic, non-statistic uncertainty of wildfire sensing </w:t>
       </w:r>
       <w:sdt>
         <w:sdtPr>
@@ -5020,19 +5039,21 @@
         </w:sdtContent>
       </w:sdt>
       <w:r>
-        <w:t>, in which the true state s ∈ S is hidden and only an observation drawn from a sensing model is available</w:t>
-      </w:r>
-      <w:r>
-        <w:t xml:space="preserve"> </w:t>
+        <w:t xml:space="preserve">, in which the true </w:t>
+      </w:r>
+      <w:proofErr w:type="spellStart"/>
+      <w:r>
+        <w:t>state s</w:t>
+      </w:r>
+      <w:proofErr w:type="spellEnd"/>
+      <w:r>
+        <w:t xml:space="preserve"> ∈ S is hidden and only an observation drawn from a sensing model is available </w:t>
       </w:r>
       <w:r>
         <w:fldChar w:fldCharType="begin"/>
       </w:r>
       <w:r>
-        <w:instrText xml:space="preserve"> REF _Ref232972268 \h </w:instrText>
-      </w:r>
-      <w:r>
-        <w:instrText xml:space="preserve"> \* MERGEFORMAT </w:instrText>
+        <w:instrText xml:space="preserve"> REF _Ref232972268 \h  \* MERGEFORMAT </w:instrText>
       </w:r>
       <w:r>
         <w:fldChar w:fldCharType="separate"/>
@@ -5053,19 +5074,13 @@
         <w:fldChar w:fldCharType="end"/>
       </w:r>
       <w:r>
-        <w:t xml:space="preserve"> </w:t>
-      </w:r>
-      <w:r>
-        <w:t>(</w:t>
+        <w:t xml:space="preserve"> (</w:t>
       </w:r>
       <w:r>
         <w:fldChar w:fldCharType="begin"/>
       </w:r>
       <w:r>
-        <w:instrText xml:space="preserve"> REF _Ref232978231 \h </w:instrText>
-      </w:r>
-      <w:r>
-        <w:instrText xml:space="preserve"> \* MERGEFORMAT </w:instrText>
+        <w:instrText xml:space="preserve"> REF _Ref232978231 \h  \* MERGEFORMAT </w:instrText>
       </w:r>
       <w:r>
         <w:fldChar w:fldCharType="separate"/>
@@ -5077,16 +5092,13 @@
         <w:rPr>
           <w:noProof/>
         </w:rPr>
-        <w:t>2</w:t>
+        <w:t>3</w:t>
       </w:r>
       <w:r>
         <w:fldChar w:fldCharType="end"/>
       </w:r>
       <w:r>
-        <w:t>, top)</w:t>
-      </w:r>
-      <w:r>
-        <w:t>.</w:t>
+        <w:t>, top).</w:t>
       </w:r>
     </w:p>
     <w:tbl>
@@ -5126,7 +5138,16 @@
                   <w:rPr>
                     <w:rFonts w:ascii="Cambria Math" w:hAnsi="Cambria Math"/>
                   </w:rPr>
-                  <m:t>o∼Z(o∣s), s∈S</m:t>
+                  <m:t>o∼Z(o∣s), s∈</m:t>
+                </m:r>
+                <m:r>
+                  <m:rPr>
+                    <m:scr m:val="script"/>
+                  </m:rPr>
+                  <w:rPr>
+                    <w:rFonts w:ascii="Cambria Math" w:hAnsi="Cambria Math"/>
+                  </w:rPr>
+                  <m:t>S</m:t>
                 </m:r>
               </m:oMath>
             </m:oMathPara>
@@ -5146,14 +5167,27 @@
             <w:r>
               <w:t xml:space="preserve">( </w:t>
             </w:r>
-            <w:fldSimple w:instr=" SEQ ( \* ARABIC ">
-              <w:r>
-                <w:rPr>
-                  <w:noProof/>
-                </w:rPr>
-                <w:t>8</w:t>
-              </w:r>
-            </w:fldSimple>
+            <w:r>
+              <w:fldChar w:fldCharType="begin"/>
+            </w:r>
+            <w:r>
+              <w:instrText xml:space="preserve"> SEQ ( \* ARABIC </w:instrText>
+            </w:r>
+            <w:r>
+              <w:fldChar w:fldCharType="separate"/>
+            </w:r>
+            <w:r>
+              <w:rPr>
+                <w:noProof/>
+              </w:rPr>
+              <w:t>8</w:t>
+            </w:r>
+            <w:r>
+              <w:rPr>
+                <w:noProof/>
+              </w:rPr>
+              <w:fldChar w:fldCharType="end"/>
+            </w:r>
             <w:r>
               <w:t xml:space="preserve"> )</w:t>
             </w:r>
@@ -5201,10 +5235,7 @@
         </w:sdtContent>
       </w:sdt>
       <w:r>
-        <w:t>, which accepts a candidate decision as soon as its estimated quality Q meets an adequacy threshold η, as in</w:t>
-      </w:r>
-      <w:r>
-        <w:t xml:space="preserve"> </w:t>
+        <w:t xml:space="preserve">, which accepts a candidate decision as soon as its estimated quality Q meets an adequacy threshold η, as in </w:t>
       </w:r>
       <w:r>
         <w:fldChar w:fldCharType="begin"/>
@@ -5240,10 +5271,7 @@
         <w:fldChar w:fldCharType="begin"/>
       </w:r>
       <w:r>
-        <w:instrText xml:space="preserve"> REF _Ref232978231 \h </w:instrText>
-      </w:r>
-      <w:r>
-        <w:instrText xml:space="preserve"> \* MERGEFORMAT </w:instrText>
+        <w:instrText xml:space="preserve"> REF _Ref232978231 \h  \* MERGEFORMAT </w:instrText>
       </w:r>
       <w:r>
         <w:fldChar w:fldCharType="separate"/>
@@ -5255,16 +5283,13 @@
         <w:rPr>
           <w:noProof/>
         </w:rPr>
-        <w:t>2</w:t>
+        <w:t>3</w:t>
       </w:r>
       <w:r>
         <w:fldChar w:fldCharType="end"/>
       </w:r>
       <w:r>
-        <w:t>, bottom)</w:t>
-      </w:r>
-      <w:r>
-        <w:t>.</w:t>
+        <w:t>, bottom).</w:t>
       </w:r>
     </w:p>
     <w:tbl>
@@ -5330,14 +5355,27 @@
             <w:r>
               <w:t xml:space="preserve">( </w:t>
             </w:r>
-            <w:fldSimple w:instr=" SEQ ( \* ARABIC ">
-              <w:r>
-                <w:rPr>
-                  <w:noProof/>
-                </w:rPr>
-                <w:t>9</w:t>
-              </w:r>
-            </w:fldSimple>
+            <w:r>
+              <w:fldChar w:fldCharType="begin"/>
+            </w:r>
+            <w:r>
+              <w:instrText xml:space="preserve"> SEQ ( \* ARABIC </w:instrText>
+            </w:r>
+            <w:r>
+              <w:fldChar w:fldCharType="separate"/>
+            </w:r>
+            <w:r>
+              <w:rPr>
+                <w:noProof/>
+              </w:rPr>
+              <w:t>9</w:t>
+            </w:r>
+            <w:r>
+              <w:rPr>
+                <w:noProof/>
+              </w:rPr>
+              <w:fldChar w:fldCharType="end"/>
+            </w:r>
             <w:r>
               <w:t xml:space="preserve"> )</w:t>
             </w:r>
@@ -5356,10 +5394,7 @@
         <w:pStyle w:val="PARAIndent"/>
       </w:pPr>
       <w:r>
-        <w:t>Stability of the resulting decisions under perturbed inputs can be characterized by Lipschitz continuity: a mapping f is L-Lipschitz when it satisfies</w:t>
-      </w:r>
-      <w:r>
-        <w:t xml:space="preserve"> </w:t>
+        <w:t xml:space="preserve">Stability of the resulting decisions under perturbed inputs can be characterized by Lipschitz continuity: a mapping f is L-Lipschitz when it satisfies </w:t>
       </w:r>
       <w:r>
         <w:fldChar w:fldCharType="begin"/>
@@ -5446,14 +5481,27 @@
             <w:r>
               <w:t xml:space="preserve">( </w:t>
             </w:r>
-            <w:fldSimple w:instr=" SEQ ( \* ARABIC ">
-              <w:r>
-                <w:rPr>
-                  <w:noProof/>
-                </w:rPr>
-                <w:t>10</w:t>
-              </w:r>
-            </w:fldSimple>
+            <w:r>
+              <w:fldChar w:fldCharType="begin"/>
+            </w:r>
+            <w:r>
+              <w:instrText xml:space="preserve"> SEQ ( \* ARABIC </w:instrText>
+            </w:r>
+            <w:r>
+              <w:fldChar w:fldCharType="separate"/>
+            </w:r>
+            <w:r>
+              <w:rPr>
+                <w:noProof/>
+              </w:rPr>
+              <w:t>10</w:t>
+            </w:r>
+            <w:r>
+              <w:rPr>
+                <w:noProof/>
+              </w:rPr>
+              <w:fldChar w:fldCharType="end"/>
+            </w:r>
             <w:r>
               <w:t xml:space="preserve"> )</w:t>
             </w:r>
@@ -5801,18 +5849,12 @@
         <w:rPr>
           <w:lang w:val="tr-TR"/>
         </w:rPr>
-        <w:instrText xml:space="preserve"> REF _Ref232977215 \h </w:instrText>
+        <w:instrText xml:space="preserve"> REF _Ref232977215 \h  \* MERGEFORMAT </w:instrText>
       </w:r>
       <w:r>
         <w:rPr>
           <w:lang w:val="tr-TR"/>
         </w:rPr>
-      </w:r>
-      <w:r>
-        <w:rPr>
-          <w:lang w:val="tr-TR"/>
-        </w:rPr>
-        <w:instrText xml:space="preserve"> \* MERGEFORMAT </w:instrText>
       </w:r>
       <w:r>
         <w:rPr>
@@ -5856,7 +5898,7 @@
         <mc:AlternateContent>
           <mc:Choice Requires="wpg">
             <w:drawing>
-              <wp:anchor distT="0" distB="0" distL="114300" distR="114300" simplePos="0" relativeHeight="251649536" behindDoc="0" locked="0" layoutInCell="1" allowOverlap="1" wp14:anchorId="582B8107" wp14:editId="4FE49ABB">
+              <wp:anchor distT="0" distB="0" distL="114300" distR="114300" simplePos="0" relativeHeight="251655680" behindDoc="0" locked="0" layoutInCell="1" allowOverlap="1" wp14:anchorId="582B8107" wp14:editId="4FE49ABB">
                 <wp:simplePos x="0" y="0"/>
                 <wp:positionH relativeFrom="column">
                   <wp:posOffset>953</wp:posOffset>
@@ -6014,7 +6056,7 @@
           </mc:Choice>
           <mc:Fallback>
             <w:pict>
-              <v:group w14:anchorId="582B8107" id="ArchFig" o:spid="_x0000_s1035" style="position:absolute;left:0;text-align:left;margin-left:.1pt;margin-top:340.3pt;width:250.45pt;height:126pt;z-index:251649536;mso-position-vertical-relative:margin;mso-width-relative:margin;mso-height-relative:margin" coordorigin="-1524,-702" coordsize="31822,20129" o:gfxdata="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&#